--- a/documentos/resources/relatorio-tecnico.docx
+++ b/documentos/resources/relatorio-tecnico.docx
@@ -1,45 +1,46 @@
 
 <file path=word/document.xml><?xml version="1.0" encoding="utf-8"?>
-<w:document xmlns:wpc="http://schemas.microsoft.com/office/word/2010/wordprocessingCanvas" xmlns:cx="http://schemas.microsoft.com/office/drawing/2014/chartex" xmlns:cx1="http://schemas.microsoft.com/office/drawing/2015/9/8/chartex" xmlns:cx2="http://schemas.microsoft.com/office/drawing/2015/10/21/chartex" xmlns:cx3="http://schemas.microsoft.com/office/drawing/2016/5/9/chartex" xmlns:cx4="http://schemas.microsoft.com/office/drawing/2016/5/10/chartex" xmlns:cx5="http://schemas.microsoft.com/office/drawing/2016/5/11/chartex" xmlns:cx6="http://schemas.microsoft.com/office/drawing/2016/5/12/chartex" xmlns:cx7="http://schemas.microsoft.com/office/drawing/2016/5/13/chartex" xmlns:cx8="http://schemas.microsoft.com/office/drawing/2016/5/14/chartex" xmlns:mc="http://schemas.openxmlformats.org/markup-compatibility/2006" xmlns:aink="http://schemas.microsoft.com/office/drawing/2016/ink" xmlns:am3d="http://schemas.microsoft.com/office/drawing/2017/model3d" xmlns:o="urn:schemas-microsoft-com:office:office" xmlns:oel="http://schemas.microsoft.com/office/2019/extlst" xmlns:r="http://schemas.openxmlformats.org/officeDocument/2006/relationships" xmlns:m="http://schemas.openxmlformats.org/officeDocument/2006/math" xmlns:v="urn:schemas-microsoft-com:vml" xmlns:wp14="http://schemas.microsoft.com/office/word/2010/wordprocessingDrawing" xmlns:wp="http://schemas.openxmlformats.org/drawingml/2006/wordprocessingDrawing" xmlns:w10="urn:schemas-microsoft-com:office:word" xmlns:w="http://schemas.openxmlformats.org/wordprocessingml/2006/main" xmlns:w14="http://schemas.microsoft.com/office/word/2010/wordml" xmlns:w15="http://schemas.microsoft.com/office/word/2012/wordml" xmlns:w16cex="http://schemas.microsoft.com/office/word/2018/wordml/cex" xmlns:w16cid="http://schemas.microsoft.com/office/word/2016/wordml/cid" xmlns:w16="http://schemas.microsoft.com/office/word/2018/wordml" xmlns:w16du="http://schemas.microsoft.com/office/word/2023/wordml/word16du" xmlns:w16sdtdh="http://schemas.microsoft.com/office/word/2020/wordml/sdtdatahash" xmlns:w16sdtfl="http://schemas.microsoft.com/office/word/2024/wordml/sdtformatlock" xmlns:w16se="http://schemas.microsoft.com/office/word/2015/wordml/symex" xmlns:wpg="http://schemas.microsoft.com/office/word/2010/wordprocessingGroup" xmlns:wpi="http://schemas.microsoft.com/office/word/2010/wordprocessingInk" xmlns:wne="http://schemas.microsoft.com/office/word/2006/wordml" xmlns:wps="http://schemas.microsoft.com/office/word/2010/wordprocessingShape" mc:Ignorable="w14 w15 w16se w16cid w16 w16cex w16sdtdh w16sdtfl w16du wp14">
+<w:document xmlns:o="urn:schemas-microsoft-com:office:office" xmlns:r="http://schemas.openxmlformats.org/officeDocument/2006/relationships" xmlns:v="urn:schemas-microsoft-com:vml" xmlns:w="http://schemas.openxmlformats.org/wordprocessingml/2006/main" xmlns:w10="urn:schemas-microsoft-com:office:word" xmlns:wp="http://schemas.openxmlformats.org/drawingml/2006/wordprocessingDrawing" xmlns:pic="http://schemas.openxmlformats.org/drawingml/2006/picture" xmlns:wps="http://schemas.microsoft.com/office/word/2010/wordprocessingShape" xmlns:wpg="http://schemas.microsoft.com/office/word/2010/wordprocessingGroup" xmlns:mc="http://schemas.openxmlformats.org/markup-compatibility/2006" xmlns:wp14="http://schemas.microsoft.com/office/word/2010/wordprocessingDrawing" xmlns:w14="http://schemas.microsoft.com/office/word/2010/wordml" xmlns:w15="http://schemas.microsoft.com/office/word/2012/wordml" mc:Ignorable="w14 wp14 w15">
   <w:body>
     <w:p>
       <w:pPr>
-        <w:widowControl w:val="0"/>
-        <w:pBdr>
-          <w:top w:val="nil"/>
-          <w:left w:val="nil"/>
-          <w:bottom w:val="nil"/>
-          <w:right w:val="nil"/>
-          <w:between w:val="nil"/>
-        </w:pBdr>
+        <w:pStyle w:val="Normal"/>
+        <w:widowControl w:val="false"/>
+        <w:pBdr/>
         <w:tabs>
-          <w:tab w:val="right" w:pos="10260"/>
+          <w:tab w:val="clear" w:pos="720"/>
+          <w:tab w:val="right" w:pos="10260" w:leader="none"/>
         </w:tabs>
-        <w:ind w:left="-90"/>
+        <w:ind w:start="-90"/>
         <w:jc w:val="both"/>
         <w:rPr>
           <w:rFonts w:ascii="Arial" w:hAnsi="Arial" w:eastAsia="Arial" w:cs="Arial"/>
-          <w:color w:val="000000" w:themeColor="text1"/>
+          <w:color w:themeColor="text1" w:val="000000"/>
           <w:sz w:val="20"/>
           <w:szCs w:val="20"/>
           <w:lang w:val="en-US"/>
         </w:rPr>
       </w:pPr>
+      <w:r>
+        <w:rPr>
+          <w:rFonts w:eastAsia="Arial" w:cs="Arial" w:ascii="Arial" w:hAnsi="Arial"/>
+          <w:color w:themeColor="text1" w:val="000000"/>
+          <w:sz w:val="20"/>
+          <w:szCs w:val="20"/>
+          <w:lang w:val="en-US"/>
+        </w:rPr>
+      </w:r>
     </w:p>
     <w:p>
       <w:pPr>
-        <w:widowControl w:val="0"/>
-        <w:pBdr>
-          <w:top w:val="nil"/>
-          <w:left w:val="nil"/>
-          <w:bottom w:val="nil"/>
-          <w:right w:val="nil"/>
-          <w:between w:val="nil"/>
-        </w:pBdr>
+        <w:pStyle w:val="Normal"/>
+        <w:widowControl w:val="false"/>
+        <w:pBdr/>
         <w:tabs>
-          <w:tab w:val="right" w:pos="10260"/>
+          <w:tab w:val="clear" w:pos="720"/>
+          <w:tab w:val="right" w:pos="10260" w:leader="none"/>
         </w:tabs>
-        <w:ind w:left="-90"/>
+        <w:ind w:start="-90"/>
         <w:jc w:val="both"/>
         <w:rPr>
           <w:rFonts w:ascii="Times New Roman" w:hAnsi="Times New Roman" w:eastAsia="Times New Roman" w:cs="Times New Roman"/>
@@ -49,7 +50,7 @@
       </w:pPr>
       <w:r>
         <w:rPr>
-          <w:rFonts w:ascii="Arial" w:hAnsi="Arial" w:eastAsia="Arial" w:cs="Arial"/>
+          <w:rFonts w:eastAsia="Arial" w:cs="Arial" w:ascii="Arial" w:hAnsi="Arial"/>
           <w:color w:val="000000"/>
           <w:sz w:val="20"/>
           <w:szCs w:val="20"/>
@@ -59,7 +60,7 @@
       </w:r>
       <w:r>
         <w:rPr>
-          <w:rFonts w:ascii="Arial" w:hAnsi="Arial" w:eastAsia="Arial" w:cs="Arial"/>
+          <w:rFonts w:eastAsia="Arial" w:cs="Arial" w:ascii="Arial" w:hAnsi="Arial"/>
           <w:color w:val="C9211E"/>
           <w:sz w:val="20"/>
           <w:szCs w:val="20"/>
@@ -69,7 +70,7 @@
       </w:r>
       <w:r>
         <w:rPr>
-          <w:rFonts w:ascii="Arial" w:hAnsi="Arial" w:eastAsia="Arial" w:cs="Arial"/>
+          <w:rFonts w:eastAsia="Arial" w:cs="Arial" w:ascii="Arial" w:hAnsi="Arial"/>
           <w:color w:val="000000"/>
           <w:sz w:val="20"/>
           <w:szCs w:val="20"/>
@@ -79,14 +80,14 @@
       </w:r>
       <w:r>
         <w:rPr>
-          <w:rFonts w:ascii="Times New Roman" w:hAnsi="Times New Roman" w:eastAsia="Times New Roman" w:cs="Times New Roman"/>
+          <w:rFonts w:eastAsia="Times New Roman" w:cs="Times New Roman" w:ascii="Times New Roman" w:hAnsi="Times New Roman"/>
           <w:color w:val="000000"/>
         </w:rPr>
         <w:tab/>
       </w:r>
       <w:r>
         <w:rPr>
-          <w:rFonts w:ascii="Arial" w:hAnsi="Arial" w:eastAsia="Arial" w:cs="Arial"/>
+          <w:rFonts w:eastAsia="Arial" w:cs="Arial" w:ascii="Arial" w:hAnsi="Arial"/>
           <w:color w:val="000000"/>
           <w:sz w:val="20"/>
           <w:szCs w:val="20"/>
@@ -97,16 +98,12 @@
     </w:p>
     <w:p>
       <w:pPr>
-        <w:widowControl w:val="0"/>
-        <w:pBdr>
-          <w:top w:val="nil"/>
-          <w:left w:val="nil"/>
-          <w:bottom w:val="nil"/>
-          <w:right w:val="nil"/>
-          <w:between w:val="nil"/>
-        </w:pBdr>
+        <w:pStyle w:val="Normal"/>
+        <w:widowControl w:val="false"/>
+        <w:pBdr/>
         <w:tabs>
-          <w:tab w:val="right" w:pos="10260"/>
+          <w:tab w:val="clear" w:pos="720"/>
+          <w:tab w:val="right" w:pos="10260" w:leader="none"/>
         </w:tabs>
         <w:jc w:val="both"/>
         <w:rPr>
@@ -116,17 +113,20 @@
           <w:szCs w:val="20"/>
         </w:rPr>
       </w:pPr>
+      <w:r>
+        <w:rPr>
+          <w:rFonts w:eastAsia="Arial" w:cs="Arial" w:ascii="Arial" w:hAnsi="Arial"/>
+          <w:color w:val="000000"/>
+          <w:sz w:val="20"/>
+          <w:szCs w:val="20"/>
+        </w:rPr>
+      </w:r>
     </w:p>
     <w:p>
       <w:pPr>
-        <w:widowControl w:val="0"/>
-        <w:pBdr>
-          <w:top w:val="nil"/>
-          <w:left w:val="nil"/>
-          <w:bottom w:val="nil"/>
-          <w:right w:val="nil"/>
-          <w:between w:val="nil"/>
-        </w:pBdr>
+        <w:pStyle w:val="Normal"/>
+        <w:widowControl w:val="false"/>
+        <w:pBdr/>
         <w:jc w:val="center"/>
         <w:rPr>
           <w:rFonts w:ascii="Arial" w:hAnsi="Arial" w:eastAsia="Arial" w:cs="Arial"/>
@@ -138,18 +138,24 @@
           <w:u w:val="single"/>
         </w:rPr>
       </w:pPr>
+      <w:r>
+        <w:rPr>
+          <w:rFonts w:eastAsia="Arial" w:cs="Arial" w:ascii="Arial" w:hAnsi="Arial"/>
+          <w:b/>
+          <w:bCs/>
+          <w:color w:val="000000"/>
+          <w:sz w:val="22"/>
+          <w:szCs w:val="22"/>
+          <w:u w:val="single"/>
+        </w:rPr>
+      </w:r>
     </w:p>
     <w:p>
       <w:pPr>
-        <w:widowControl w:val="0"/>
-        <w:pBdr>
-          <w:top w:val="nil"/>
-          <w:left w:val="nil"/>
-          <w:bottom w:val="nil"/>
-          <w:right w:val="nil"/>
-          <w:between w:val="nil"/>
-        </w:pBdr>
-        <w:spacing w:line="480" w:lineRule="auto"/>
+        <w:pStyle w:val="Normal"/>
+        <w:widowControl w:val="false"/>
+        <w:pBdr/>
+        <w:spacing w:lineRule="auto" w:line="480"/>
         <w:ind w:firstLine="15"/>
         <w:jc w:val="center"/>
         <w:rPr>
@@ -164,6 +170,267 @@
       </w:pPr>
       <w:r>
         <w:rPr>
+          <w:rFonts w:eastAsia="Arial" w:cs="Arial" w:ascii="Arial" w:hAnsi="Arial"/>
+          <w:b/>
+          <w:bCs/>
+          <w:color w:val="000000"/>
+          <w:sz w:val="20"/>
+          <w:szCs w:val="20"/>
+          <w:u w:val="single"/>
+        </w:rPr>
+        <w:t>RELATÓRIO TÉCNICO DE VIAGEM</w:t>
+      </w:r>
+    </w:p>
+    <w:tbl>
+      <w:tblPr>
+        <w:tblStyle w:val="a"/>
+        <w:tblW w:w="10548" w:type="dxa"/>
+        <w:jc w:val="start"/>
+        <w:tblInd w:w="0" w:type="dxa"/>
+        <w:tblLayout w:type="fixed"/>
+        <w:tblCellMar>
+          <w:top w:w="0" w:type="dxa"/>
+          <w:start w:w="108" w:type="dxa"/>
+          <w:bottom w:w="0" w:type="dxa"/>
+          <w:end w:w="108" w:type="dxa"/>
+        </w:tblCellMar>
+        <w:tblLook w:val="0600" w:firstRow="0" w:noVBand="1" w:lastRow="0" w:firstColumn="0" w:lastColumn="0" w:noHBand="1"/>
+      </w:tblPr>
+      <w:tblGrid>
+        <w:gridCol w:w="2088"/>
+        <w:gridCol w:w="8460"/>
+      </w:tblGrid>
+      <w:tr>
+        <w:trPr>
+          <w:trHeight w:val="360" w:hRule="atLeast"/>
+        </w:trPr>
+        <w:tc>
+          <w:tcPr>
+            <w:tcW w:w="2088" w:type="dxa"/>
+            <w:tcBorders>
+              <w:top w:val="single" w:sz="4" w:space="0" w:color="000000"/>
+              <w:start w:val="single" w:sz="4" w:space="0" w:color="000000"/>
+              <w:bottom w:val="single" w:sz="4" w:space="0" w:color="000000"/>
+              <w:end w:val="single" w:sz="4" w:space="0" w:color="000000"/>
+            </w:tcBorders>
+            <w:shd w:color="auto" w:fill="FFFFFF" w:themeFill="background1" w:val="clear"/>
+            <w:vAlign w:val="center"/>
+          </w:tcPr>
+          <w:p>
+            <w:pPr>
+              <w:pStyle w:val="Normal"/>
+              <w:widowControl w:val="false"/>
+              <w:pBdr/>
+              <w:spacing w:lineRule="auto" w:line="276"/>
+              <w:jc w:val="center"/>
+              <w:rPr>
+                <w:rFonts w:ascii="Arial" w:hAnsi="Arial" w:eastAsia="Arial" w:cs="Arial"/>
+                <w:b/>
+                <w:bCs/>
+                <w:color w:val="000000"/>
+                <w:sz w:val="20"/>
+                <w:szCs w:val="20"/>
+              </w:rPr>
+            </w:pPr>
+            <w:r>
+              <w:rPr>
+                <w:rFonts w:eastAsia="Arial" w:cs="Arial" w:ascii="Arial" w:hAnsi="Arial"/>
+                <w:b/>
+                <w:bCs/>
+                <w:color w:val="000000"/>
+                <w:sz w:val="20"/>
+                <w:szCs w:val="20"/>
+              </w:rPr>
+              <w:t>Nome</w:t>
+            </w:r>
+          </w:p>
+        </w:tc>
+        <w:tc>
+          <w:tcPr>
+            <w:tcW w:w="8460" w:type="dxa"/>
+            <w:tcBorders>
+              <w:top w:val="single" w:sz="4" w:space="0" w:color="000000"/>
+              <w:start w:val="single" w:sz="4" w:space="0" w:color="000000"/>
+              <w:bottom w:val="single" w:sz="4" w:space="0" w:color="000000"/>
+              <w:end w:val="single" w:sz="4" w:space="0" w:color="000000"/>
+            </w:tcBorders>
+            <w:vAlign w:val="center"/>
+          </w:tcPr>
+          <w:p>
+            <w:pPr>
+              <w:pStyle w:val="Normal"/>
+              <w:widowControl w:val="false"/>
+              <w:pBdr/>
+              <w:rPr>
+                <w:rFonts w:ascii="Arial" w:hAnsi="Arial" w:eastAsia="Arial" w:cs="Arial"/>
+                <w:b/>
+                <w:bCs/>
+                <w:color w:val="000000"/>
+                <w:sz w:val="20"/>
+                <w:szCs w:val="20"/>
+                <w:lang w:val="en-US"/>
+              </w:rPr>
+            </w:pPr>
+            <w:r>
+              <w:rPr>
+                <w:rFonts w:eastAsia="Arial" w:cs="Arial" w:ascii="Arial" w:hAnsi="Arial"/>
+                <w:b/>
+                <w:bCs/>
+                <w:color w:val="000000"/>
+                <w:sz w:val="20"/>
+                <w:szCs w:val="20"/>
+                <w:lang w:val="en-US"/>
+              </w:rPr>
+              <w:t>{{nome_servidor}}</w:t>
+            </w:r>
+          </w:p>
+        </w:tc>
+      </w:tr>
+      <w:tr>
+        <w:trPr>
+          <w:trHeight w:val="375" w:hRule="atLeast"/>
+        </w:trPr>
+        <w:tc>
+          <w:tcPr>
+            <w:tcW w:w="2088" w:type="dxa"/>
+            <w:tcBorders>
+              <w:top w:val="single" w:sz="4" w:space="0" w:color="000000"/>
+              <w:start w:val="single" w:sz="4" w:space="0" w:color="000000"/>
+              <w:bottom w:val="single" w:sz="4" w:space="0" w:color="000000"/>
+              <w:end w:val="single" w:sz="4" w:space="0" w:color="000000"/>
+            </w:tcBorders>
+            <w:shd w:color="auto" w:fill="FFFFFF" w:themeFill="background1" w:val="clear"/>
+            <w:vAlign w:val="center"/>
+          </w:tcPr>
+          <w:p>
+            <w:pPr>
+              <w:pStyle w:val="Normal"/>
+              <w:widowControl w:val="false"/>
+              <w:pBdr/>
+              <w:jc w:val="center"/>
+              <w:rPr>
+                <w:rFonts w:ascii="Arial" w:hAnsi="Arial" w:eastAsia="Arial" w:cs="Arial"/>
+                <w:b/>
+                <w:bCs/>
+                <w:color w:val="000000"/>
+                <w:sz w:val="20"/>
+                <w:szCs w:val="20"/>
+              </w:rPr>
+            </w:pPr>
+            <w:r>
+              <w:rPr>
+                <w:rFonts w:eastAsia="Arial" w:cs="Arial" w:ascii="Arial" w:hAnsi="Arial"/>
+                <w:b/>
+                <w:bCs/>
+                <w:color w:val="000000"/>
+                <w:sz w:val="20"/>
+                <w:szCs w:val="20"/>
+              </w:rPr>
+              <w:t>CPF</w:t>
+            </w:r>
+          </w:p>
+        </w:tc>
+        <w:tc>
+          <w:tcPr>
+            <w:tcW w:w="8460" w:type="dxa"/>
+            <w:tcBorders>
+              <w:top w:val="single" w:sz="4" w:space="0" w:color="000000"/>
+              <w:start w:val="single" w:sz="4" w:space="0" w:color="000000"/>
+              <w:bottom w:val="single" w:sz="4" w:space="0" w:color="000000"/>
+              <w:end w:val="single" w:sz="4" w:space="0" w:color="000000"/>
+            </w:tcBorders>
+            <w:vAlign w:val="center"/>
+          </w:tcPr>
+          <w:p>
+            <w:pPr>
+              <w:pStyle w:val="Normal"/>
+              <w:widowControl w:val="false"/>
+              <w:pBdr/>
+              <w:rPr>
+                <w:rFonts w:ascii="Arial" w:hAnsi="Arial" w:eastAsia="Arial" w:cs="Arial"/>
+                <w:b/>
+                <w:bCs/>
+                <w:color w:val="000000"/>
+                <w:sz w:val="20"/>
+                <w:szCs w:val="20"/>
+                <w:lang w:val="en-US"/>
+              </w:rPr>
+            </w:pPr>
+            <w:r>
+              <w:rPr>
+                <w:rFonts w:eastAsia="Arial" w:cs="Arial" w:ascii="Arial" w:hAnsi="Arial"/>
+                <w:b/>
+                <w:bCs/>
+                <w:color w:val="000000"/>
+                <w:sz w:val="20"/>
+                <w:szCs w:val="20"/>
+                <w:lang w:val="en-US"/>
+              </w:rPr>
+              <w:t>{{</w:t>
+            </w:r>
+            <w:r>
+              <w:rPr>
+                <w:rFonts w:eastAsia="Arial" w:cs="Arial" w:ascii="Arial" w:hAnsi="Arial"/>
+                <w:b/>
+                <w:bCs/>
+                <w:color w:val="000000"/>
+                <w:sz w:val="20"/>
+                <w:szCs w:val="20"/>
+                <w:lang w:val="en-US"/>
+              </w:rPr>
+              <w:t>cpf</w:t>
+            </w:r>
+            <w:r>
+              <w:rPr>
+                <w:rFonts w:eastAsia="Arial" w:cs="Arial" w:ascii="Arial" w:hAnsi="Arial"/>
+                <w:b/>
+                <w:bCs/>
+                <w:color w:val="000000"/>
+                <w:sz w:val="20"/>
+                <w:szCs w:val="20"/>
+                <w:lang w:val="en-US"/>
+              </w:rPr>
+              <w:t>_servidor}}</w:t>
+            </w:r>
+          </w:p>
+        </w:tc>
+      </w:tr>
+    </w:tbl>
+    <w:p>
+      <w:pPr>
+        <w:pStyle w:val="Normal"/>
+        <w:widowControl w:val="false"/>
+        <w:pBdr/>
+        <w:ind w:firstLine="15"/>
+        <w:jc w:val="center"/>
+        <w:rPr>
+          <w:rFonts w:ascii="Arial" w:hAnsi="Arial" w:eastAsia="Arial" w:cs="Arial"/>
+          <w:b/>
+          <w:bCs/>
+          <w:color w:val="000000"/>
+          <w:sz w:val="16"/>
+          <w:szCs w:val="16"/>
+        </w:rPr>
+      </w:pPr>
+      <w:r>
+        <w:rPr>
+          <w:rFonts w:eastAsia="Arial" w:cs="Arial" w:ascii="Arial" w:hAnsi="Arial"/>
+          <w:b/>
+          <w:bCs/>
+          <w:color w:val="000000"/>
+          <w:sz w:val="16"/>
+          <w:szCs w:val="16"/>
+        </w:rPr>
+      </w:r>
+    </w:p>
+    <w:p>
+      <w:pPr>
+        <w:pStyle w:val="Normal"/>
+        <w:widowControl w:val="false"/>
+        <w:pBdr/>
+        <w:spacing w:lineRule="auto" w:line="480"/>
+        <w:jc w:val="center"/>
+        <w:rPr>
           <w:rFonts w:ascii="Arial" w:hAnsi="Arial" w:eastAsia="Arial" w:cs="Arial"/>
           <w:b/>
           <w:bCs/>
@@ -172,243 +439,10 @@
           <w:szCs w:val="20"/>
           <w:u w:val="single"/>
         </w:rPr>
-        <w:t>RELATÓRIO TÉCNICO DE VIAGEM</w:t>
-      </w:r>
-    </w:p>
-    <w:tbl>
-      <w:tblPr>
-        <w:tblStyle w:val="a"/>
-        <w:tblW w:w="10548" w:type="dxa"/>
-        <w:tblBorders>
-          <w:top w:val="single" w:color="000000" w:sz="4" w:space="0"/>
-          <w:left w:val="single" w:color="000000" w:sz="4" w:space="0"/>
-          <w:bottom w:val="single" w:color="000000" w:sz="4" w:space="0"/>
-          <w:right w:val="single" w:color="000000" w:sz="4" w:space="0"/>
-          <w:insideH w:val="single" w:color="000000" w:sz="4" w:space="0"/>
-          <w:insideV w:val="single" w:color="000000" w:sz="4" w:space="0"/>
-        </w:tblBorders>
-        <w:tblLayout w:type="fixed"/>
-        <w:tblLook w:val="0600" w:firstRow="0" w:lastRow="0" w:firstColumn="0" w:lastColumn="0" w:noHBand="1" w:noVBand="1"/>
-      </w:tblPr>
-      <w:tblGrid>
-        <w:gridCol w:w="2088"/>
-        <w:gridCol w:w="8460"/>
-      </w:tblGrid>
-      <w:tr>
-        <w:trPr>
-          <w:trHeight w:val="360"/>
-        </w:trPr>
-        <w:tc>
-          <w:tcPr>
-            <w:tcW w:w="2088" w:type="dxa"/>
-            <w:shd w:val="clear" w:color="auto" w:fill="FFFFFF" w:themeFill="background1"/>
-            <w:vAlign w:val="center"/>
-          </w:tcPr>
-          <w:p>
-            <w:pPr>
-              <w:widowControl w:val="0"/>
-              <w:pBdr>
-                <w:top w:val="nil"/>
-                <w:left w:val="nil"/>
-                <w:bottom w:val="nil"/>
-                <w:right w:val="nil"/>
-                <w:between w:val="nil"/>
-              </w:pBdr>
-              <w:spacing w:line="276" w:lineRule="auto"/>
-              <w:jc w:val="center"/>
-              <w:rPr>
-                <w:rFonts w:ascii="Arial" w:hAnsi="Arial" w:eastAsia="Arial" w:cs="Arial"/>
-                <w:b/>
-                <w:bCs/>
-                <w:color w:val="000000"/>
-                <w:sz w:val="20"/>
-                <w:szCs w:val="20"/>
-              </w:rPr>
-            </w:pPr>
-            <w:r>
-              <w:rPr>
-                <w:rFonts w:ascii="Arial" w:hAnsi="Arial" w:eastAsia="Arial" w:cs="Arial"/>
-                <w:b/>
-                <w:bCs/>
-                <w:color w:val="000000"/>
-                <w:sz w:val="20"/>
-                <w:szCs w:val="20"/>
-              </w:rPr>
-              <w:t>Nome</w:t>
-            </w:r>
-          </w:p>
-        </w:tc>
-        <w:tc>
-          <w:tcPr>
-            <w:tcW w:w="8460" w:type="dxa"/>
-            <w:vAlign w:val="center"/>
-          </w:tcPr>
-          <w:p>
-            <w:pPr>
-              <w:widowControl w:val="0"/>
-              <w:pBdr>
-                <w:top w:val="nil"/>
-                <w:left w:val="nil"/>
-                <w:bottom w:val="nil"/>
-                <w:right w:val="nil"/>
-                <w:between w:val="nil"/>
-              </w:pBdr>
-              <w:rPr>
-                <w:rFonts w:ascii="Arial" w:hAnsi="Arial" w:eastAsia="Arial" w:cs="Arial"/>
-                <w:b/>
-                <w:bCs/>
-                <w:color w:val="000000"/>
-                <w:sz w:val="20"/>
-                <w:szCs w:val="20"/>
-                <w:lang w:val="en-US"/>
-              </w:rPr>
-            </w:pPr>
-            <w:r>
-              <w:rPr>
-                <w:rFonts w:ascii="Arial" w:hAnsi="Arial" w:eastAsia="Arial" w:cs="Arial"/>
-                <w:b/>
-                <w:bCs/>
-                <w:color w:val="000000"/>
-                <w:sz w:val="20"/>
-                <w:szCs w:val="20"/>
-                <w:lang w:val="en-US"/>
-              </w:rPr>
-              <w:t>{{nome_servidor}}</w:t>
-            </w:r>
-          </w:p>
-        </w:tc>
-      </w:tr>
-      <w:tr>
-        <w:trPr>
-          <w:trHeight w:val="375"/>
-        </w:trPr>
-        <w:tc>
-          <w:tcPr>
-            <w:tcW w:w="2088" w:type="dxa"/>
-            <w:shd w:val="clear" w:color="auto" w:fill="FFFFFF" w:themeFill="background1"/>
-            <w:vAlign w:val="center"/>
-          </w:tcPr>
-          <w:p>
-            <w:pPr>
-              <w:widowControl w:val="0"/>
-              <w:pBdr>
-                <w:top w:val="nil"/>
-                <w:left w:val="nil"/>
-                <w:bottom w:val="nil"/>
-                <w:right w:val="nil"/>
-                <w:between w:val="nil"/>
-              </w:pBdr>
-              <w:jc w:val="center"/>
-              <w:rPr>
-                <w:rFonts w:ascii="Arial" w:hAnsi="Arial" w:eastAsia="Arial" w:cs="Arial"/>
-                <w:b/>
-                <w:bCs/>
-                <w:color w:val="000000"/>
-                <w:sz w:val="20"/>
-                <w:szCs w:val="20"/>
-              </w:rPr>
-            </w:pPr>
-            <w:r>
-              <w:rPr>
-                <w:rFonts w:ascii="Arial" w:hAnsi="Arial" w:eastAsia="Arial" w:cs="Arial"/>
-                <w:b/>
-                <w:bCs/>
-                <w:color w:val="000000"/>
-                <w:sz w:val="20"/>
-                <w:szCs w:val="20"/>
-              </w:rPr>
-              <w:t>RG</w:t>
-            </w:r>
-          </w:p>
-        </w:tc>
-        <w:tc>
-          <w:tcPr>
-            <w:tcW w:w="8460" w:type="dxa"/>
-            <w:vAlign w:val="center"/>
-          </w:tcPr>
-          <w:p>
-            <w:pPr>
-              <w:widowControl w:val="0"/>
-              <w:pBdr>
-                <w:top w:val="nil"/>
-                <w:left w:val="nil"/>
-                <w:bottom w:val="nil"/>
-                <w:right w:val="nil"/>
-                <w:between w:val="nil"/>
-              </w:pBdr>
-              <w:rPr>
-                <w:rFonts w:ascii="Arial" w:hAnsi="Arial" w:eastAsia="Arial" w:cs="Arial"/>
-                <w:b/>
-                <w:bCs/>
-                <w:color w:val="000000"/>
-                <w:sz w:val="20"/>
-                <w:szCs w:val="20"/>
-                <w:lang w:val="en-US"/>
-              </w:rPr>
-            </w:pPr>
-            <w:r>
-              <w:rPr>
-                <w:rFonts w:ascii="Arial" w:hAnsi="Arial" w:eastAsia="Arial" w:cs="Arial"/>
-                <w:b/>
-                <w:bCs/>
-                <w:color w:val="000000"/>
-                <w:sz w:val="20"/>
-                <w:szCs w:val="20"/>
-                <w:lang w:val="en-US"/>
-              </w:rPr>
-              <w:t>{{rg_servidor}}</w:t>
-            </w:r>
-          </w:p>
-        </w:tc>
-      </w:tr>
-    </w:tbl>
-    <w:p>
-      <w:pPr>
-        <w:widowControl w:val="0"/>
-        <w:pBdr>
-          <w:top w:val="nil"/>
-          <w:left w:val="nil"/>
-          <w:bottom w:val="nil"/>
-          <w:right w:val="nil"/>
-          <w:between w:val="nil"/>
-        </w:pBdr>
-        <w:ind w:firstLine="15"/>
-        <w:jc w:val="center"/>
-        <w:rPr>
-          <w:rFonts w:ascii="Arial" w:hAnsi="Arial" w:eastAsia="Arial" w:cs="Arial"/>
-          <w:b/>
-          <w:bCs/>
-          <w:color w:val="000000"/>
-          <w:sz w:val="16"/>
-          <w:szCs w:val="16"/>
-        </w:rPr>
-      </w:pPr>
-    </w:p>
-    <w:p>
-      <w:pPr>
-        <w:widowControl w:val="0"/>
-        <w:pBdr>
-          <w:top w:val="nil"/>
-          <w:left w:val="nil"/>
-          <w:bottom w:val="nil"/>
-          <w:right w:val="nil"/>
-          <w:between w:val="nil"/>
-        </w:pBdr>
-        <w:spacing w:line="480" w:lineRule="auto"/>
-        <w:jc w:val="center"/>
-        <w:rPr>
-          <w:rFonts w:ascii="Arial" w:hAnsi="Arial" w:eastAsia="Arial" w:cs="Arial"/>
-          <w:b/>
-          <w:bCs/>
-          <w:color w:val="000000"/>
-          <w:sz w:val="20"/>
-          <w:szCs w:val="20"/>
-          <w:u w:val="single"/>
-        </w:rPr>
       </w:pPr>
       <w:r>
         <w:rPr>
-          <w:rFonts w:ascii="Arial" w:hAnsi="Arial" w:eastAsia="Arial" w:cs="Arial"/>
+          <w:rFonts w:eastAsia="Arial" w:cs="Arial" w:ascii="Arial" w:hAnsi="Arial"/>
           <w:b/>
           <w:bCs/>
           <w:color w:val="000000"/>
@@ -423,16 +457,16 @@
       <w:tblPr>
         <w:tblStyle w:val="a0"/>
         <w:tblW w:w="10548" w:type="dxa"/>
-        <w:tblBorders>
-          <w:top w:val="single" w:color="000000" w:sz="4" w:space="0"/>
-          <w:left w:val="single" w:color="000000" w:sz="4" w:space="0"/>
-          <w:bottom w:val="single" w:color="000000" w:sz="4" w:space="0"/>
-          <w:right w:val="single" w:color="000000" w:sz="4" w:space="0"/>
-          <w:insideH w:val="single" w:color="000000" w:sz="4" w:space="0"/>
-          <w:insideV w:val="single" w:color="000000" w:sz="4" w:space="0"/>
-        </w:tblBorders>
+        <w:jc w:val="start"/>
+        <w:tblInd w:w="0" w:type="dxa"/>
         <w:tblLayout w:type="fixed"/>
-        <w:tblLook w:val="0600" w:firstRow="0" w:lastRow="0" w:firstColumn="0" w:lastColumn="0" w:noHBand="1" w:noVBand="1"/>
+        <w:tblCellMar>
+          <w:top w:w="0" w:type="dxa"/>
+          <w:start w:w="108" w:type="dxa"/>
+          <w:bottom w:w="0" w:type="dxa"/>
+          <w:end w:w="108" w:type="dxa"/>
+        </w:tblCellMar>
+        <w:tblLook w:val="0600" w:firstRow="0" w:noVBand="1" w:lastRow="0" w:firstColumn="0" w:lastColumn="0" w:noHBand="1"/>
       </w:tblPr>
       <w:tblGrid>
         <w:gridCol w:w="5274"/>
@@ -440,25 +474,26 @@
       </w:tblGrid>
       <w:tr>
         <w:trPr>
-          <w:trHeight w:val="360"/>
+          <w:trHeight w:val="360" w:hRule="atLeast"/>
         </w:trPr>
         <w:tc>
           <w:tcPr>
             <w:tcW w:w="5274" w:type="dxa"/>
-            <w:shd w:val="clear" w:color="auto" w:fill="FFFFFF" w:themeFill="background1"/>
+            <w:tcBorders>
+              <w:top w:val="single" w:sz="4" w:space="0" w:color="000000"/>
+              <w:start w:val="single" w:sz="4" w:space="0" w:color="000000"/>
+              <w:bottom w:val="single" w:sz="4" w:space="0" w:color="000000"/>
+              <w:end w:val="single" w:sz="4" w:space="0" w:color="000000"/>
+            </w:tcBorders>
+            <w:shd w:color="auto" w:fill="FFFFFF" w:themeFill="background1" w:val="clear"/>
             <w:vAlign w:val="center"/>
           </w:tcPr>
           <w:p>
             <w:pPr>
-              <w:widowControl w:val="0"/>
-              <w:pBdr>
-                <w:top w:val="nil"/>
-                <w:left w:val="nil"/>
-                <w:bottom w:val="nil"/>
-                <w:right w:val="nil"/>
-                <w:between w:val="nil"/>
-              </w:pBdr>
-              <w:spacing w:line="276" w:lineRule="auto"/>
+              <w:pStyle w:val="Normal"/>
+              <w:widowControl w:val="false"/>
+              <w:pBdr/>
+              <w:spacing w:lineRule="auto" w:line="276"/>
               <w:jc w:val="center"/>
               <w:rPr>
                 <w:rFonts w:ascii="Times New Roman" w:hAnsi="Times New Roman" w:eastAsia="Times New Roman" w:cs="Times New Roman"/>
@@ -468,7 +503,7 @@
             </w:pPr>
             <w:r>
               <w:rPr>
-                <w:rFonts w:ascii="Arial" w:hAnsi="Arial" w:eastAsia="Arial" w:cs="Arial"/>
+                <w:rFonts w:eastAsia="Arial" w:cs="Arial" w:ascii="Arial" w:hAnsi="Arial"/>
                 <w:b/>
                 <w:bCs/>
                 <w:color w:val="000000"/>
@@ -483,18 +518,19 @@
         <w:tc>
           <w:tcPr>
             <w:tcW w:w="5274" w:type="dxa"/>
+            <w:tcBorders>
+              <w:top w:val="single" w:sz="4" w:space="0" w:color="000000"/>
+              <w:start w:val="single" w:sz="4" w:space="0" w:color="000000"/>
+              <w:bottom w:val="single" w:sz="4" w:space="0" w:color="000000"/>
+              <w:end w:val="single" w:sz="4" w:space="0" w:color="000000"/>
+            </w:tcBorders>
             <w:vAlign w:val="center"/>
           </w:tcPr>
           <w:p>
             <w:pPr>
-              <w:widowControl w:val="0"/>
-              <w:pBdr>
-                <w:top w:val="nil"/>
-                <w:left w:val="nil"/>
-                <w:bottom w:val="nil"/>
-                <w:right w:val="nil"/>
-                <w:between w:val="nil"/>
-              </w:pBdr>
+              <w:pStyle w:val="Normal"/>
+              <w:widowControl w:val="false"/>
+              <w:pBdr/>
               <w:rPr>
                 <w:rFonts w:ascii="Times New Roman" w:hAnsi="Times New Roman" w:eastAsia="Times New Roman" w:cs="Times New Roman"/>
                 <w:color w:val="000000"/>
@@ -503,7 +539,7 @@
             </w:pPr>
             <w:r>
               <w:rPr>
-                <w:rFonts w:ascii="Arial" w:hAnsi="Arial" w:eastAsia="Arial" w:cs="Arial"/>
+                <w:rFonts w:eastAsia="Arial" w:cs="Arial" w:ascii="Arial" w:hAnsi="Arial"/>
                 <w:color w:val="000000"/>
                 <w:sz w:val="20"/>
                 <w:szCs w:val="20"/>
@@ -516,25 +552,26 @@
       </w:tr>
       <w:tr>
         <w:trPr>
-          <w:trHeight w:val="375"/>
+          <w:trHeight w:val="375" w:hRule="atLeast"/>
         </w:trPr>
         <w:tc>
           <w:tcPr>
             <w:tcW w:w="5274" w:type="dxa"/>
-            <w:shd w:val="clear" w:color="auto" w:fill="FFFFFF" w:themeFill="background1"/>
+            <w:tcBorders>
+              <w:top w:val="single" w:sz="4" w:space="0" w:color="000000"/>
+              <w:start w:val="single" w:sz="4" w:space="0" w:color="000000"/>
+              <w:bottom w:val="single" w:sz="4" w:space="0" w:color="000000"/>
+              <w:end w:val="single" w:sz="4" w:space="0" w:color="000000"/>
+            </w:tcBorders>
+            <w:shd w:color="auto" w:fill="FFFFFF" w:themeFill="background1" w:val="clear"/>
             <w:vAlign w:val="center"/>
           </w:tcPr>
           <w:p>
             <w:pPr>
-              <w:widowControl w:val="0"/>
-              <w:pBdr>
-                <w:top w:val="nil"/>
-                <w:left w:val="nil"/>
-                <w:bottom w:val="nil"/>
-                <w:right w:val="nil"/>
-                <w:between w:val="nil"/>
-              </w:pBdr>
-              <w:spacing w:line="276" w:lineRule="auto"/>
+              <w:pStyle w:val="Normal"/>
+              <w:widowControl w:val="false"/>
+              <w:pBdr/>
+              <w:spacing w:lineRule="auto" w:line="276"/>
               <w:jc w:val="center"/>
               <w:rPr>
                 <w:rFonts w:ascii="Times New Roman" w:hAnsi="Times New Roman" w:eastAsia="Times New Roman" w:cs="Times New Roman"/>
@@ -544,7 +581,7 @@
             </w:pPr>
             <w:r>
               <w:rPr>
-                <w:rFonts w:ascii="Arial" w:hAnsi="Arial" w:eastAsia="Arial" w:cs="Arial"/>
+                <w:rFonts w:eastAsia="Arial" w:cs="Arial" w:ascii="Arial" w:hAnsi="Arial"/>
                 <w:b/>
                 <w:bCs/>
                 <w:color w:val="000000"/>
@@ -559,18 +596,19 @@
         <w:tc>
           <w:tcPr>
             <w:tcW w:w="5274" w:type="dxa"/>
+            <w:tcBorders>
+              <w:top w:val="single" w:sz="4" w:space="0" w:color="000000"/>
+              <w:start w:val="single" w:sz="4" w:space="0" w:color="000000"/>
+              <w:bottom w:val="single" w:sz="4" w:space="0" w:color="000000"/>
+              <w:end w:val="single" w:sz="4" w:space="0" w:color="000000"/>
+            </w:tcBorders>
             <w:vAlign w:val="center"/>
           </w:tcPr>
           <w:p>
             <w:pPr>
-              <w:widowControl w:val="0"/>
-              <w:pBdr>
-                <w:top w:val="nil"/>
-                <w:left w:val="nil"/>
-                <w:bottom w:val="nil"/>
-                <w:right w:val="nil"/>
-                <w:between w:val="nil"/>
-              </w:pBdr>
+              <w:pStyle w:val="Normal"/>
+              <w:widowControl w:val="false"/>
+              <w:pBdr/>
               <w:rPr>
                 <w:rFonts w:ascii="Times New Roman" w:hAnsi="Times New Roman" w:eastAsia="Times New Roman" w:cs="Times New Roman"/>
                 <w:color w:val="000000"/>
@@ -579,7 +617,7 @@
             </w:pPr>
             <w:r>
               <w:rPr>
-                <w:rFonts w:ascii="Arial" w:hAnsi="Arial" w:eastAsia="Arial" w:cs="Arial"/>
+                <w:rFonts w:eastAsia="Arial" w:cs="Arial" w:ascii="Arial" w:hAnsi="Arial"/>
                 <w:color w:val="000000"/>
                 <w:sz w:val="20"/>
                 <w:szCs w:val="20"/>
@@ -592,25 +630,26 @@
       </w:tr>
       <w:tr>
         <w:trPr>
-          <w:trHeight w:val="375"/>
+          <w:trHeight w:val="375" w:hRule="atLeast"/>
         </w:trPr>
         <w:tc>
           <w:tcPr>
             <w:tcW w:w="5274" w:type="dxa"/>
-            <w:shd w:val="clear" w:color="auto" w:fill="FFFFFF" w:themeFill="background1"/>
+            <w:tcBorders>
+              <w:top w:val="single" w:sz="4" w:space="0" w:color="000000"/>
+              <w:start w:val="single" w:sz="4" w:space="0" w:color="000000"/>
+              <w:bottom w:val="single" w:sz="4" w:space="0" w:color="000000"/>
+              <w:end w:val="single" w:sz="4" w:space="0" w:color="000000"/>
+            </w:tcBorders>
+            <w:shd w:color="auto" w:fill="FFFFFF" w:themeFill="background1" w:val="clear"/>
             <w:vAlign w:val="center"/>
           </w:tcPr>
           <w:p>
             <w:pPr>
-              <w:widowControl w:val="0"/>
-              <w:pBdr>
-                <w:top w:val="nil"/>
-                <w:left w:val="nil"/>
-                <w:bottom w:val="nil"/>
-                <w:right w:val="nil"/>
-                <w:between w:val="nil"/>
-              </w:pBdr>
-              <w:spacing w:line="276" w:lineRule="auto"/>
+              <w:pStyle w:val="Normal"/>
+              <w:widowControl w:val="false"/>
+              <w:pBdr/>
+              <w:spacing w:lineRule="auto" w:line="276"/>
               <w:jc w:val="center"/>
               <w:rPr>
                 <w:rFonts w:ascii="Times New Roman" w:hAnsi="Times New Roman" w:eastAsia="Times New Roman" w:cs="Times New Roman"/>
@@ -620,7 +659,7 @@
             </w:pPr>
             <w:r>
               <w:rPr>
-                <w:rFonts w:ascii="Arial" w:hAnsi="Arial" w:eastAsia="Arial" w:cs="Arial"/>
+                <w:rFonts w:eastAsia="Arial" w:cs="Arial" w:ascii="Arial" w:hAnsi="Arial"/>
                 <w:b/>
                 <w:bCs/>
                 <w:color w:val="000000"/>
@@ -635,18 +674,19 @@
         <w:tc>
           <w:tcPr>
             <w:tcW w:w="5274" w:type="dxa"/>
+            <w:tcBorders>
+              <w:top w:val="single" w:sz="4" w:space="0" w:color="000000"/>
+              <w:start w:val="single" w:sz="4" w:space="0" w:color="000000"/>
+              <w:bottom w:val="single" w:sz="4" w:space="0" w:color="000000"/>
+              <w:end w:val="single" w:sz="4" w:space="0" w:color="000000"/>
+            </w:tcBorders>
             <w:vAlign w:val="center"/>
           </w:tcPr>
           <w:p>
             <w:pPr>
-              <w:widowControl w:val="0"/>
-              <w:pBdr>
-                <w:top w:val="nil"/>
-                <w:left w:val="nil"/>
-                <w:bottom w:val="nil"/>
-                <w:right w:val="nil"/>
-                <w:between w:val="nil"/>
-              </w:pBdr>
+              <w:pStyle w:val="Normal"/>
+              <w:widowControl w:val="false"/>
+              <w:pBdr/>
               <w:rPr>
                 <w:rFonts w:ascii="Times New Roman" w:hAnsi="Times New Roman" w:eastAsia="Times New Roman" w:cs="Times New Roman"/>
                 <w:color w:val="000000"/>
@@ -655,7 +695,7 @@
             </w:pPr>
             <w:r>
               <w:rPr>
-                <w:rFonts w:ascii="Arial" w:hAnsi="Arial" w:eastAsia="Arial" w:cs="Arial"/>
+                <w:rFonts w:eastAsia="Arial" w:cs="Arial" w:ascii="Arial" w:hAnsi="Arial"/>
                 <w:color w:val="000000"/>
                 <w:sz w:val="20"/>
                 <w:szCs w:val="20"/>
@@ -668,25 +708,26 @@
       </w:tr>
       <w:tr>
         <w:trPr>
-          <w:trHeight w:val="375"/>
+          <w:trHeight w:val="375" w:hRule="atLeast"/>
         </w:trPr>
         <w:tc>
           <w:tcPr>
             <w:tcW w:w="5274" w:type="dxa"/>
-            <w:shd w:val="clear" w:color="auto" w:fill="FFFFFF" w:themeFill="background1"/>
+            <w:tcBorders>
+              <w:top w:val="single" w:sz="4" w:space="0" w:color="000000"/>
+              <w:start w:val="single" w:sz="4" w:space="0" w:color="000000"/>
+              <w:bottom w:val="single" w:sz="4" w:space="0" w:color="000000"/>
+              <w:end w:val="single" w:sz="4" w:space="0" w:color="000000"/>
+            </w:tcBorders>
+            <w:shd w:color="auto" w:fill="FFFFFF" w:themeFill="background1" w:val="clear"/>
             <w:vAlign w:val="center"/>
           </w:tcPr>
           <w:p>
             <w:pPr>
-              <w:widowControl w:val="0"/>
-              <w:pBdr>
-                <w:top w:val="nil"/>
-                <w:left w:val="nil"/>
-                <w:bottom w:val="nil"/>
-                <w:right w:val="nil"/>
-                <w:between w:val="nil"/>
-              </w:pBdr>
-              <w:spacing w:line="276" w:lineRule="auto"/>
+              <w:pStyle w:val="Normal"/>
+              <w:widowControl w:val="false"/>
+              <w:pBdr/>
+              <w:spacing w:lineRule="auto" w:line="276"/>
               <w:jc w:val="center"/>
               <w:rPr>
                 <w:rFonts w:ascii="Times New Roman" w:hAnsi="Times New Roman" w:eastAsia="Times New Roman" w:cs="Times New Roman"/>
@@ -696,7 +737,7 @@
             </w:pPr>
             <w:r>
               <w:rPr>
-                <w:rFonts w:ascii="Arial" w:hAnsi="Arial" w:eastAsia="Arial" w:cs="Arial"/>
+                <w:rFonts w:eastAsia="Arial" w:cs="Arial" w:ascii="Arial" w:hAnsi="Arial"/>
                 <w:b/>
                 <w:bCs/>
                 <w:color w:val="000000"/>
@@ -711,18 +752,19 @@
         <w:tc>
           <w:tcPr>
             <w:tcW w:w="5274" w:type="dxa"/>
+            <w:tcBorders>
+              <w:top w:val="single" w:sz="4" w:space="0" w:color="000000"/>
+              <w:start w:val="single" w:sz="4" w:space="0" w:color="000000"/>
+              <w:bottom w:val="single" w:sz="4" w:space="0" w:color="000000"/>
+              <w:end w:val="single" w:sz="4" w:space="0" w:color="000000"/>
+            </w:tcBorders>
             <w:vAlign w:val="center"/>
           </w:tcPr>
           <w:p>
             <w:pPr>
-              <w:widowControl w:val="0"/>
-              <w:pBdr>
-                <w:top w:val="nil"/>
-                <w:left w:val="nil"/>
-                <w:bottom w:val="nil"/>
-                <w:right w:val="nil"/>
-                <w:between w:val="nil"/>
-              </w:pBdr>
+              <w:pStyle w:val="Normal"/>
+              <w:widowControl w:val="false"/>
+              <w:pBdr/>
               <w:rPr>
                 <w:rFonts w:ascii="Times New Roman" w:hAnsi="Times New Roman" w:eastAsia="Times New Roman" w:cs="Times New Roman"/>
                 <w:color w:val="000000"/>
@@ -731,7 +773,7 @@
             </w:pPr>
             <w:r>
               <w:rPr>
-                <w:rFonts w:ascii="Arial" w:hAnsi="Arial" w:eastAsia="Arial" w:cs="Arial"/>
+                <w:rFonts w:eastAsia="Arial" w:cs="Arial" w:ascii="Arial" w:hAnsi="Arial"/>
                 <w:color w:val="000000"/>
                 <w:sz w:val="20"/>
                 <w:szCs w:val="20"/>
@@ -745,14 +787,9 @@
     </w:tbl>
     <w:p>
       <w:pPr>
-        <w:widowControl w:val="0"/>
-        <w:pBdr>
-          <w:top w:val="nil"/>
-          <w:left w:val="nil"/>
-          <w:bottom w:val="nil"/>
-          <w:right w:val="nil"/>
-          <w:between w:val="nil"/>
-        </w:pBdr>
+        <w:pStyle w:val="Normal"/>
+        <w:widowControl w:val="false"/>
+        <w:pBdr/>
         <w:jc w:val="center"/>
         <w:rPr>
           <w:rFonts w:ascii="Arial" w:hAnsi="Arial" w:eastAsia="Arial" w:cs="Arial"/>
@@ -764,46 +801,57 @@
           <w:u w:val="single"/>
         </w:rPr>
       </w:pPr>
+      <w:r>
+        <w:rPr>
+          <w:rFonts w:eastAsia="Arial" w:cs="Arial" w:ascii="Arial" w:hAnsi="Arial"/>
+          <w:b/>
+          <w:bCs/>
+          <w:color w:val="000000"/>
+          <w:sz w:val="20"/>
+          <w:szCs w:val="20"/>
+          <w:u w:val="single"/>
+        </w:rPr>
+      </w:r>
     </w:p>
     <w:tbl>
       <w:tblPr>
         <w:tblStyle w:val="a1"/>
         <w:tblW w:w="10548" w:type="dxa"/>
-        <w:tblBorders>
-          <w:top w:val="single" w:color="000000" w:sz="4" w:space="0"/>
-          <w:left w:val="single" w:color="000000" w:sz="4" w:space="0"/>
-          <w:bottom w:val="single" w:color="000000" w:sz="4" w:space="0"/>
-          <w:right w:val="single" w:color="000000" w:sz="4" w:space="0"/>
-          <w:insideH w:val="single" w:color="000000" w:sz="4" w:space="0"/>
-          <w:insideV w:val="single" w:color="000000" w:sz="4" w:space="0"/>
-        </w:tblBorders>
+        <w:jc w:val="start"/>
+        <w:tblInd w:w="0" w:type="dxa"/>
         <w:tblLayout w:type="fixed"/>
-        <w:tblLook w:val="0600" w:firstRow="0" w:lastRow="0" w:firstColumn="0" w:lastColumn="0" w:noHBand="1" w:noVBand="1"/>
+        <w:tblCellMar>
+          <w:top w:w="0" w:type="dxa"/>
+          <w:start w:w="108" w:type="dxa"/>
+          <w:bottom w:w="0" w:type="dxa"/>
+          <w:end w:w="108" w:type="dxa"/>
+        </w:tblCellMar>
+        <w:tblLook w:val="0600" w:firstRow="0" w:noVBand="1" w:lastRow="0" w:firstColumn="0" w:lastColumn="0" w:noHBand="1"/>
       </w:tblPr>
       <w:tblGrid>
         <w:gridCol w:w="10548"/>
       </w:tblGrid>
       <w:tr>
         <w:trPr>
-          <w:trHeight w:val="375"/>
+          <w:trHeight w:val="375" w:hRule="atLeast"/>
         </w:trPr>
         <w:tc>
           <w:tcPr>
             <w:tcW w:w="10548" w:type="dxa"/>
-            <w:shd w:val="clear" w:color="auto" w:fill="FFFFFF" w:themeFill="background1"/>
-            <w:tcMar/>
+            <w:tcBorders>
+              <w:top w:val="single" w:sz="4" w:space="0" w:color="000000"/>
+              <w:start w:val="single" w:sz="4" w:space="0" w:color="000000"/>
+              <w:bottom w:val="single" w:sz="4" w:space="0" w:color="000000"/>
+              <w:end w:val="single" w:sz="4" w:space="0" w:color="000000"/>
+            </w:tcBorders>
+            <w:shd w:color="auto" w:fill="FFFFFF" w:themeFill="background1" w:val="clear"/>
             <w:vAlign w:val="center"/>
           </w:tcPr>
           <w:p>
             <w:pPr>
-              <w:widowControl w:val="0"/>
-              <w:pBdr>
-                <w:top w:val="nil"/>
-                <w:left w:val="nil"/>
-                <w:bottom w:val="nil"/>
-                <w:right w:val="nil"/>
-                <w:between w:val="nil"/>
-              </w:pBdr>
+              <w:pStyle w:val="Normal"/>
+              <w:widowControl w:val="false"/>
+              <w:pBdr/>
               <w:jc w:val="center"/>
               <w:rPr>
                 <w:rFonts w:ascii="Arial" w:hAnsi="Arial" w:eastAsia="Arial" w:cs="Arial"/>
@@ -816,7 +864,7 @@
             </w:pPr>
             <w:r>
               <w:rPr>
-                <w:rFonts w:ascii="Arial" w:hAnsi="Arial" w:eastAsia="Arial" w:cs="Arial"/>
+                <w:rFonts w:eastAsia="Arial" w:cs="Arial" w:ascii="Arial" w:hAnsi="Arial"/>
                 <w:b/>
                 <w:bCs/>
                 <w:color w:val="000000"/>
@@ -830,25 +878,25 @@
       </w:tr>
       <w:tr>
         <w:trPr>
-          <w:trHeight w:val="375"/>
+          <w:trHeight w:val="375" w:hRule="atLeast"/>
         </w:trPr>
         <w:tc>
           <w:tcPr>
             <w:tcW w:w="10548" w:type="dxa"/>
-            <w:shd w:val="clear" w:color="auto" w:fill="FFFFFF" w:themeFill="background1"/>
-            <w:tcMar/>
+            <w:tcBorders>
+              <w:top w:val="single" w:sz="4" w:space="0" w:color="000000"/>
+              <w:start w:val="single" w:sz="4" w:space="0" w:color="000000"/>
+              <w:bottom w:val="single" w:sz="4" w:space="0" w:color="000000"/>
+              <w:end w:val="single" w:sz="4" w:space="0" w:color="000000"/>
+            </w:tcBorders>
+            <w:shd w:color="auto" w:fill="FFFFFF" w:themeFill="background1" w:val="clear"/>
             <w:vAlign w:val="center"/>
           </w:tcPr>
           <w:p>
             <w:pPr>
-              <w:widowControl w:val="0"/>
-              <w:pBdr>
-                <w:top w:val="nil"/>
-                <w:left w:val="nil"/>
-                <w:bottom w:val="nil"/>
-                <w:right w:val="nil"/>
-                <w:between w:val="nil"/>
-              </w:pBdr>
+              <w:pStyle w:val="Normal"/>
+              <w:widowControl w:val="false"/>
+              <w:pBdr/>
               <w:rPr>
                 <w:rFonts w:ascii="Times New Roman" w:hAnsi="Times New Roman" w:eastAsia="Times New Roman" w:cs="Times New Roman"/>
                 <w:color w:val="000000"/>
@@ -857,7 +905,7 @@
             </w:pPr>
             <w:r>
               <w:rPr>
-                <w:rFonts w:ascii="Arial" w:hAnsi="Arial" w:eastAsia="Arial" w:cs="Arial"/>
+                <w:rFonts w:eastAsia="Arial" w:cs="Arial" w:ascii="Arial" w:hAnsi="Arial"/>
                 <w:color w:val="000000"/>
                 <w:sz w:val="19"/>
                 <w:szCs w:val="19"/>
@@ -870,25 +918,25 @@
       </w:tr>
       <w:tr>
         <w:trPr>
-          <w:trHeight w:val="375"/>
+          <w:trHeight w:val="375" w:hRule="atLeast"/>
         </w:trPr>
         <w:tc>
           <w:tcPr>
             <w:tcW w:w="10548" w:type="dxa"/>
-            <w:shd w:val="clear" w:color="auto" w:fill="FFFFFF" w:themeFill="background1"/>
-            <w:tcMar/>
+            <w:tcBorders>
+              <w:top w:val="single" w:sz="4" w:space="0" w:color="000000"/>
+              <w:start w:val="single" w:sz="4" w:space="0" w:color="000000"/>
+              <w:bottom w:val="single" w:sz="4" w:space="0" w:color="000000"/>
+              <w:end w:val="single" w:sz="4" w:space="0" w:color="000000"/>
+            </w:tcBorders>
+            <w:shd w:color="auto" w:fill="FFFFFF" w:themeFill="background1" w:val="clear"/>
             <w:vAlign w:val="center"/>
           </w:tcPr>
           <w:p>
             <w:pPr>
-              <w:widowControl w:val="0"/>
-              <w:pBdr>
-                <w:top w:val="nil"/>
-                <w:left w:val="nil"/>
-                <w:bottom w:val="nil"/>
-                <w:right w:val="nil"/>
-                <w:between w:val="nil"/>
-              </w:pBdr>
+              <w:pStyle w:val="Normal"/>
+              <w:widowControl w:val="false"/>
+              <w:pBdr/>
               <w:jc w:val="center"/>
               <w:rPr>
                 <w:rFonts w:ascii="Arial" w:hAnsi="Arial" w:eastAsia="Arial" w:cs="Arial"/>
@@ -901,7 +949,7 @@
             </w:pPr>
             <w:r>
               <w:rPr>
-                <w:rFonts w:ascii="Arial" w:hAnsi="Arial" w:eastAsia="Arial" w:cs="Arial"/>
+                <w:rFonts w:eastAsia="Arial" w:cs="Arial" w:ascii="Arial" w:hAnsi="Arial"/>
                 <w:b/>
                 <w:bCs/>
                 <w:color w:val="000000"/>
@@ -915,25 +963,25 @@
       </w:tr>
       <w:tr>
         <w:trPr>
-          <w:trHeight w:val="375"/>
+          <w:trHeight w:val="375" w:hRule="atLeast"/>
         </w:trPr>
         <w:tc>
           <w:tcPr>
             <w:tcW w:w="10548" w:type="dxa"/>
-            <w:shd w:val="clear" w:color="auto" w:fill="FFFFFF" w:themeFill="background1"/>
-            <w:tcMar/>
+            <w:tcBorders>
+              <w:top w:val="single" w:sz="4" w:space="0" w:color="000000"/>
+              <w:start w:val="single" w:sz="4" w:space="0" w:color="000000"/>
+              <w:bottom w:val="single" w:sz="4" w:space="0" w:color="000000"/>
+              <w:end w:val="single" w:sz="4" w:space="0" w:color="000000"/>
+            </w:tcBorders>
+            <w:shd w:color="auto" w:fill="FFFFFF" w:themeFill="background1" w:val="clear"/>
             <w:vAlign w:val="center"/>
           </w:tcPr>
           <w:p>
             <w:pPr>
-              <w:widowControl w:val="0"/>
-              <w:pBdr>
-                <w:top w:val="nil"/>
-                <w:left w:val="nil"/>
-                <w:bottom w:val="nil"/>
-                <w:right w:val="nil"/>
-                <w:between w:val="nil"/>
-              </w:pBdr>
+              <w:pStyle w:val="Normal"/>
+              <w:widowControl w:val="false"/>
+              <w:pBdr/>
               <w:rPr>
                 <w:rFonts w:ascii="Arial" w:hAnsi="Arial" w:eastAsia="Arial" w:cs="Arial"/>
                 <w:color w:val="000000"/>
@@ -944,7 +992,7 @@
             </w:pPr>
             <w:r>
               <w:rPr>
-                <w:rFonts w:ascii="Arial" w:hAnsi="Arial" w:eastAsia="Arial" w:cs="Arial"/>
+                <w:rFonts w:eastAsia="Arial" w:cs="Arial" w:ascii="Arial" w:hAnsi="Arial"/>
                 <w:color w:val="000000"/>
                 <w:sz w:val="20"/>
                 <w:szCs w:val="20"/>
@@ -957,26 +1005,26 @@
       </w:tr>
       <w:tr>
         <w:trPr>
-          <w:trHeight w:val="375"/>
+          <w:trHeight w:val="375" w:hRule="atLeast"/>
         </w:trPr>
         <w:tc>
           <w:tcPr>
             <w:tcW w:w="10548" w:type="dxa"/>
-            <w:shd w:val="clear" w:color="auto" w:fill="FFFFFF" w:themeFill="background1"/>
-            <w:tcMar/>
+            <w:tcBorders>
+              <w:top w:val="single" w:sz="4" w:space="0" w:color="000000"/>
+              <w:start w:val="single" w:sz="4" w:space="0" w:color="000000"/>
+              <w:bottom w:val="single" w:sz="4" w:space="0" w:color="000000"/>
+              <w:end w:val="single" w:sz="4" w:space="0" w:color="000000"/>
+            </w:tcBorders>
+            <w:shd w:color="auto" w:fill="FFFFFF" w:themeFill="background1" w:val="clear"/>
             <w:vAlign w:val="center"/>
           </w:tcPr>
           <w:p>
             <w:pPr>
-              <w:widowControl w:val="0"/>
-              <w:pBdr>
-                <w:top w:val="nil"/>
-                <w:left w:val="nil"/>
-                <w:bottom w:val="nil"/>
-                <w:right w:val="nil"/>
-                <w:between w:val="nil"/>
-              </w:pBdr>
-              <w:spacing w:line="276" w:lineRule="auto"/>
+              <w:pStyle w:val="Normal"/>
+              <w:widowControl w:val="false"/>
+              <w:pBdr/>
+              <w:spacing w:lineRule="auto" w:line="276"/>
               <w:jc w:val="center"/>
               <w:rPr>
                 <w:rFonts w:ascii="Times New Roman" w:hAnsi="Times New Roman" w:eastAsia="Times New Roman" w:cs="Times New Roman"/>
@@ -985,7 +1033,7 @@
             </w:pPr>
             <w:r>
               <w:rPr>
-                <w:rFonts w:ascii="Arial" w:hAnsi="Arial" w:eastAsia="Arial" w:cs="Arial"/>
+                <w:rFonts w:eastAsia="Arial" w:cs="Arial" w:ascii="Arial" w:hAnsi="Arial"/>
                 <w:b/>
                 <w:bCs/>
                 <w:color w:val="000000"/>
@@ -999,25 +1047,25 @@
       </w:tr>
       <w:tr>
         <w:trPr>
-          <w:trHeight w:val="375"/>
+          <w:trHeight w:val="375" w:hRule="atLeast"/>
         </w:trPr>
         <w:tc>
           <w:tcPr>
             <w:tcW w:w="10548" w:type="dxa"/>
-            <w:shd w:val="clear" w:color="auto" w:fill="FFFFFF" w:themeFill="background1"/>
-            <w:tcMar/>
+            <w:tcBorders>
+              <w:top w:val="single" w:sz="4" w:space="0" w:color="000000"/>
+              <w:start w:val="single" w:sz="4" w:space="0" w:color="000000"/>
+              <w:bottom w:val="single" w:sz="4" w:space="0" w:color="000000"/>
+              <w:end w:val="single" w:sz="4" w:space="0" w:color="000000"/>
+            </w:tcBorders>
+            <w:shd w:color="auto" w:fill="FFFFFF" w:themeFill="background1" w:val="clear"/>
             <w:vAlign w:val="center"/>
           </w:tcPr>
           <w:p>
             <w:pPr>
-              <w:widowControl w:val="0"/>
-              <w:pBdr>
-                <w:top w:val="nil"/>
-                <w:left w:val="nil"/>
-                <w:bottom w:val="nil"/>
-                <w:right w:val="nil"/>
-                <w:between w:val="nil"/>
-              </w:pBdr>
+              <w:pStyle w:val="Normal"/>
+              <w:widowControl w:val="false"/>
+              <w:pBdr/>
               <w:rPr>
                 <w:rFonts w:ascii="Arial" w:hAnsi="Arial" w:eastAsia="Arial" w:cs="Arial"/>
                 <w:color w:val="000000"/>
@@ -1028,7 +1076,7 @@
             </w:pPr>
             <w:r>
               <w:rPr>
-                <w:rFonts w:ascii="Arial" w:hAnsi="Arial" w:eastAsia="Arial" w:cs="Arial"/>
+                <w:rFonts w:eastAsia="Arial" w:cs="Arial" w:ascii="Arial" w:hAnsi="Arial"/>
                 <w:color w:val="000000"/>
                 <w:sz w:val="19"/>
                 <w:szCs w:val="19"/>
@@ -1041,25 +1089,25 @@
       </w:tr>
       <w:tr>
         <w:trPr>
-          <w:trHeight w:val="375"/>
+          <w:trHeight w:val="375" w:hRule="atLeast"/>
         </w:trPr>
         <w:tc>
           <w:tcPr>
             <w:tcW w:w="10548" w:type="dxa"/>
-            <w:shd w:val="clear" w:color="auto" w:fill="FFFFFF" w:themeFill="background1"/>
-            <w:tcMar/>
+            <w:tcBorders>
+              <w:top w:val="single" w:sz="4" w:space="0" w:color="000000"/>
+              <w:start w:val="single" w:sz="4" w:space="0" w:color="000000"/>
+              <w:bottom w:val="single" w:sz="4" w:space="0" w:color="000000"/>
+              <w:end w:val="single" w:sz="4" w:space="0" w:color="000000"/>
+            </w:tcBorders>
+            <w:shd w:color="auto" w:fill="FFFFFF" w:themeFill="background1" w:val="clear"/>
             <w:vAlign w:val="center"/>
           </w:tcPr>
           <w:p>
             <w:pPr>
-              <w:widowControl w:val="0"/>
-              <w:pBdr>
-                <w:top w:val="nil"/>
-                <w:left w:val="nil"/>
-                <w:bottom w:val="nil"/>
-                <w:right w:val="nil"/>
-                <w:between w:val="nil"/>
-              </w:pBdr>
+              <w:pStyle w:val="Normal"/>
+              <w:widowControl w:val="false"/>
+              <w:pBdr/>
               <w:jc w:val="center"/>
               <w:rPr>
                 <w:rFonts w:ascii="Times New Roman" w:hAnsi="Times New Roman" w:eastAsia="Times New Roman" w:cs="Times New Roman"/>
@@ -1068,7 +1116,7 @@
             </w:pPr>
             <w:r>
               <w:rPr>
-                <w:rFonts w:ascii="Arial" w:hAnsi="Arial" w:eastAsia="Arial" w:cs="Arial"/>
+                <w:rFonts w:eastAsia="Arial" w:cs="Arial" w:ascii="Arial" w:hAnsi="Arial"/>
                 <w:b/>
                 <w:bCs/>
                 <w:color w:val="000000"/>
@@ -1082,25 +1130,25 @@
       </w:tr>
       <w:tr>
         <w:trPr>
-          <w:trHeight w:val="375"/>
+          <w:trHeight w:val="375" w:hRule="atLeast"/>
         </w:trPr>
         <w:tc>
           <w:tcPr>
             <w:tcW w:w="10548" w:type="dxa"/>
-            <w:shd w:val="clear" w:color="auto" w:fill="FFFFFF" w:themeFill="background1"/>
-            <w:tcMar/>
+            <w:tcBorders>
+              <w:top w:val="single" w:sz="4" w:space="0" w:color="000000"/>
+              <w:start w:val="single" w:sz="4" w:space="0" w:color="000000"/>
+              <w:bottom w:val="single" w:sz="4" w:space="0" w:color="000000"/>
+              <w:end w:val="single" w:sz="4" w:space="0" w:color="000000"/>
+            </w:tcBorders>
+            <w:shd w:color="auto" w:fill="FFFFFF" w:themeFill="background1" w:val="clear"/>
             <w:vAlign w:val="center"/>
           </w:tcPr>
           <w:p>
             <w:pPr>
-              <w:widowControl w:val="0"/>
-              <w:pBdr>
-                <w:top w:val="nil"/>
-                <w:left w:val="nil"/>
-                <w:bottom w:val="nil"/>
-                <w:right w:val="nil"/>
-                <w:between w:val="nil"/>
-              </w:pBdr>
+              <w:pStyle w:val="Normal"/>
+              <w:widowControl w:val="false"/>
+              <w:pBdr/>
               <w:rPr>
                 <w:rFonts w:ascii="Arial" w:hAnsi="Arial" w:eastAsia="Arial" w:cs="Arial"/>
                 <w:color w:val="000000"/>
@@ -1111,7 +1159,7 @@
             </w:pPr>
             <w:r>
               <w:rPr>
-                <w:rFonts w:ascii="Arial" w:hAnsi="Arial" w:eastAsia="Arial" w:cs="Arial"/>
+                <w:rFonts w:eastAsia="Arial" w:cs="Arial" w:ascii="Arial" w:hAnsi="Arial"/>
                 <w:color w:val="000000"/>
                 <w:sz w:val="19"/>
                 <w:szCs w:val="19"/>
@@ -1124,25 +1172,25 @@
       </w:tr>
       <w:tr>
         <w:trPr>
-          <w:trHeight w:val="375"/>
+          <w:trHeight w:val="375" w:hRule="atLeast"/>
         </w:trPr>
         <w:tc>
           <w:tcPr>
             <w:tcW w:w="10548" w:type="dxa"/>
-            <w:shd w:val="clear" w:color="auto" w:fill="FFFFFF" w:themeFill="background1"/>
-            <w:tcMar/>
+            <w:tcBorders>
+              <w:top w:val="single" w:sz="4" w:space="0" w:color="000000"/>
+              <w:start w:val="single" w:sz="4" w:space="0" w:color="000000"/>
+              <w:bottom w:val="single" w:sz="4" w:space="0" w:color="000000"/>
+              <w:end w:val="single" w:sz="4" w:space="0" w:color="000000"/>
+            </w:tcBorders>
+            <w:shd w:color="auto" w:fill="FFFFFF" w:themeFill="background1" w:val="clear"/>
             <w:vAlign w:val="center"/>
           </w:tcPr>
           <w:p>
             <w:pPr>
-              <w:widowControl w:val="0"/>
-              <w:pBdr>
-                <w:top w:val="nil"/>
-                <w:left w:val="nil"/>
-                <w:bottom w:val="nil"/>
-                <w:right w:val="nil"/>
-                <w:between w:val="nil"/>
-              </w:pBdr>
+              <w:pStyle w:val="Normal"/>
+              <w:widowControl w:val="false"/>
+              <w:pBdr/>
               <w:jc w:val="center"/>
               <w:rPr>
                 <w:rFonts w:ascii="Arial" w:hAnsi="Arial" w:eastAsia="Arial" w:cs="Arial"/>
@@ -1155,7 +1203,7 @@
             </w:pPr>
             <w:r>
               <w:rPr>
-                <w:rFonts w:ascii="Arial" w:hAnsi="Arial" w:eastAsia="Arial" w:cs="Arial"/>
+                <w:rFonts w:eastAsia="Arial" w:cs="Arial" w:ascii="Arial" w:hAnsi="Arial"/>
                 <w:b/>
                 <w:bCs/>
                 <w:color w:val="000000"/>
@@ -1169,28 +1217,28 @@
       </w:tr>
       <w:tr>
         <w:trPr>
-          <w:trHeight w:val="375"/>
+          <w:trHeight w:val="375" w:hRule="atLeast"/>
         </w:trPr>
         <w:tc>
           <w:tcPr>
             <w:tcW w:w="10548" w:type="dxa"/>
-            <w:shd w:val="clear" w:color="auto" w:fill="FFFFFF" w:themeFill="background1"/>
-            <w:tcMar/>
+            <w:tcBorders>
+              <w:top w:val="single" w:sz="4" w:space="0" w:color="000000"/>
+              <w:start w:val="single" w:sz="4" w:space="0" w:color="000000"/>
+              <w:bottom w:val="single" w:sz="4" w:space="0" w:color="000000"/>
+              <w:end w:val="single" w:sz="4" w:space="0" w:color="000000"/>
+            </w:tcBorders>
+            <w:shd w:color="auto" w:fill="FFFFFF" w:themeFill="background1" w:val="clear"/>
             <w:vAlign w:val="center"/>
           </w:tcPr>
           <w:p>
             <w:pPr>
-              <w:widowControl w:val="0"/>
-              <w:pBdr>
-                <w:top w:val="nil" w:color="FF000000" w:sz="0" w:space="0"/>
-                <w:left w:val="nil" w:color="FF000000" w:sz="0" w:space="0"/>
-                <w:bottom w:val="nil" w:color="FF000000" w:sz="0" w:space="0"/>
-                <w:right w:val="nil" w:color="FF000000" w:sz="0" w:space="0"/>
-                <w:between w:val="nil" w:color="FF000000" w:sz="0" w:space="0"/>
-              </w:pBdr>
+              <w:pStyle w:val="Normal"/>
+              <w:widowControl w:val="false"/>
+              <w:pBdr/>
               <w:rPr>
                 <w:rFonts w:ascii="Arial" w:hAnsi="Arial" w:eastAsia="Arial" w:cs="Arial"/>
-                <w:color w:val="000000" w:themeColor="text1" w:themeTint="FF" w:themeShade="FF"/>
+                <w:color w:themeColor="text1" w:val="000000"/>
                 <w:sz w:val="19"/>
                 <w:szCs w:val="19"/>
                 <w:lang w:val="en-US"/>
@@ -1198,8 +1246,8 @@
             </w:pPr>
             <w:r>
               <w:rPr>
-                <w:rFonts w:ascii="Arial" w:hAnsi="Arial" w:eastAsia="Arial" w:cs="Arial"/>
-                <w:color w:val="000000" w:themeColor="text1" w:themeTint="FF" w:themeShade="FF"/>
+                <w:rFonts w:eastAsia="Arial" w:cs="Arial" w:ascii="Arial" w:hAnsi="Arial"/>
+                <w:color w:themeColor="text1" w:val="000000"/>
                 <w:sz w:val="19"/>
                 <w:szCs w:val="19"/>
                 <w:lang w:val="en-US"/>
@@ -1212,14 +1260,9 @@
     </w:tbl>
     <w:p>
       <w:pPr>
-        <w:widowControl w:val="0"/>
-        <w:pBdr>
-          <w:top w:val="nil"/>
-          <w:left w:val="nil"/>
-          <w:bottom w:val="nil"/>
-          <w:right w:val="nil"/>
-          <w:between w:val="nil"/>
-        </w:pBdr>
+        <w:pStyle w:val="Normal"/>
+        <w:widowControl w:val="false"/>
+        <w:pBdr/>
         <w:jc w:val="center"/>
         <w:rPr>
           <w:rFonts w:ascii="Arial" w:hAnsi="Arial" w:eastAsia="Arial" w:cs="Arial"/>
@@ -1230,23 +1273,28 @@
           <w:szCs w:val="20"/>
         </w:rPr>
       </w:pPr>
+      <w:r>
+        <w:rPr>
+          <w:rFonts w:eastAsia="Arial" w:cs="Arial" w:ascii="Arial" w:hAnsi="Arial"/>
+          <w:b/>
+          <w:bCs/>
+          <w:color w:val="000000"/>
+          <w:sz w:val="20"/>
+          <w:szCs w:val="20"/>
+        </w:rPr>
+      </w:r>
     </w:p>
     <w:p>
       <w:pPr>
-        <w:widowControl w:val="0"/>
-        <w:pBdr>
-          <w:top w:val="nil" w:color="FF000000" w:sz="0" w:space="0"/>
-          <w:left w:val="nil" w:color="FF000000" w:sz="0" w:space="0"/>
-          <w:bottom w:val="nil" w:color="FF000000" w:sz="0" w:space="0"/>
-          <w:right w:val="nil" w:color="FF000000" w:sz="0" w:space="0"/>
-          <w:between w:val="nil" w:color="FF000000" w:sz="0" w:space="0"/>
-        </w:pBdr>
-        <w:spacing w:line="360" w:lineRule="auto"/>
+        <w:pStyle w:val="Normal"/>
+        <w:widowControl w:val="false"/>
+        <w:pBdr/>
+        <w:spacing w:lineRule="auto" w:line="360"/>
         <w:jc w:val="center"/>
         <w:rPr>
           <w:rFonts w:ascii="Arial" w:hAnsi="Arial" w:eastAsia="Arial" w:cs="Arial"/>
-          <w:b w:val="1"/>
-          <w:bCs w:val="1"/>
+          <w:b/>
+          <w:bCs/>
           <w:color w:val="000000"/>
           <w:sz w:val="16"/>
           <w:szCs w:val="16"/>
@@ -1255,508 +1303,23 @@
       </w:pPr>
       <w:r>
         <w:rPr>
-          <w:rFonts w:ascii="Arial" w:hAnsi="Arial" w:eastAsia="Arial" w:cs="Arial"/>
-          <w:b w:val="1"/>
-          <w:bCs w:val="1"/>
-          <w:color w:val="000000" w:themeColor="text1" w:themeTint="FF" w:themeShade="FF"/>
+          <w:rFonts w:eastAsia="Arial" w:cs="Arial" w:ascii="Arial" w:hAnsi="Arial"/>
+          <w:b/>
+          <w:bCs/>
+          <w:color w:themeColor="text1" w:val="000000"/>
           <w:sz w:val="16"/>
           <w:szCs w:val="16"/>
           <w:lang w:val="en-US"/>
         </w:rPr>
-        <w:t>Declaramos</w:t>
-      </w:r>
-      <w:r>
-        <w:rPr>
-          <w:rFonts w:ascii="Arial" w:hAnsi="Arial" w:eastAsia="Arial" w:cs="Arial"/>
-          <w:b w:val="1"/>
-          <w:bCs w:val="1"/>
-          <w:color w:val="000000" w:themeColor="text1" w:themeTint="FF" w:themeShade="FF"/>
-          <w:sz w:val="16"/>
-          <w:szCs w:val="16"/>
-          <w:lang w:val="en-US"/>
-        </w:rPr>
-        <w:t xml:space="preserve"> </w:t>
-      </w:r>
-      <w:r>
-        <w:rPr>
-          <w:rFonts w:ascii="Arial" w:hAnsi="Arial" w:eastAsia="Arial" w:cs="Arial"/>
-          <w:b w:val="1"/>
-          <w:bCs w:val="1"/>
-          <w:color w:val="000000" w:themeColor="text1" w:themeTint="FF" w:themeShade="FF"/>
-          <w:sz w:val="16"/>
-          <w:szCs w:val="16"/>
-          <w:lang w:val="en-US"/>
-        </w:rPr>
-        <w:t>que</w:t>
-      </w:r>
-      <w:r>
-        <w:rPr>
-          <w:rFonts w:ascii="Arial" w:hAnsi="Arial" w:eastAsia="Arial" w:cs="Arial"/>
-          <w:b w:val="1"/>
-          <w:bCs w:val="1"/>
-          <w:color w:val="000000" w:themeColor="text1" w:themeTint="FF" w:themeShade="FF"/>
-          <w:sz w:val="16"/>
-          <w:szCs w:val="16"/>
-          <w:lang w:val="en-US"/>
-        </w:rPr>
-        <w:t xml:space="preserve"> </w:t>
-      </w:r>
-      <w:r>
-        <w:rPr>
-          <w:rFonts w:ascii="Arial" w:hAnsi="Arial" w:eastAsia="Arial" w:cs="Arial"/>
-          <w:b w:val="1"/>
-          <w:bCs w:val="1"/>
-          <w:color w:val="000000" w:themeColor="text1" w:themeTint="FF" w:themeShade="FF"/>
-          <w:sz w:val="16"/>
-          <w:szCs w:val="16"/>
-          <w:lang w:val="en-US"/>
-        </w:rPr>
-        <w:t>o</w:t>
-      </w:r>
-      <w:r>
-        <w:rPr>
-          <w:rFonts w:ascii="Arial" w:hAnsi="Arial" w:eastAsia="Arial" w:cs="Arial"/>
-          <w:b w:val="1"/>
-          <w:bCs w:val="1"/>
-          <w:color w:val="000000" w:themeColor="text1" w:themeTint="FF" w:themeShade="FF"/>
-          <w:sz w:val="16"/>
-          <w:szCs w:val="16"/>
-          <w:lang w:val="en-US"/>
-        </w:rPr>
-        <w:t xml:space="preserve"> </w:t>
-      </w:r>
-      <w:r>
-        <w:rPr>
-          <w:rFonts w:ascii="Arial" w:hAnsi="Arial" w:eastAsia="Arial" w:cs="Arial"/>
-          <w:b w:val="1"/>
-          <w:bCs w:val="1"/>
-          <w:color w:val="000000" w:themeColor="text1" w:themeTint="FF" w:themeShade="FF"/>
-          <w:sz w:val="16"/>
-          <w:szCs w:val="16"/>
-          <w:lang w:val="en-US"/>
-        </w:rPr>
-        <w:t>trabalho</w:t>
-      </w:r>
-      <w:r>
-        <w:rPr>
-          <w:rFonts w:ascii="Arial" w:hAnsi="Arial" w:eastAsia="Arial" w:cs="Arial"/>
-          <w:b w:val="1"/>
-          <w:bCs w:val="1"/>
-          <w:color w:val="000000" w:themeColor="text1" w:themeTint="FF" w:themeShade="FF"/>
-          <w:sz w:val="16"/>
-          <w:szCs w:val="16"/>
-          <w:lang w:val="en-US"/>
-        </w:rPr>
-        <w:t xml:space="preserve"> </w:t>
-      </w:r>
-      <w:r>
-        <w:rPr>
-          <w:rFonts w:ascii="Arial" w:hAnsi="Arial" w:eastAsia="Arial" w:cs="Arial"/>
-          <w:b w:val="1"/>
-          <w:bCs w:val="1"/>
-          <w:color w:val="000000" w:themeColor="text1" w:themeTint="FF" w:themeShade="FF"/>
-          <w:sz w:val="16"/>
-          <w:szCs w:val="16"/>
-          <w:lang w:val="en-US"/>
-        </w:rPr>
-        <w:t>previsto</w:t>
-      </w:r>
-      <w:r>
-        <w:rPr>
-          <w:rFonts w:ascii="Arial" w:hAnsi="Arial" w:eastAsia="Arial" w:cs="Arial"/>
-          <w:b w:val="1"/>
-          <w:bCs w:val="1"/>
-          <w:color w:val="000000" w:themeColor="text1" w:themeTint="FF" w:themeShade="FF"/>
-          <w:sz w:val="16"/>
-          <w:szCs w:val="16"/>
-          <w:lang w:val="en-US"/>
-        </w:rPr>
-        <w:t xml:space="preserve"> </w:t>
-      </w:r>
-      <w:r>
-        <w:rPr>
-          <w:rFonts w:ascii="Arial" w:hAnsi="Arial" w:eastAsia="Arial" w:cs="Arial"/>
-          <w:b w:val="1"/>
-          <w:bCs w:val="1"/>
-          <w:color w:val="000000" w:themeColor="text1" w:themeTint="FF" w:themeShade="FF"/>
-          <w:sz w:val="16"/>
-          <w:szCs w:val="16"/>
-          <w:lang w:val="en-US"/>
-        </w:rPr>
-        <w:t>na</w:t>
-      </w:r>
-      <w:r>
-        <w:rPr>
-          <w:rFonts w:ascii="Arial" w:hAnsi="Arial" w:eastAsia="Arial" w:cs="Arial"/>
-          <w:b w:val="1"/>
-          <w:bCs w:val="1"/>
-          <w:color w:val="000000" w:themeColor="text1" w:themeTint="FF" w:themeShade="FF"/>
-          <w:sz w:val="16"/>
-          <w:szCs w:val="16"/>
-          <w:lang w:val="en-US"/>
-        </w:rPr>
-        <w:t xml:space="preserve"> </w:t>
-      </w:r>
-      <w:r>
-        <w:rPr>
-          <w:rFonts w:ascii="Arial" w:hAnsi="Arial" w:eastAsia="Arial" w:cs="Arial"/>
-          <w:b w:val="1"/>
-          <w:bCs w:val="1"/>
-          <w:color w:val="000000" w:themeColor="text1" w:themeTint="FF" w:themeShade="FF"/>
-          <w:sz w:val="16"/>
-          <w:szCs w:val="16"/>
-          <w:lang w:val="en-US"/>
-        </w:rPr>
-        <w:t>programação</w:t>
-      </w:r>
-      <w:r>
-        <w:rPr>
-          <w:rFonts w:ascii="Arial" w:hAnsi="Arial" w:eastAsia="Arial" w:cs="Arial"/>
-          <w:b w:val="1"/>
-          <w:bCs w:val="1"/>
-          <w:color w:val="000000" w:themeColor="text1" w:themeTint="FF" w:themeShade="FF"/>
-          <w:sz w:val="16"/>
-          <w:szCs w:val="16"/>
-          <w:lang w:val="en-US"/>
-        </w:rPr>
-        <w:t xml:space="preserve"> de </w:t>
-      </w:r>
-      <w:r>
-        <w:rPr>
-          <w:rFonts w:ascii="Arial" w:hAnsi="Arial" w:eastAsia="Arial" w:cs="Arial"/>
-          <w:b w:val="1"/>
-          <w:bCs w:val="1"/>
-          <w:color w:val="000000" w:themeColor="text1" w:themeTint="FF" w:themeShade="FF"/>
-          <w:sz w:val="16"/>
-          <w:szCs w:val="16"/>
-          <w:lang w:val="en-US"/>
-        </w:rPr>
-        <w:t>viagem</w:t>
-      </w:r>
-      <w:r>
-        <w:rPr>
-          <w:rFonts w:ascii="Arial" w:hAnsi="Arial" w:eastAsia="Arial" w:cs="Arial"/>
-          <w:b w:val="1"/>
-          <w:bCs w:val="1"/>
-          <w:color w:val="000000" w:themeColor="text1" w:themeTint="FF" w:themeShade="FF"/>
-          <w:sz w:val="16"/>
-          <w:szCs w:val="16"/>
-          <w:lang w:val="en-US"/>
-        </w:rPr>
-        <w:t xml:space="preserve"> </w:t>
-      </w:r>
-      <w:r>
-        <w:rPr>
-          <w:rFonts w:ascii="Arial" w:hAnsi="Arial" w:eastAsia="Arial" w:cs="Arial"/>
-          <w:b w:val="1"/>
-          <w:bCs w:val="1"/>
-          <w:color w:val="000000" w:themeColor="text1" w:themeTint="FF" w:themeShade="FF"/>
-          <w:sz w:val="16"/>
-          <w:szCs w:val="16"/>
-          <w:lang w:val="en-US"/>
-        </w:rPr>
-        <w:t>foi</w:t>
-      </w:r>
-      <w:r>
-        <w:rPr>
-          <w:rFonts w:ascii="Arial" w:hAnsi="Arial" w:eastAsia="Arial" w:cs="Arial"/>
-          <w:b w:val="1"/>
-          <w:bCs w:val="1"/>
-          <w:color w:val="000000" w:themeColor="text1" w:themeTint="FF" w:themeShade="FF"/>
-          <w:sz w:val="16"/>
-          <w:szCs w:val="16"/>
-          <w:lang w:val="en-US"/>
-        </w:rPr>
-        <w:t xml:space="preserve"> </w:t>
-      </w:r>
-      <w:r>
-        <w:rPr>
-          <w:rFonts w:ascii="Arial" w:hAnsi="Arial" w:eastAsia="Arial" w:cs="Arial"/>
-          <w:b w:val="1"/>
-          <w:bCs w:val="1"/>
-          <w:color w:val="000000" w:themeColor="text1" w:themeTint="FF" w:themeShade="FF"/>
-          <w:sz w:val="16"/>
-          <w:szCs w:val="16"/>
-          <w:lang w:val="en-US"/>
-        </w:rPr>
-        <w:t>realizado</w:t>
-      </w:r>
-      <w:r>
-        <w:rPr>
-          <w:rFonts w:ascii="Arial" w:hAnsi="Arial" w:eastAsia="Arial" w:cs="Arial"/>
-          <w:b w:val="1"/>
-          <w:bCs w:val="1"/>
-          <w:color w:val="000000" w:themeColor="text1" w:themeTint="FF" w:themeShade="FF"/>
-          <w:sz w:val="16"/>
-          <w:szCs w:val="16"/>
-          <w:lang w:val="en-US"/>
-        </w:rPr>
-        <w:t xml:space="preserve">, </w:t>
-      </w:r>
-      <w:r>
-        <w:rPr>
-          <w:rFonts w:ascii="Arial" w:hAnsi="Arial" w:eastAsia="Arial" w:cs="Arial"/>
-          <w:b w:val="1"/>
-          <w:bCs w:val="1"/>
-          <w:color w:val="000000" w:themeColor="text1" w:themeTint="FF" w:themeShade="FF"/>
-          <w:sz w:val="16"/>
-          <w:szCs w:val="16"/>
-          <w:lang w:val="en-US"/>
-        </w:rPr>
-        <w:t>assim</w:t>
-      </w:r>
-      <w:r>
-        <w:rPr>
-          <w:rFonts w:ascii="Arial" w:hAnsi="Arial" w:eastAsia="Arial" w:cs="Arial"/>
-          <w:b w:val="1"/>
-          <w:bCs w:val="1"/>
-          <w:color w:val="000000" w:themeColor="text1" w:themeTint="FF" w:themeShade="FF"/>
-          <w:sz w:val="16"/>
-          <w:szCs w:val="16"/>
-          <w:lang w:val="en-US"/>
-        </w:rPr>
-        <w:t xml:space="preserve"> </w:t>
-      </w:r>
-      <w:r>
-        <w:rPr>
-          <w:rFonts w:ascii="Arial" w:hAnsi="Arial" w:eastAsia="Arial" w:cs="Arial"/>
-          <w:b w:val="1"/>
-          <w:bCs w:val="1"/>
-          <w:color w:val="000000" w:themeColor="text1" w:themeTint="FF" w:themeShade="FF"/>
-          <w:sz w:val="16"/>
-          <w:szCs w:val="16"/>
-          <w:lang w:val="en-US"/>
-        </w:rPr>
-        <w:t>como</w:t>
-      </w:r>
-      <w:r>
-        <w:rPr>
-          <w:rFonts w:ascii="Arial" w:hAnsi="Arial" w:eastAsia="Arial" w:cs="Arial"/>
-          <w:b w:val="1"/>
-          <w:bCs w:val="1"/>
-          <w:color w:val="000000" w:themeColor="text1" w:themeTint="FF" w:themeShade="FF"/>
-          <w:sz w:val="16"/>
-          <w:szCs w:val="16"/>
-          <w:lang w:val="en-US"/>
-        </w:rPr>
-        <w:t xml:space="preserve"> </w:t>
-      </w:r>
-      <w:r>
-        <w:rPr>
-          <w:rFonts w:ascii="Arial" w:hAnsi="Arial" w:eastAsia="Arial" w:cs="Arial"/>
-          <w:b w:val="1"/>
-          <w:bCs w:val="1"/>
-          <w:color w:val="000000" w:themeColor="text1" w:themeTint="FF" w:themeShade="FF"/>
-          <w:sz w:val="16"/>
-          <w:szCs w:val="16"/>
-          <w:lang w:val="en-US"/>
-        </w:rPr>
-        <w:t>cumprido</w:t>
-      </w:r>
-      <w:r>
-        <w:rPr>
-          <w:rFonts w:ascii="Arial" w:hAnsi="Arial" w:eastAsia="Arial" w:cs="Arial"/>
-          <w:b w:val="1"/>
-          <w:bCs w:val="1"/>
-          <w:color w:val="000000" w:themeColor="text1" w:themeTint="FF" w:themeShade="FF"/>
-          <w:sz w:val="16"/>
-          <w:szCs w:val="16"/>
-          <w:lang w:val="en-US"/>
-        </w:rPr>
-        <w:t xml:space="preserve"> o </w:t>
-      </w:r>
-      <w:r>
-        <w:rPr>
-          <w:rFonts w:ascii="Arial" w:hAnsi="Arial" w:eastAsia="Arial" w:cs="Arial"/>
-          <w:b w:val="1"/>
-          <w:bCs w:val="1"/>
-          <w:color w:val="000000" w:themeColor="text1" w:themeTint="FF" w:themeShade="FF"/>
-          <w:sz w:val="16"/>
-          <w:szCs w:val="16"/>
-          <w:lang w:val="en-US"/>
-        </w:rPr>
-        <w:t>período</w:t>
-      </w:r>
-      <w:r>
-        <w:rPr>
-          <w:rFonts w:ascii="Arial" w:hAnsi="Arial" w:eastAsia="Arial" w:cs="Arial"/>
-          <w:b w:val="1"/>
-          <w:bCs w:val="1"/>
-          <w:color w:val="000000" w:themeColor="text1" w:themeTint="FF" w:themeShade="FF"/>
-          <w:sz w:val="16"/>
-          <w:szCs w:val="16"/>
-          <w:lang w:val="en-US"/>
-        </w:rPr>
-        <w:t xml:space="preserve"> de </w:t>
-      </w:r>
-      <w:r>
-        <w:rPr>
-          <w:rFonts w:ascii="Arial" w:hAnsi="Arial" w:eastAsia="Arial" w:cs="Arial"/>
-          <w:b w:val="1"/>
-          <w:bCs w:val="1"/>
-          <w:color w:val="000000" w:themeColor="text1" w:themeTint="FF" w:themeShade="FF"/>
-          <w:sz w:val="16"/>
-          <w:szCs w:val="16"/>
-          <w:lang w:val="en-US"/>
-        </w:rPr>
-        <w:t>realização</w:t>
-      </w:r>
-      <w:r>
-        <w:rPr>
-          <w:rFonts w:ascii="Arial" w:hAnsi="Arial" w:eastAsia="Arial" w:cs="Arial"/>
-          <w:b w:val="1"/>
-          <w:bCs w:val="1"/>
-          <w:color w:val="000000" w:themeColor="text1" w:themeTint="FF" w:themeShade="FF"/>
-          <w:sz w:val="16"/>
-          <w:szCs w:val="16"/>
-          <w:lang w:val="en-US"/>
-        </w:rPr>
-        <w:t xml:space="preserve"> da </w:t>
-      </w:r>
-      <w:r>
-        <w:rPr>
-          <w:rFonts w:ascii="Arial" w:hAnsi="Arial" w:eastAsia="Arial" w:cs="Arial"/>
-          <w:b w:val="1"/>
-          <w:bCs w:val="1"/>
-          <w:color w:val="000000" w:themeColor="text1" w:themeTint="FF" w:themeShade="FF"/>
-          <w:sz w:val="16"/>
-          <w:szCs w:val="16"/>
-          <w:lang w:val="en-US"/>
-        </w:rPr>
-        <w:t>viagem</w:t>
-      </w:r>
-      <w:r>
-        <w:rPr>
-          <w:rFonts w:ascii="Arial" w:hAnsi="Arial" w:eastAsia="Arial" w:cs="Arial"/>
-          <w:b w:val="1"/>
-          <w:bCs w:val="1"/>
-          <w:color w:val="000000" w:themeColor="text1" w:themeTint="FF" w:themeShade="FF"/>
-          <w:sz w:val="16"/>
-          <w:szCs w:val="16"/>
-          <w:lang w:val="en-US"/>
-        </w:rPr>
-        <w:t xml:space="preserve"> e a </w:t>
-      </w:r>
-      <w:r>
-        <w:rPr>
-          <w:rFonts w:ascii="Arial" w:hAnsi="Arial" w:eastAsia="Arial" w:cs="Arial"/>
-          <w:b w:val="1"/>
-          <w:bCs w:val="1"/>
-          <w:color w:val="000000" w:themeColor="text1" w:themeTint="FF" w:themeShade="FF"/>
-          <w:sz w:val="16"/>
-          <w:szCs w:val="16"/>
-          <w:lang w:val="en-US"/>
-        </w:rPr>
-        <w:t>documentação</w:t>
-      </w:r>
-      <w:r>
-        <w:rPr>
-          <w:rFonts w:ascii="Arial" w:hAnsi="Arial" w:eastAsia="Arial" w:cs="Arial"/>
-          <w:b w:val="1"/>
-          <w:bCs w:val="1"/>
-          <w:color w:val="000000" w:themeColor="text1" w:themeTint="FF" w:themeShade="FF"/>
-          <w:sz w:val="16"/>
-          <w:szCs w:val="16"/>
-          <w:lang w:val="en-US"/>
-        </w:rPr>
-        <w:t xml:space="preserve"> </w:t>
-      </w:r>
-      <w:r>
-        <w:rPr>
-          <w:rFonts w:ascii="Arial" w:hAnsi="Arial" w:eastAsia="Arial" w:cs="Arial"/>
-          <w:b w:val="1"/>
-          <w:bCs w:val="1"/>
-          <w:color w:val="000000" w:themeColor="text1" w:themeTint="FF" w:themeShade="FF"/>
-          <w:sz w:val="16"/>
-          <w:szCs w:val="16"/>
-          <w:lang w:val="en-US"/>
-        </w:rPr>
-        <w:t>encaminhada</w:t>
-      </w:r>
-      <w:r>
-        <w:rPr>
-          <w:rFonts w:ascii="Arial" w:hAnsi="Arial" w:eastAsia="Arial" w:cs="Arial"/>
-          <w:b w:val="1"/>
-          <w:bCs w:val="1"/>
-          <w:color w:val="000000" w:themeColor="text1" w:themeTint="FF" w:themeShade="FF"/>
-          <w:sz w:val="16"/>
-          <w:szCs w:val="16"/>
-          <w:lang w:val="en-US"/>
-        </w:rPr>
-        <w:t xml:space="preserve"> </w:t>
-      </w:r>
-      <w:r>
-        <w:rPr>
-          <w:rFonts w:ascii="Arial" w:hAnsi="Arial" w:eastAsia="Arial" w:cs="Arial"/>
-          <w:b w:val="1"/>
-          <w:bCs w:val="1"/>
-          <w:color w:val="000000" w:themeColor="text1" w:themeTint="FF" w:themeShade="FF"/>
-          <w:sz w:val="16"/>
-          <w:szCs w:val="16"/>
-          <w:lang w:val="en-US"/>
-        </w:rPr>
-        <w:t>ao</w:t>
-      </w:r>
-      <w:r>
-        <w:rPr>
-          <w:rFonts w:ascii="Arial" w:hAnsi="Arial" w:eastAsia="Arial" w:cs="Arial"/>
-          <w:b w:val="1"/>
-          <w:bCs w:val="1"/>
-          <w:color w:val="000000" w:themeColor="text1" w:themeTint="FF" w:themeShade="FF"/>
-          <w:sz w:val="16"/>
-          <w:szCs w:val="16"/>
-          <w:lang w:val="en-US"/>
-        </w:rPr>
-        <w:t xml:space="preserve"> </w:t>
-      </w:r>
-      <w:r>
-        <w:rPr>
-          <w:rFonts w:ascii="Arial" w:hAnsi="Arial" w:eastAsia="Arial" w:cs="Arial"/>
-          <w:b w:val="1"/>
-          <w:bCs w:val="1"/>
-          <w:color w:val="000000" w:themeColor="text1" w:themeTint="FF" w:themeShade="FF"/>
-          <w:sz w:val="16"/>
-          <w:szCs w:val="16"/>
-          <w:lang w:val="en-US"/>
-        </w:rPr>
-        <w:t>setor</w:t>
-      </w:r>
-      <w:r>
-        <w:rPr>
-          <w:rFonts w:ascii="Arial" w:hAnsi="Arial" w:eastAsia="Arial" w:cs="Arial"/>
-          <w:b w:val="1"/>
-          <w:bCs w:val="1"/>
-          <w:color w:val="000000" w:themeColor="text1" w:themeTint="FF" w:themeShade="FF"/>
-          <w:sz w:val="16"/>
-          <w:szCs w:val="16"/>
-          <w:lang w:val="en-US"/>
-        </w:rPr>
-        <w:t xml:space="preserve"> </w:t>
-      </w:r>
-      <w:r>
-        <w:rPr>
-          <w:rFonts w:ascii="Arial" w:hAnsi="Arial" w:eastAsia="Arial" w:cs="Arial"/>
-          <w:b w:val="1"/>
-          <w:bCs w:val="1"/>
-          <w:color w:val="000000" w:themeColor="text1" w:themeTint="FF" w:themeShade="FF"/>
-          <w:sz w:val="16"/>
-          <w:szCs w:val="16"/>
-          <w:lang w:val="en-US"/>
-        </w:rPr>
-        <w:t>responsável</w:t>
+        <w:t>Declaramos que o trabalho previsto na programação de viagem foi realizado, assim como cumprido o período de realização da viagem e a documentação encaminhada ao setor responsável</w:t>
       </w:r>
     </w:p>
     <w:p>
       <w:pPr>
-        <w:widowControl w:val="0"/>
-        <w:pBdr>
-          <w:top w:val="nil"/>
-          <w:left w:val="nil"/>
-          <w:bottom w:val="nil"/>
-          <w:right w:val="nil"/>
-          <w:between w:val="nil"/>
-        </w:pBdr>
-        <w:spacing w:line="360" w:lineRule="auto"/>
+        <w:pStyle w:val="Normal"/>
+        <w:widowControl w:val="false"/>
+        <w:pBdr/>
+        <w:spacing w:lineRule="auto" w:line="360"/>
         <w:rPr>
           <w:rFonts w:ascii="Arial" w:hAnsi="Arial" w:eastAsia="Arial" w:cs="Arial"/>
           <w:b/>
@@ -1766,18 +1329,23 @@
           <w:szCs w:val="20"/>
         </w:rPr>
       </w:pPr>
+      <w:r>
+        <w:rPr>
+          <w:rFonts w:eastAsia="Arial" w:cs="Arial" w:ascii="Arial" w:hAnsi="Arial"/>
+          <w:b/>
+          <w:bCs/>
+          <w:color w:val="000000"/>
+          <w:sz w:val="20"/>
+          <w:szCs w:val="20"/>
+        </w:rPr>
+      </w:r>
     </w:p>
     <w:p>
       <w:pPr>
-        <w:widowControl w:val="0"/>
-        <w:pBdr>
-          <w:top w:val="nil"/>
-          <w:left w:val="nil"/>
-          <w:bottom w:val="nil"/>
-          <w:right w:val="nil"/>
-          <w:between w:val="nil"/>
-        </w:pBdr>
-        <w:spacing w:line="360" w:lineRule="auto"/>
+        <w:pStyle w:val="Normal"/>
+        <w:widowControl w:val="false"/>
+        <w:pBdr/>
+        <w:spacing w:lineRule="auto" w:line="360"/>
         <w:jc w:val="center"/>
         <w:rPr>
           <w:rFonts w:ascii="Arial" w:hAnsi="Arial" w:eastAsia="Arial" w:cs="Arial"/>
@@ -1788,47 +1356,47 @@
           <w:szCs w:val="20"/>
         </w:rPr>
       </w:pPr>
-    </w:p>
-    <w:p>
-      <w:pPr>
-        <w:widowControl w:val="0"/>
-        <w:pBdr>
-          <w:top w:val="nil"/>
-          <w:left w:val="nil"/>
-          <w:bottom w:val="nil"/>
-          <w:right w:val="nil"/>
-          <w:between w:val="nil"/>
-        </w:pBdr>
-        <w:spacing w:line="360" w:lineRule="auto"/>
-        <w:jc w:val="center"/>
-        <w:rPr>
-          <w:rFonts w:ascii="Times New Roman" w:hAnsi="Times New Roman" w:eastAsia="Times New Roman" w:cs="Times New Roman"/>
-          <w:color w:val="000000"/>
-        </w:rPr>
-      </w:pPr>
       <w:r>
         <w:rPr>
-          <w:rFonts w:ascii="Arial" w:hAnsi="Arial" w:eastAsia="Arial" w:cs="Arial"/>
+          <w:rFonts w:eastAsia="Arial" w:cs="Arial" w:ascii="Arial" w:hAnsi="Arial"/>
           <w:b/>
           <w:bCs/>
           <w:color w:val="000000"/>
           <w:sz w:val="20"/>
           <w:szCs w:val="20"/>
         </w:rPr>
+      </w:r>
+    </w:p>
+    <w:p>
+      <w:pPr>
+        <w:pStyle w:val="Normal"/>
+        <w:widowControl w:val="false"/>
+        <w:pBdr/>
+        <w:spacing w:lineRule="auto" w:line="360"/>
+        <w:jc w:val="center"/>
+        <w:rPr>
+          <w:rFonts w:ascii="Times New Roman" w:hAnsi="Times New Roman" w:eastAsia="Times New Roman" w:cs="Times New Roman"/>
+          <w:color w:val="000000"/>
+        </w:rPr>
+      </w:pPr>
+      <w:r>
+        <w:rPr>
+          <w:rFonts w:eastAsia="Arial" w:cs="Arial" w:ascii="Arial" w:hAnsi="Arial"/>
+          <w:b/>
+          <w:bCs/>
+          <w:color w:val="000000"/>
+          <w:sz w:val="20"/>
+          <w:szCs w:val="20"/>
+        </w:rPr>
         <w:t>______________________________________</w:t>
       </w:r>
     </w:p>
     <w:p>
       <w:pPr>
-        <w:widowControl w:val="0"/>
-        <w:pBdr>
-          <w:top w:val="nil"/>
-          <w:left w:val="nil"/>
-          <w:bottom w:val="nil"/>
-          <w:right w:val="nil"/>
-          <w:between w:val="nil"/>
-        </w:pBdr>
-        <w:spacing w:line="360" w:lineRule="auto"/>
+        <w:pStyle w:val="Normal"/>
+        <w:widowControl w:val="false"/>
+        <w:pBdr/>
+        <w:spacing w:lineRule="auto" w:line="360"/>
         <w:jc w:val="center"/>
         <w:rPr>
           <w:rFonts w:ascii="Arial" w:hAnsi="Arial" w:eastAsia="Arial" w:cs="Arial"/>
@@ -1842,7 +1410,7 @@
       </w:pPr>
       <w:r>
         <w:rPr>
-          <w:rFonts w:ascii="Arial" w:hAnsi="Arial" w:eastAsia="Arial" w:cs="Arial"/>
+          <w:rFonts w:eastAsia="Arial" w:cs="Arial" w:ascii="Arial" w:hAnsi="Arial"/>
           <w:b/>
           <w:bCs/>
           <w:color w:val="000000"/>
@@ -1850,55 +1418,89 @@
           <w:szCs w:val="20"/>
           <w:lang w:val="en-US"/>
         </w:rPr>
-        <w:t>RG {{rg_servidor}}</w:t>
+        <w:t>CPF</w:t>
+      </w:r>
+      <w:r>
+        <w:rPr>
+          <w:rFonts w:eastAsia="Arial" w:cs="Arial" w:ascii="Arial" w:hAnsi="Arial"/>
+          <w:b/>
+          <w:bCs/>
+          <w:color w:val="000000"/>
+          <w:sz w:val="20"/>
+          <w:szCs w:val="20"/>
+          <w:lang w:val="en-US"/>
+        </w:rPr>
+        <w:t xml:space="preserve"> {{</w:t>
+      </w:r>
+      <w:r>
+        <w:rPr>
+          <w:rFonts w:eastAsia="Arial" w:cs="Arial" w:ascii="Arial" w:hAnsi="Arial"/>
+          <w:b/>
+          <w:bCs/>
+          <w:color w:val="000000"/>
+          <w:sz w:val="20"/>
+          <w:szCs w:val="20"/>
+          <w:lang w:val="en-US"/>
+        </w:rPr>
+        <w:t>cpf</w:t>
+      </w:r>
+      <w:r>
+        <w:rPr>
+          <w:rFonts w:eastAsia="Arial" w:cs="Arial" w:ascii="Arial" w:hAnsi="Arial"/>
+          <w:b/>
+          <w:bCs/>
+          <w:color w:val="000000"/>
+          <w:sz w:val="20"/>
+          <w:szCs w:val="20"/>
+          <w:lang w:val="en-US"/>
+        </w:rPr>
+        <w:t>_servidor}}</w:t>
       </w:r>
     </w:p>
     <w:sectPr>
-      <w:headerReference w:type="default" r:id="rId6"/>
-      <w:footerReference w:type="default" r:id="rId7"/>
-      <w:pgSz w:w="11906" w:h="16838" w:orient="portrait"/>
-      <w:pgMar w:top="0" w:right="746" w:bottom="8" w:left="720" w:header="0" w:footer="0" w:gutter="0"/>
-      <w:pgNumType w:start="1"/>
-      <w:cols w:space="720"/>
+      <w:headerReference w:type="even" r:id="rId2"/>
+      <w:headerReference w:type="default" r:id="rId3"/>
+      <w:headerReference w:type="first" r:id="rId4"/>
+      <w:footerReference w:type="even" r:id="rId5"/>
+      <w:footerReference w:type="default" r:id="rId6"/>
+      <w:footerReference w:type="first" r:id="rId7"/>
+      <w:type w:val="nextPage"/>
+      <w:pgSz w:w="11906" w:h="16838"/>
+      <w:pgMar w:left="720" w:right="746" w:gutter="0" w:header="0" w:top="57" w:footer="0" w:bottom="57"/>
+      <w:pgNumType w:start="1" w:fmt="decimal"/>
+      <w:formProt w:val="false"/>
+      <w:textDirection w:val="lrTb"/>
+      <w:docGrid w:type="default" w:linePitch="100" w:charSpace="0"/>
     </w:sectPr>
   </w:body>
 </w:document>
 </file>
 
-<file path=word/endnotes.xml><?xml version="1.0" encoding="utf-8"?>
-<w:endnotes xmlns:wpc="http://schemas.microsoft.com/office/word/2010/wordprocessingCanvas" xmlns:cx="http://schemas.microsoft.com/office/drawing/2014/chartex" xmlns:cx1="http://schemas.microsoft.com/office/drawing/2015/9/8/chartex" xmlns:cx2="http://schemas.microsoft.com/office/drawing/2015/10/21/chartex" xmlns:cx3="http://schemas.microsoft.com/office/drawing/2016/5/9/chartex" xmlns:cx4="http://schemas.microsoft.com/office/drawing/2016/5/10/chartex" xmlns:cx5="http://schemas.microsoft.com/office/drawing/2016/5/11/chartex" xmlns:cx6="http://schemas.microsoft.com/office/drawing/2016/5/12/chartex" xmlns:cx7="http://schemas.microsoft.com/office/drawing/2016/5/13/chartex" xmlns:cx8="http://schemas.microsoft.com/office/drawing/2016/5/14/chartex" xmlns:mc="http://schemas.openxmlformats.org/markup-compatibility/2006" xmlns:aink="http://schemas.microsoft.com/office/drawing/2016/ink" xmlns:am3d="http://schemas.microsoft.com/office/drawing/2017/model3d" xmlns:o="urn:schemas-microsoft-com:office:office" xmlns:oel="http://schemas.microsoft.com/office/2019/extlst" xmlns:r="http://schemas.openxmlformats.org/officeDocument/2006/relationships" xmlns:m="http://schemas.openxmlformats.org/officeDocument/2006/math" xmlns:v="urn:schemas-microsoft-com:vml" xmlns:wp14="http://schemas.microsoft.com/office/word/2010/wordprocessingDrawing" xmlns:wp="http://schemas.openxmlformats.org/drawingml/2006/wordprocessingDrawing" xmlns:w10="urn:schemas-microsoft-com:office:word" xmlns:w="http://schemas.openxmlformats.org/wordprocessingml/2006/main" xmlns:w14="http://schemas.microsoft.com/office/word/2010/wordml" xmlns:w15="http://schemas.microsoft.com/office/word/2012/wordml" xmlns:w16cex="http://schemas.microsoft.com/office/word/2018/wordml/cex" xmlns:w16cid="http://schemas.microsoft.com/office/word/2016/wordml/cid" xmlns:w16="http://schemas.microsoft.com/office/word/2018/wordml" xmlns:w16du="http://schemas.microsoft.com/office/word/2023/wordml/word16du" xmlns:w16sdtdh="http://schemas.microsoft.com/office/word/2020/wordml/sdtdatahash" xmlns:w16sdtfl="http://schemas.microsoft.com/office/word/2024/wordml/sdtformatlock" xmlns:w16se="http://schemas.microsoft.com/office/word/2015/wordml/symex" xmlns:wpg="http://schemas.microsoft.com/office/word/2010/wordprocessingGroup" xmlns:wpi="http://schemas.microsoft.com/office/word/2010/wordprocessingInk" xmlns:wne="http://schemas.microsoft.com/office/word/2006/wordml" xmlns:wps="http://schemas.microsoft.com/office/word/2010/wordprocessingShape" mc:Ignorable="w14 w15 w16se w16cid w16 w16cex w16sdtdh w16sdtfl w16du wp14">
-  <w:endnote w:type="separator" w:id="-1">
-    <w:p>
-      <w:r>
-        <w:separator/>
-      </w:r>
-    </w:p>
-  </w:endnote>
-  <w:endnote w:type="continuationSeparator" w:id="0">
-    <w:p>
-      <w:r>
-        <w:continuationSeparator/>
-      </w:r>
-    </w:p>
-  </w:endnote>
-</w:endnotes>
+<file path=word/footer1.xml><?xml version="1.0" encoding="utf-8"?>
+<w:ftr xmlns:o="urn:schemas-microsoft-com:office:office" xmlns:r="http://schemas.openxmlformats.org/officeDocument/2006/relationships" xmlns:v="urn:schemas-microsoft-com:vml" xmlns:w="http://schemas.openxmlformats.org/wordprocessingml/2006/main" xmlns:w10="urn:schemas-microsoft-com:office:word" xmlns:wp="http://schemas.openxmlformats.org/drawingml/2006/wordprocessingDrawing" xmlns:pic="http://schemas.openxmlformats.org/drawingml/2006/picture" xmlns:wps="http://schemas.microsoft.com/office/word/2010/wordprocessingShape" xmlns:wpg="http://schemas.microsoft.com/office/word/2010/wordprocessingGroup" xmlns:mc="http://schemas.openxmlformats.org/markup-compatibility/2006" xmlns:wp14="http://schemas.microsoft.com/office/word/2010/wordprocessingDrawing" xmlns:w14="http://schemas.microsoft.com/office/word/2010/wordml" xmlns:w15="http://schemas.microsoft.com/office/word/2012/wordml" mc:Ignorable="w14 wp14 w15">
+  <w:p>
+    <w:pPr>
+      <w:pStyle w:val="Footer"/>
+      <w:rPr/>
+    </w:pPr>
+    <w:r>
+      <w:rPr/>
+    </w:r>
+  </w:p>
+</w:ftr>
 </file>
 
-<file path=word/footer1.xml><?xml version="1.0" encoding="utf-8"?>
-<w:ftr xmlns:wpc="http://schemas.microsoft.com/office/word/2010/wordprocessingCanvas" xmlns:cx="http://schemas.microsoft.com/office/drawing/2014/chartex" xmlns:cx1="http://schemas.microsoft.com/office/drawing/2015/9/8/chartex" xmlns:cx2="http://schemas.microsoft.com/office/drawing/2015/10/21/chartex" xmlns:cx3="http://schemas.microsoft.com/office/drawing/2016/5/9/chartex" xmlns:cx4="http://schemas.microsoft.com/office/drawing/2016/5/10/chartex" xmlns:cx5="http://schemas.microsoft.com/office/drawing/2016/5/11/chartex" xmlns:cx6="http://schemas.microsoft.com/office/drawing/2016/5/12/chartex" xmlns:cx7="http://schemas.microsoft.com/office/drawing/2016/5/13/chartex" xmlns:cx8="http://schemas.microsoft.com/office/drawing/2016/5/14/chartex" xmlns:mc="http://schemas.openxmlformats.org/markup-compatibility/2006" xmlns:aink="http://schemas.microsoft.com/office/drawing/2016/ink" xmlns:am3d="http://schemas.microsoft.com/office/drawing/2017/model3d" xmlns:o="urn:schemas-microsoft-com:office:office" xmlns:oel="http://schemas.microsoft.com/office/2019/extlst" xmlns:r="http://schemas.openxmlformats.org/officeDocument/2006/relationships" xmlns:m="http://schemas.openxmlformats.org/officeDocument/2006/math" xmlns:v="urn:schemas-microsoft-com:vml" xmlns:wp14="http://schemas.microsoft.com/office/word/2010/wordprocessingDrawing" xmlns:wp="http://schemas.openxmlformats.org/drawingml/2006/wordprocessingDrawing" xmlns:w10="urn:schemas-microsoft-com:office:word" xmlns:w="http://schemas.openxmlformats.org/wordprocessingml/2006/main" xmlns:w14="http://schemas.microsoft.com/office/word/2010/wordml" xmlns:w15="http://schemas.microsoft.com/office/word/2012/wordml" xmlns:w16cex="http://schemas.microsoft.com/office/word/2018/wordml/cex" xmlns:w16cid="http://schemas.microsoft.com/office/word/2016/wordml/cid" xmlns:w16="http://schemas.microsoft.com/office/word/2018/wordml" xmlns:w16du="http://schemas.microsoft.com/office/word/2023/wordml/word16du" xmlns:w16sdtdh="http://schemas.microsoft.com/office/word/2020/wordml/sdtdatahash" xmlns:w16sdtfl="http://schemas.microsoft.com/office/word/2024/wordml/sdtformatlock" xmlns:w16se="http://schemas.microsoft.com/office/word/2015/wordml/symex" xmlns:wpg="http://schemas.microsoft.com/office/word/2010/wordprocessingGroup" xmlns:wpi="http://schemas.microsoft.com/office/word/2010/wordprocessingInk" xmlns:wne="http://schemas.microsoft.com/office/word/2006/wordml" xmlns:wps="http://schemas.microsoft.com/office/word/2010/wordprocessingShape" xmlns:a="http://schemas.openxmlformats.org/drawingml/2006/main" xmlns:pic="http://schemas.openxmlformats.org/drawingml/2006/picture" mc:Ignorable="w14 w15 w16se w16cid w16 w16cex w16sdtdh w16sdtfl w16du wp14">
+<file path=word/footer2.xml><?xml version="1.0" encoding="utf-8"?>
+<w:ftr xmlns:o="urn:schemas-microsoft-com:office:office" xmlns:r="http://schemas.openxmlformats.org/officeDocument/2006/relationships" xmlns:v="urn:schemas-microsoft-com:vml" xmlns:w="http://schemas.openxmlformats.org/wordprocessingml/2006/main" xmlns:w10="urn:schemas-microsoft-com:office:word" xmlns:wp="http://schemas.openxmlformats.org/drawingml/2006/wordprocessingDrawing" xmlns:pic="http://schemas.openxmlformats.org/drawingml/2006/picture" xmlns:wps="http://schemas.microsoft.com/office/word/2010/wordprocessingShape" xmlns:wpg="http://schemas.microsoft.com/office/word/2010/wordprocessingGroup" xmlns:mc="http://schemas.openxmlformats.org/markup-compatibility/2006" xmlns:wp14="http://schemas.microsoft.com/office/word/2010/wordprocessingDrawing" xmlns:w14="http://schemas.microsoft.com/office/word/2010/wordml" xmlns:w15="http://schemas.microsoft.com/office/word/2012/wordml" mc:Ignorable="w14 wp14 w15">
   <w:p>
     <w:pPr>
-      <w:widowControl w:val="0"/>
-      <w:pBdr>
-        <w:top w:val="nil"/>
-        <w:left w:val="nil"/>
-        <w:bottom w:val="nil"/>
-        <w:right w:val="nil"/>
-        <w:between w:val="nil"/>
-      </w:pBdr>
+      <w:pStyle w:val="Normal"/>
+      <w:widowControl w:val="false"/>
+      <w:pBdr/>
       <w:tabs>
-        <w:tab w:val="center" w:pos="4535"/>
-        <w:tab w:val="right" w:pos="9071"/>
+        <w:tab w:val="clear" w:pos="720"/>
+        <w:tab w:val="center" w:pos="4535" w:leader="none"/>
+        <w:tab w:val="right" w:pos="9071" w:leader="none"/>
       </w:tabs>
       <w:jc w:val="center"/>
       <w:rPr>
@@ -1908,37 +1510,41 @@
     </w:pPr>
     <w:r>
       <w:rPr>
-        <w:noProof/>
+        <w:rFonts w:eastAsia="Times New Roman" w:cs="Times New Roman" w:ascii="Times New Roman" w:hAnsi="Times New Roman"/>
+        <w:color w:val="000000"/>
       </w:rPr>
       <w:drawing>
-        <wp:anchor distT="0" distB="0" distL="114300" distR="114300" simplePos="0" relativeHeight="251658240" behindDoc="0" locked="0" layoutInCell="1" hidden="0" allowOverlap="1" wp14:anchorId="70834495" wp14:editId="07777777">
+        <wp:anchor distT="0" distB="0" distL="0" distR="0" simplePos="0" relativeHeight="3" behindDoc="1" locked="0" layoutInCell="1" allowOverlap="1">
           <wp:simplePos x="0" y="0"/>
           <wp:positionH relativeFrom="column">
-            <wp:posOffset>2957358</wp:posOffset>
+            <wp:posOffset>2957195</wp:posOffset>
           </wp:positionH>
           <wp:positionV relativeFrom="paragraph">
-            <wp:posOffset>89520</wp:posOffset>
+            <wp:posOffset>89535</wp:posOffset>
           </wp:positionV>
           <wp:extent cx="714375" cy="209550"/>
           <wp:effectExtent l="0" t="0" r="0" b="0"/>
           <wp:wrapNone/>
-          <wp:docPr id="2" name="image1.png"/>
-          <wp:cNvGraphicFramePr/>
+          <wp:docPr id="3" name="image1.png"/>
+          <wp:cNvGraphicFramePr>
+            <a:graphicFrameLocks xmlns:a="http://schemas.openxmlformats.org/drawingml/2006/main" noChangeAspect="1"/>
+          </wp:cNvGraphicFramePr>
           <a:graphic xmlns:a="http://schemas.openxmlformats.org/drawingml/2006/main">
             <a:graphicData uri="http://schemas.openxmlformats.org/drawingml/2006/picture">
               <pic:pic xmlns:pic="http://schemas.openxmlformats.org/drawingml/2006/picture">
                 <pic:nvPicPr>
-                  <pic:cNvPr id="0" name="image1.png"/>
-                  <pic:cNvPicPr preferRelativeResize="0"/>
+                  <pic:cNvPr id="3" name="image1.png"/>
+                  <pic:cNvPicPr>
+                    <a:picLocks noChangeAspect="1" noChangeArrowheads="1"/>
+                  </pic:cNvPicPr>
                 </pic:nvPicPr>
                 <pic:blipFill>
                   <a:blip r:embed="rId1"/>
-                  <a:srcRect/>
                   <a:stretch>
                     <a:fillRect/>
                   </a:stretch>
                 </pic:blipFill>
-                <pic:spPr>
+                <pic:spPr bwMode="auto">
                   <a:xfrm>
                     <a:off x="0" y="0"/>
                     <a:ext cx="714375" cy="209550"/>
@@ -1946,7 +1552,7 @@
                   <a:prstGeom prst="rect">
                     <a:avLst/>
                   </a:prstGeom>
-                  <a:ln/>
+                  <a:noFill/>
                 </pic:spPr>
               </pic:pic>
             </a:graphicData>
@@ -1957,7 +1563,8 @@
   </w:p>
   <w:p>
     <w:pPr>
-      <w:widowControl w:val="0"/>
+      <w:pStyle w:val="Normal"/>
+      <w:widowControl w:val="false"/>
       <w:jc w:val="center"/>
       <w:rPr>
         <w:rFonts w:ascii="Arial" w:hAnsi="Arial" w:eastAsia="Arial" w:cs="Arial"/>
@@ -1965,10 +1572,18 @@
         <w:szCs w:val="16"/>
       </w:rPr>
     </w:pPr>
+    <w:r>
+      <w:rPr>
+        <w:rFonts w:eastAsia="Arial" w:cs="Arial" w:ascii="Arial" w:hAnsi="Arial"/>
+        <w:sz w:val="16"/>
+        <w:szCs w:val="16"/>
+      </w:rPr>
+    </w:r>
   </w:p>
   <w:p>
     <w:pPr>
-      <w:widowControl w:val="0"/>
+      <w:pStyle w:val="Normal"/>
+      <w:widowControl w:val="false"/>
       <w:jc w:val="center"/>
       <w:rPr>
         <w:rFonts w:ascii="Arial" w:hAnsi="Arial" w:eastAsia="Arial" w:cs="Arial"/>
@@ -1976,12 +1591,20 @@
         <w:szCs w:val="16"/>
       </w:rPr>
     </w:pPr>
+    <w:r>
+      <w:rPr>
+        <w:rFonts w:eastAsia="Arial" w:cs="Arial" w:ascii="Arial" w:hAnsi="Arial"/>
+        <w:sz w:val="16"/>
+        <w:szCs w:val="16"/>
+      </w:rPr>
+    </w:r>
   </w:p>
   <w:p>
     <w:pPr>
-      <w:widowControl w:val="0"/>
-      <w:spacing w:line="229" w:lineRule="auto"/>
-      <w:ind w:left="-450" w:right="-360"/>
+      <w:pStyle w:val="Normal"/>
+      <w:widowControl w:val="false"/>
+      <w:spacing w:lineRule="auto" w:line="230"/>
+      <w:ind w:start="-450" w:end="-360"/>
       <w:jc w:val="center"/>
       <w:rPr>
         <w:rFonts w:ascii="Arial" w:hAnsi="Arial" w:eastAsia="Arial" w:cs="Arial"/>
@@ -1997,12 +1620,12 @@
     </w:pPr>
     <w:r>
       <w:rPr>
-        <w:rFonts w:ascii="Arial" w:hAnsi="Arial" w:eastAsia="Arial" w:cs="Arial"/>
+        <w:rFonts w:eastAsia="Arial" w:cs="Arial" w:ascii="Arial" w:hAnsi="Arial"/>
         <w:b/>
         <w:bCs/>
         <w:i/>
         <w:iCs/>
-        <w:color w:val="000000" w:themeColor="text1"/>
+        <w:color w:themeColor="text1" w:val="000000"/>
         <w:sz w:val="14"/>
         <w:szCs w:val="14"/>
         <w:lang w:val="en-US"/>
@@ -2012,9 +1635,10 @@
   </w:p>
   <w:p>
     <w:pPr>
-      <w:widowControl w:val="0"/>
-      <w:spacing w:line="229" w:lineRule="auto"/>
-      <w:ind w:left="-450" w:right="-360"/>
+      <w:pStyle w:val="Normal"/>
+      <w:widowControl w:val="false"/>
+      <w:spacing w:lineRule="auto" w:line="230"/>
+      <w:ind w:start="-450" w:end="-360"/>
       <w:rPr>
         <w:rFonts w:ascii="Arial" w:hAnsi="Arial" w:eastAsia="Arial" w:cs="Arial"/>
         <w:b/>
@@ -2025,12 +1649,24 @@
         <w:szCs w:val="14"/>
       </w:rPr>
     </w:pPr>
+    <w:r>
+      <w:rPr>
+        <w:rFonts w:eastAsia="Arial" w:cs="Arial" w:ascii="Arial" w:hAnsi="Arial"/>
+        <w:b/>
+        <w:bCs/>
+        <w:i/>
+        <w:iCs/>
+        <w:sz w:val="14"/>
+        <w:szCs w:val="14"/>
+      </w:rPr>
+    </w:r>
   </w:p>
   <w:p>
     <w:pPr>
-      <w:widowControl w:val="0"/>
-      <w:spacing w:line="229" w:lineRule="auto"/>
-      <w:ind w:left="-450" w:right="-360"/>
+      <w:pStyle w:val="Normal"/>
+      <w:widowControl w:val="false"/>
+      <w:spacing w:lineRule="auto" w:line="230"/>
+      <w:ind w:start="-450" w:end="-360"/>
       <w:rPr>
         <w:rFonts w:ascii="Arial" w:hAnsi="Arial" w:eastAsia="Arial" w:cs="Arial"/>
         <w:b/>
@@ -2041,77 +1677,297 @@
         <w:szCs w:val="14"/>
       </w:rPr>
     </w:pPr>
+    <w:r>
+      <w:rPr>
+        <w:rFonts w:eastAsia="Arial" w:cs="Arial" w:ascii="Arial" w:hAnsi="Arial"/>
+        <w:b/>
+        <w:bCs/>
+        <w:i/>
+        <w:iCs/>
+        <w:sz w:val="14"/>
+        <w:szCs w:val="14"/>
+      </w:rPr>
+    </w:r>
   </w:p>
 </w:ftr>
 </file>
 
-<file path=word/footnotes.xml><?xml version="1.0" encoding="utf-8"?>
-<w:footnotes xmlns:wpc="http://schemas.microsoft.com/office/word/2010/wordprocessingCanvas" xmlns:cx="http://schemas.microsoft.com/office/drawing/2014/chartex" xmlns:cx1="http://schemas.microsoft.com/office/drawing/2015/9/8/chartex" xmlns:cx2="http://schemas.microsoft.com/office/drawing/2015/10/21/chartex" xmlns:cx3="http://schemas.microsoft.com/office/drawing/2016/5/9/chartex" xmlns:cx4="http://schemas.microsoft.com/office/drawing/2016/5/10/chartex" xmlns:cx5="http://schemas.microsoft.com/office/drawing/2016/5/11/chartex" xmlns:cx6="http://schemas.microsoft.com/office/drawing/2016/5/12/chartex" xmlns:cx7="http://schemas.microsoft.com/office/drawing/2016/5/13/chartex" xmlns:cx8="http://schemas.microsoft.com/office/drawing/2016/5/14/chartex" xmlns:mc="http://schemas.openxmlformats.org/markup-compatibility/2006" xmlns:aink="http://schemas.microsoft.com/office/drawing/2016/ink" xmlns:am3d="http://schemas.microsoft.com/office/drawing/2017/model3d" xmlns:o="urn:schemas-microsoft-com:office:office" xmlns:oel="http://schemas.microsoft.com/office/2019/extlst" xmlns:r="http://schemas.openxmlformats.org/officeDocument/2006/relationships" xmlns:m="http://schemas.openxmlformats.org/officeDocument/2006/math" xmlns:v="urn:schemas-microsoft-com:vml" xmlns:wp14="http://schemas.microsoft.com/office/word/2010/wordprocessingDrawing" xmlns:wp="http://schemas.openxmlformats.org/drawingml/2006/wordprocessingDrawing" xmlns:w10="urn:schemas-microsoft-com:office:word" xmlns:w="http://schemas.openxmlformats.org/wordprocessingml/2006/main" xmlns:w14="http://schemas.microsoft.com/office/word/2010/wordml" xmlns:w15="http://schemas.microsoft.com/office/word/2012/wordml" xmlns:w16cex="http://schemas.microsoft.com/office/word/2018/wordml/cex" xmlns:w16cid="http://schemas.microsoft.com/office/word/2016/wordml/cid" xmlns:w16="http://schemas.microsoft.com/office/word/2018/wordml" xmlns:w16du="http://schemas.microsoft.com/office/word/2023/wordml/word16du" xmlns:w16sdtdh="http://schemas.microsoft.com/office/word/2020/wordml/sdtdatahash" xmlns:w16sdtfl="http://schemas.microsoft.com/office/word/2024/wordml/sdtformatlock" xmlns:w16se="http://schemas.microsoft.com/office/word/2015/wordml/symex" xmlns:wpg="http://schemas.microsoft.com/office/word/2010/wordprocessingGroup" xmlns:wpi="http://schemas.microsoft.com/office/word/2010/wordprocessingInk" xmlns:wne="http://schemas.microsoft.com/office/word/2006/wordml" xmlns:wps="http://schemas.microsoft.com/office/word/2010/wordprocessingShape" mc:Ignorable="w14 w15 w16se w16cid w16 w16cex w16sdtdh w16sdtfl w16du wp14">
-  <w:footnote w:type="separator" w:id="-1">
-    <w:p>
-      <w:r>
-        <w:separator/>
-      </w:r>
-    </w:p>
-  </w:footnote>
-  <w:footnote w:type="continuationSeparator" w:id="0">
-    <w:p>
-      <w:r>
-        <w:continuationSeparator/>
-      </w:r>
-    </w:p>
-  </w:footnote>
-</w:footnotes>
+<file path=word/footer3.xml><?xml version="1.0" encoding="utf-8"?>
+<w:ftr xmlns:o="urn:schemas-microsoft-com:office:office" xmlns:r="http://schemas.openxmlformats.org/officeDocument/2006/relationships" xmlns:v="urn:schemas-microsoft-com:vml" xmlns:w="http://schemas.openxmlformats.org/wordprocessingml/2006/main" xmlns:w10="urn:schemas-microsoft-com:office:word" xmlns:wp="http://schemas.openxmlformats.org/drawingml/2006/wordprocessingDrawing" xmlns:pic="http://schemas.openxmlformats.org/drawingml/2006/picture" xmlns:wps="http://schemas.microsoft.com/office/word/2010/wordprocessingShape" xmlns:wpg="http://schemas.microsoft.com/office/word/2010/wordprocessingGroup" xmlns:mc="http://schemas.openxmlformats.org/markup-compatibility/2006" xmlns:wp14="http://schemas.microsoft.com/office/word/2010/wordprocessingDrawing" xmlns:w14="http://schemas.microsoft.com/office/word/2010/wordml" xmlns:w15="http://schemas.microsoft.com/office/word/2012/wordml" mc:Ignorable="w14 wp14 w15">
+  <w:p>
+    <w:pPr>
+      <w:pStyle w:val="Normal"/>
+      <w:widowControl w:val="false"/>
+      <w:pBdr/>
+      <w:tabs>
+        <w:tab w:val="clear" w:pos="720"/>
+        <w:tab w:val="center" w:pos="4535" w:leader="none"/>
+        <w:tab w:val="right" w:pos="9071" w:leader="none"/>
+      </w:tabs>
+      <w:jc w:val="center"/>
+      <w:rPr>
+        <w:rFonts w:ascii="Times New Roman" w:hAnsi="Times New Roman" w:eastAsia="Times New Roman" w:cs="Times New Roman"/>
+        <w:color w:val="000000"/>
+      </w:rPr>
+    </w:pPr>
+    <w:r>
+      <w:rPr>
+        <w:rFonts w:eastAsia="Times New Roman" w:cs="Times New Roman" w:ascii="Times New Roman" w:hAnsi="Times New Roman"/>
+        <w:color w:val="000000"/>
+      </w:rPr>
+      <w:drawing>
+        <wp:anchor distT="0" distB="0" distL="0" distR="0" simplePos="0" relativeHeight="3" behindDoc="1" locked="0" layoutInCell="1" allowOverlap="1">
+          <wp:simplePos x="0" y="0"/>
+          <wp:positionH relativeFrom="column">
+            <wp:posOffset>2957195</wp:posOffset>
+          </wp:positionH>
+          <wp:positionV relativeFrom="paragraph">
+            <wp:posOffset>89535</wp:posOffset>
+          </wp:positionV>
+          <wp:extent cx="714375" cy="209550"/>
+          <wp:effectExtent l="0" t="0" r="0" b="0"/>
+          <wp:wrapNone/>
+          <wp:docPr id="4" name="image1.png"/>
+          <wp:cNvGraphicFramePr>
+            <a:graphicFrameLocks xmlns:a="http://schemas.openxmlformats.org/drawingml/2006/main" noChangeAspect="1"/>
+          </wp:cNvGraphicFramePr>
+          <a:graphic xmlns:a="http://schemas.openxmlformats.org/drawingml/2006/main">
+            <a:graphicData uri="http://schemas.openxmlformats.org/drawingml/2006/picture">
+              <pic:pic xmlns:pic="http://schemas.openxmlformats.org/drawingml/2006/picture">
+                <pic:nvPicPr>
+                  <pic:cNvPr id="4" name="image1.png"/>
+                  <pic:cNvPicPr>
+                    <a:picLocks noChangeAspect="1" noChangeArrowheads="1"/>
+                  </pic:cNvPicPr>
+                </pic:nvPicPr>
+                <pic:blipFill>
+                  <a:blip r:embed="rId1"/>
+                  <a:stretch>
+                    <a:fillRect/>
+                  </a:stretch>
+                </pic:blipFill>
+                <pic:spPr bwMode="auto">
+                  <a:xfrm>
+                    <a:off x="0" y="0"/>
+                    <a:ext cx="714375" cy="209550"/>
+                  </a:xfrm>
+                  <a:prstGeom prst="rect">
+                    <a:avLst/>
+                  </a:prstGeom>
+                  <a:noFill/>
+                </pic:spPr>
+              </pic:pic>
+            </a:graphicData>
+          </a:graphic>
+        </wp:anchor>
+      </w:drawing>
+    </w:r>
+  </w:p>
+  <w:p>
+    <w:pPr>
+      <w:pStyle w:val="Normal"/>
+      <w:widowControl w:val="false"/>
+      <w:jc w:val="center"/>
+      <w:rPr>
+        <w:rFonts w:ascii="Arial" w:hAnsi="Arial" w:eastAsia="Arial" w:cs="Arial"/>
+        <w:sz w:val="16"/>
+        <w:szCs w:val="16"/>
+      </w:rPr>
+    </w:pPr>
+    <w:r>
+      <w:rPr>
+        <w:rFonts w:eastAsia="Arial" w:cs="Arial" w:ascii="Arial" w:hAnsi="Arial"/>
+        <w:sz w:val="16"/>
+        <w:szCs w:val="16"/>
+      </w:rPr>
+    </w:r>
+  </w:p>
+  <w:p>
+    <w:pPr>
+      <w:pStyle w:val="Normal"/>
+      <w:widowControl w:val="false"/>
+      <w:jc w:val="center"/>
+      <w:rPr>
+        <w:rFonts w:ascii="Arial" w:hAnsi="Arial" w:eastAsia="Arial" w:cs="Arial"/>
+        <w:sz w:val="16"/>
+        <w:szCs w:val="16"/>
+      </w:rPr>
+    </w:pPr>
+    <w:r>
+      <w:rPr>
+        <w:rFonts w:eastAsia="Arial" w:cs="Arial" w:ascii="Arial" w:hAnsi="Arial"/>
+        <w:sz w:val="16"/>
+        <w:szCs w:val="16"/>
+      </w:rPr>
+    </w:r>
+  </w:p>
+  <w:p>
+    <w:pPr>
+      <w:pStyle w:val="Normal"/>
+      <w:widowControl w:val="false"/>
+      <w:spacing w:lineRule="auto" w:line="230"/>
+      <w:ind w:start="-450" w:end="-360"/>
+      <w:jc w:val="center"/>
+      <w:rPr>
+        <w:rFonts w:ascii="Arial" w:hAnsi="Arial" w:eastAsia="Arial" w:cs="Arial"/>
+        <w:b/>
+        <w:bCs/>
+        <w:i/>
+        <w:iCs/>
+        <w:color w:val="000000"/>
+        <w:sz w:val="14"/>
+        <w:szCs w:val="14"/>
+        <w:lang w:val="en-US"/>
+      </w:rPr>
+    </w:pPr>
+    <w:r>
+      <w:rPr>
+        <w:rFonts w:eastAsia="Arial" w:cs="Arial" w:ascii="Arial" w:hAnsi="Arial"/>
+        <w:b/>
+        <w:bCs/>
+        <w:i/>
+        <w:iCs/>
+        <w:color w:themeColor="text1" w:val="000000"/>
+        <w:sz w:val="14"/>
+        <w:szCs w:val="14"/>
+        <w:lang w:val="en-US"/>
+      </w:rPr>
+      <w:t>{{unidade_rodape}}- {{endereco}}  {{telefone}} – {{email}}</w:t>
+    </w:r>
+  </w:p>
+  <w:p>
+    <w:pPr>
+      <w:pStyle w:val="Normal"/>
+      <w:widowControl w:val="false"/>
+      <w:spacing w:lineRule="auto" w:line="230"/>
+      <w:ind w:start="-450" w:end="-360"/>
+      <w:rPr>
+        <w:rFonts w:ascii="Arial" w:hAnsi="Arial" w:eastAsia="Arial" w:cs="Arial"/>
+        <w:b/>
+        <w:bCs/>
+        <w:i/>
+        <w:iCs/>
+        <w:sz w:val="14"/>
+        <w:szCs w:val="14"/>
+      </w:rPr>
+    </w:pPr>
+    <w:r>
+      <w:rPr>
+        <w:rFonts w:eastAsia="Arial" w:cs="Arial" w:ascii="Arial" w:hAnsi="Arial"/>
+        <w:b/>
+        <w:bCs/>
+        <w:i/>
+        <w:iCs/>
+        <w:sz w:val="14"/>
+        <w:szCs w:val="14"/>
+      </w:rPr>
+    </w:r>
+  </w:p>
+  <w:p>
+    <w:pPr>
+      <w:pStyle w:val="Normal"/>
+      <w:widowControl w:val="false"/>
+      <w:spacing w:lineRule="auto" w:line="230"/>
+      <w:ind w:start="-450" w:end="-360"/>
+      <w:rPr>
+        <w:rFonts w:ascii="Arial" w:hAnsi="Arial" w:eastAsia="Arial" w:cs="Arial"/>
+        <w:b/>
+        <w:bCs/>
+        <w:i/>
+        <w:iCs/>
+        <w:sz w:val="14"/>
+        <w:szCs w:val="14"/>
+      </w:rPr>
+    </w:pPr>
+    <w:r>
+      <w:rPr>
+        <w:rFonts w:eastAsia="Arial" w:cs="Arial" w:ascii="Arial" w:hAnsi="Arial"/>
+        <w:b/>
+        <w:bCs/>
+        <w:i/>
+        <w:iCs/>
+        <w:sz w:val="14"/>
+        <w:szCs w:val="14"/>
+      </w:rPr>
+    </w:r>
+  </w:p>
+</w:ftr>
 </file>
 
 <file path=word/header1.xml><?xml version="1.0" encoding="utf-8"?>
-<w:hdr xmlns:wpc="http://schemas.microsoft.com/office/word/2010/wordprocessingCanvas" xmlns:cx="http://schemas.microsoft.com/office/drawing/2014/chartex" xmlns:cx1="http://schemas.microsoft.com/office/drawing/2015/9/8/chartex" xmlns:cx2="http://schemas.microsoft.com/office/drawing/2015/10/21/chartex" xmlns:cx3="http://schemas.microsoft.com/office/drawing/2016/5/9/chartex" xmlns:cx4="http://schemas.microsoft.com/office/drawing/2016/5/10/chartex" xmlns:cx5="http://schemas.microsoft.com/office/drawing/2016/5/11/chartex" xmlns:cx6="http://schemas.microsoft.com/office/drawing/2016/5/12/chartex" xmlns:cx7="http://schemas.microsoft.com/office/drawing/2016/5/13/chartex" xmlns:cx8="http://schemas.microsoft.com/office/drawing/2016/5/14/chartex" xmlns:mc="http://schemas.openxmlformats.org/markup-compatibility/2006" xmlns:aink="http://schemas.microsoft.com/office/drawing/2016/ink" xmlns:am3d="http://schemas.microsoft.com/office/drawing/2017/model3d" xmlns:o="urn:schemas-microsoft-com:office:office" xmlns:oel="http://schemas.microsoft.com/office/2019/extlst" xmlns:r="http://schemas.openxmlformats.org/officeDocument/2006/relationships" xmlns:m="http://schemas.openxmlformats.org/officeDocument/2006/math" xmlns:v="urn:schemas-microsoft-com:vml" xmlns:wp14="http://schemas.microsoft.com/office/word/2010/wordprocessingDrawing" xmlns:wp="http://schemas.openxmlformats.org/drawingml/2006/wordprocessingDrawing" xmlns:w10="urn:schemas-microsoft-com:office:word" xmlns:w="http://schemas.openxmlformats.org/wordprocessingml/2006/main" xmlns:w14="http://schemas.microsoft.com/office/word/2010/wordml" xmlns:w15="http://schemas.microsoft.com/office/word/2012/wordml" xmlns:w16cex="http://schemas.microsoft.com/office/word/2018/wordml/cex" xmlns:w16cid="http://schemas.microsoft.com/office/word/2016/wordml/cid" xmlns:w16="http://schemas.microsoft.com/office/word/2018/wordml" xmlns:w16du="http://schemas.microsoft.com/office/word/2023/wordml/word16du" xmlns:w16sdtdh="http://schemas.microsoft.com/office/word/2020/wordml/sdtdatahash" xmlns:w16sdtfl="http://schemas.microsoft.com/office/word/2024/wordml/sdtformatlock" xmlns:w16se="http://schemas.microsoft.com/office/word/2015/wordml/symex" xmlns:wpg="http://schemas.microsoft.com/office/word/2010/wordprocessingGroup" xmlns:wpi="http://schemas.microsoft.com/office/word/2010/wordprocessingInk" xmlns:wne="http://schemas.microsoft.com/office/word/2006/wordml" xmlns:wps="http://schemas.microsoft.com/office/word/2010/wordprocessingShape" xmlns:a="http://schemas.openxmlformats.org/drawingml/2006/main" xmlns:pic="http://schemas.openxmlformats.org/drawingml/2006/picture" mc:Ignorable="w14 w15 w16se w16cid w16 w16cex w16sdtdh w16sdtfl w16du wp14">
+<w:hdr xmlns:o="urn:schemas-microsoft-com:office:office" xmlns:r="http://schemas.openxmlformats.org/officeDocument/2006/relationships" xmlns:v="urn:schemas-microsoft-com:vml" xmlns:w="http://schemas.openxmlformats.org/wordprocessingml/2006/main" xmlns:w10="urn:schemas-microsoft-com:office:word" xmlns:wp="http://schemas.openxmlformats.org/drawingml/2006/wordprocessingDrawing" xmlns:pic="http://schemas.openxmlformats.org/drawingml/2006/picture" xmlns:wps="http://schemas.microsoft.com/office/word/2010/wordprocessingShape" xmlns:wpg="http://schemas.microsoft.com/office/word/2010/wordprocessingGroup" xmlns:mc="http://schemas.openxmlformats.org/markup-compatibility/2006" xmlns:wp14="http://schemas.microsoft.com/office/word/2010/wordprocessingDrawing" xmlns:w14="http://schemas.microsoft.com/office/word/2010/wordml" xmlns:w15="http://schemas.microsoft.com/office/word/2012/wordml" mc:Ignorable="w14 wp14 w15">
+  <w:p>
+    <w:pPr>
+      <w:pStyle w:val="Header"/>
+      <w:rPr/>
+    </w:pPr>
+    <w:r>
+      <w:rPr/>
+    </w:r>
+  </w:p>
+</w:hdr>
+</file>
+
+<file path=word/header2.xml><?xml version="1.0" encoding="utf-8"?>
+<w:hdr xmlns:o="urn:schemas-microsoft-com:office:office" xmlns:r="http://schemas.openxmlformats.org/officeDocument/2006/relationships" xmlns:v="urn:schemas-microsoft-com:vml" xmlns:w="http://schemas.openxmlformats.org/wordprocessingml/2006/main" xmlns:w10="urn:schemas-microsoft-com:office:word" xmlns:wp="http://schemas.openxmlformats.org/drawingml/2006/wordprocessingDrawing" xmlns:pic="http://schemas.openxmlformats.org/drawingml/2006/picture" xmlns:wps="http://schemas.microsoft.com/office/word/2010/wordprocessingShape" xmlns:wpg="http://schemas.microsoft.com/office/word/2010/wordprocessingGroup" xmlns:mc="http://schemas.openxmlformats.org/markup-compatibility/2006" xmlns:wp14="http://schemas.microsoft.com/office/word/2010/wordprocessingDrawing" xmlns:w14="http://schemas.microsoft.com/office/word/2010/wordml" xmlns:w15="http://schemas.microsoft.com/office/word/2012/wordml" mc:Ignorable="w14 wp14 w15">
   <w:tbl>
     <w:tblPr>
       <w:tblW w:w="10440" w:type="dxa"/>
+      <w:jc w:val="start"/>
+      <w:tblInd w:w="0" w:type="dxa"/>
       <w:tblLayout w:type="fixed"/>
-      <w:tblLook w:val="0600" w:firstRow="0" w:lastRow="0" w:firstColumn="0" w:lastColumn="0" w:noHBand="1" w:noVBand="1"/>
+      <w:tblCellMar>
+        <w:top w:w="0" w:type="dxa"/>
+        <w:start w:w="108" w:type="dxa"/>
+        <w:bottom w:w="0" w:type="dxa"/>
+        <w:end w:w="108" w:type="dxa"/>
+      </w:tblCellMar>
+      <w:tblLook w:val="0600" w:firstRow="0" w:noVBand="1" w:lastRow="0" w:firstColumn="0" w:lastColumn="0" w:noHBand="1"/>
     </w:tblPr>
     <w:tblGrid>
-      <w:gridCol w:w="345"/>
-      <w:gridCol w:w="9750"/>
+      <w:gridCol w:w="344"/>
+      <w:gridCol w:w="9751"/>
       <w:gridCol w:w="345"/>
     </w:tblGrid>
     <w:tr>
       <w:trPr>
-        <w:trHeight w:val="930"/>
+        <w:trHeight w:val="930" w:hRule="atLeast"/>
       </w:trPr>
       <w:tc>
         <w:tcPr>
-          <w:tcW w:w="345" w:type="dxa"/>
+          <w:tcW w:w="344" w:type="dxa"/>
+          <w:tcBorders/>
         </w:tcPr>
         <w:p>
           <w:pPr>
-            <w:pBdr>
-              <w:top w:val="nil"/>
-              <w:left w:val="nil"/>
-              <w:bottom w:val="nil"/>
-              <w:right w:val="nil"/>
-              <w:between w:val="nil"/>
-            </w:pBdr>
+            <w:pStyle w:val="Normal"/>
+            <w:pBdr/>
             <w:tabs>
-              <w:tab w:val="center" w:pos="4680"/>
-              <w:tab w:val="right" w:pos="9360"/>
+              <w:tab w:val="clear" w:pos="720"/>
+              <w:tab w:val="center" w:pos="4680" w:leader="none"/>
+              <w:tab w:val="right" w:pos="9360" w:leader="none"/>
             </w:tabs>
-            <w:ind w:left="-115"/>
+            <w:ind w:start="-115"/>
             <w:rPr>
               <w:color w:val="000000"/>
             </w:rPr>
           </w:pPr>
+          <w:r>
+            <w:rPr>
+              <w:color w:val="000000"/>
+            </w:rPr>
+          </w:r>
         </w:p>
       </w:tc>
       <w:tc>
         <w:tcPr>
-          <w:tcW w:w="9750" w:type="dxa"/>
+          <w:tcW w:w="9751" w:type="dxa"/>
+          <w:tcBorders/>
         </w:tcPr>
         <w:p>
           <w:pPr>
-            <w:widowControl w:val="0"/>
+            <w:pStyle w:val="Normal"/>
+            <w:widowControl w:val="false"/>
             <w:jc w:val="center"/>
             <w:rPr>
               <w:rFonts w:ascii="Arial" w:hAnsi="Arial" w:eastAsia="Arial" w:cs="Arial"/>
@@ -2120,30 +1976,31 @@
             </w:rPr>
           </w:pPr>
           <w:r>
-            <w:rPr>
-              <w:noProof/>
-            </w:rPr>
+            <w:rPr/>
             <w:drawing>
-              <wp:inline distT="0" distB="0" distL="0" distR="0" wp14:anchorId="1837C7A8" wp14:editId="0834930B">
+              <wp:inline distT="0" distB="0" distL="0" distR="0">
                 <wp:extent cx="866775" cy="1266825"/>
                 <wp:effectExtent l="0" t="0" r="0" b="0"/>
-                <wp:docPr id="1010784900" name="image2.png"/>
-                <wp:cNvGraphicFramePr/>
+                <wp:docPr id="1" name="image2.png"/>
+                <wp:cNvGraphicFramePr>
+                  <a:graphicFrameLocks xmlns:a="http://schemas.openxmlformats.org/drawingml/2006/main" noChangeAspect="1"/>
+                </wp:cNvGraphicFramePr>
                 <a:graphic xmlns:a="http://schemas.openxmlformats.org/drawingml/2006/main">
                   <a:graphicData uri="http://schemas.openxmlformats.org/drawingml/2006/picture">
                     <pic:pic xmlns:pic="http://schemas.openxmlformats.org/drawingml/2006/picture">
                       <pic:nvPicPr>
-                        <pic:cNvPr id="0" name="image2.png"/>
-                        <pic:cNvPicPr preferRelativeResize="0"/>
+                        <pic:cNvPr id="1" name="image2.png"/>
+                        <pic:cNvPicPr>
+                          <a:picLocks noChangeAspect="1" noChangeArrowheads="1"/>
+                        </pic:cNvPicPr>
                       </pic:nvPicPr>
                       <pic:blipFill>
                         <a:blip r:embed="rId1"/>
-                        <a:srcRect/>
                         <a:stretch>
                           <a:fillRect/>
                         </a:stretch>
                       </pic:blipFill>
-                      <pic:spPr>
+                      <pic:spPr bwMode="auto">
                         <a:xfrm>
                           <a:off x="0" y="0"/>
                           <a:ext cx="866775" cy="1266825"/>
@@ -2151,7 +2008,7 @@
                         <a:prstGeom prst="rect">
                           <a:avLst/>
                         </a:prstGeom>
-                        <a:ln/>
+                        <a:noFill/>
                       </pic:spPr>
                     </pic:pic>
                   </a:graphicData>
@@ -2162,21 +2019,22 @@
         </w:p>
         <w:p>
           <w:pPr>
-            <w:widowControl w:val="0"/>
+            <w:pStyle w:val="Normal"/>
+            <w:widowControl w:val="false"/>
             <w:jc w:val="center"/>
             <w:rPr>
               <w:rFonts w:ascii="Arial" w:hAnsi="Arial" w:eastAsia="Arial" w:cs="Arial"/>
-              <w:color w:val="000000" w:themeColor="text1"/>
+              <w:color w:themeColor="text1" w:val="000000"/>
               <w:sz w:val="21"/>
               <w:szCs w:val="21"/>
             </w:rPr>
           </w:pPr>
           <w:r>
             <w:rPr>
-              <w:rFonts w:ascii="Arial" w:hAnsi="Arial" w:eastAsia="Arial" w:cs="Arial"/>
+              <w:rFonts w:eastAsia="Arial" w:cs="Arial" w:ascii="Arial" w:hAnsi="Arial"/>
               <w:b/>
               <w:bCs/>
-              <w:color w:val="000000" w:themeColor="text1"/>
+              <w:color w:themeColor="text1" w:val="000000"/>
               <w:sz w:val="21"/>
               <w:szCs w:val="21"/>
             </w:rPr>
@@ -2185,21 +2043,22 @@
         </w:p>
         <w:p>
           <w:pPr>
-            <w:widowControl w:val="0"/>
+            <w:pStyle w:val="Normal"/>
+            <w:widowControl w:val="false"/>
             <w:jc w:val="center"/>
             <w:rPr>
               <w:rFonts w:ascii="Arial" w:hAnsi="Arial" w:eastAsia="Arial" w:cs="Arial"/>
-              <w:color w:val="000000" w:themeColor="text1"/>
+              <w:color w:themeColor="text1" w:val="000000"/>
               <w:sz w:val="21"/>
               <w:szCs w:val="21"/>
             </w:rPr>
           </w:pPr>
           <w:r>
             <w:rPr>
-              <w:rFonts w:ascii="Arial" w:hAnsi="Arial" w:eastAsia="Arial" w:cs="Arial"/>
+              <w:rFonts w:eastAsia="Arial" w:cs="Arial" w:ascii="Arial" w:hAnsi="Arial"/>
               <w:b/>
               <w:bCs/>
-              <w:color w:val="000000" w:themeColor="text1"/>
+              <w:color w:themeColor="text1" w:val="000000"/>
               <w:sz w:val="21"/>
               <w:szCs w:val="21"/>
             </w:rPr>
@@ -2208,11 +2067,12 @@
         </w:p>
         <w:p>
           <w:pPr>
-            <w:widowControl w:val="0"/>
+            <w:pStyle w:val="Normal"/>
+            <w:widowControl w:val="false"/>
             <w:jc w:val="center"/>
             <w:rPr>
               <w:rFonts w:ascii="Arial" w:hAnsi="Arial" w:eastAsia="Arial" w:cs="Arial"/>
-              <w:color w:val="000000" w:themeColor="text1"/>
+              <w:color w:themeColor="text1" w:val="000000"/>
               <w:sz w:val="21"/>
               <w:szCs w:val="21"/>
               <w:lang w:val="en-US"/>
@@ -2220,10 +2080,10 @@
           </w:pPr>
           <w:r>
             <w:rPr>
-              <w:rFonts w:ascii="Arial" w:hAnsi="Arial" w:eastAsia="Arial" w:cs="Arial"/>
+              <w:rFonts w:eastAsia="Arial" w:cs="Arial" w:ascii="Arial" w:hAnsi="Arial"/>
               <w:b/>
               <w:bCs/>
-              <w:color w:val="000000" w:themeColor="text1"/>
+              <w:color w:themeColor="text1" w:val="000000"/>
               <w:sz w:val="21"/>
               <w:szCs w:val="21"/>
               <w:lang w:val="en-US"/>
@@ -2233,7 +2093,8 @@
         </w:p>
         <w:p>
           <w:pPr>
-            <w:widowControl w:val="0"/>
+            <w:pStyle w:val="Normal"/>
+            <w:widowControl w:val="false"/>
             <w:jc w:val="center"/>
             <w:rPr>
               <w:rFonts w:ascii="Arial" w:hAnsi="Arial" w:eastAsia="Arial" w:cs="Arial"/>
@@ -2247,10 +2108,10 @@
           </w:pPr>
           <w:r>
             <w:rPr>
-              <w:rFonts w:ascii="Arial" w:hAnsi="Arial" w:eastAsia="Arial" w:cs="Arial"/>
+              <w:rFonts w:eastAsia="Arial" w:cs="Arial" w:ascii="Arial" w:hAnsi="Arial"/>
               <w:b/>
               <w:bCs/>
-              <w:color w:val="000000" w:themeColor="text1"/>
+              <w:color w:themeColor="text1" w:val="000000"/>
               <w:sz w:val="21"/>
               <w:szCs w:val="21"/>
               <w:lang w:val="en-US"/>
@@ -2262,29 +2123,281 @@
       <w:tc>
         <w:tcPr>
           <w:tcW w:w="345" w:type="dxa"/>
+          <w:tcBorders/>
         </w:tcPr>
-        <w:p/>
+        <w:p>
+          <w:pPr>
+            <w:pStyle w:val="Normal"/>
+            <w:rPr/>
+          </w:pPr>
+          <w:r>
+            <w:rPr/>
+          </w:r>
+        </w:p>
       </w:tc>
     </w:tr>
   </w:tbl>
   <w:p>
     <w:pPr>
-      <w:widowControl w:val="0"/>
-      <w:pBdr>
-        <w:top w:val="nil"/>
-        <w:left w:val="nil"/>
-        <w:bottom w:val="nil"/>
-        <w:right w:val="nil"/>
-        <w:between w:val="nil"/>
-      </w:pBdr>
-      <w:spacing w:line="276" w:lineRule="auto"/>
+      <w:pStyle w:val="Normal"/>
+      <w:widowControl w:val="false"/>
+      <w:pBdr/>
+      <w:spacing w:lineRule="auto" w:line="276"/>
+      <w:rPr/>
     </w:pPr>
+    <w:r>
+      <w:rPr/>
+    </w:r>
+  </w:p>
+</w:hdr>
+</file>
+
+<file path=word/header3.xml><?xml version="1.0" encoding="utf-8"?>
+<w:hdr xmlns:o="urn:schemas-microsoft-com:office:office" xmlns:r="http://schemas.openxmlformats.org/officeDocument/2006/relationships" xmlns:v="urn:schemas-microsoft-com:vml" xmlns:w="http://schemas.openxmlformats.org/wordprocessingml/2006/main" xmlns:w10="urn:schemas-microsoft-com:office:word" xmlns:wp="http://schemas.openxmlformats.org/drawingml/2006/wordprocessingDrawing" xmlns:pic="http://schemas.openxmlformats.org/drawingml/2006/picture" xmlns:wps="http://schemas.microsoft.com/office/word/2010/wordprocessingShape" xmlns:wpg="http://schemas.microsoft.com/office/word/2010/wordprocessingGroup" xmlns:mc="http://schemas.openxmlformats.org/markup-compatibility/2006" xmlns:wp14="http://schemas.microsoft.com/office/word/2010/wordprocessingDrawing" xmlns:w14="http://schemas.microsoft.com/office/word/2010/wordml" xmlns:w15="http://schemas.microsoft.com/office/word/2012/wordml" mc:Ignorable="w14 wp14 w15">
+  <w:tbl>
+    <w:tblPr>
+      <w:tblW w:w="10440" w:type="dxa"/>
+      <w:jc w:val="start"/>
+      <w:tblInd w:w="0" w:type="dxa"/>
+      <w:tblLayout w:type="fixed"/>
+      <w:tblCellMar>
+        <w:top w:w="0" w:type="dxa"/>
+        <w:start w:w="108" w:type="dxa"/>
+        <w:bottom w:w="0" w:type="dxa"/>
+        <w:end w:w="108" w:type="dxa"/>
+      </w:tblCellMar>
+      <w:tblLook w:val="0600" w:firstRow="0" w:noVBand="1" w:lastRow="0" w:firstColumn="0" w:lastColumn="0" w:noHBand="1"/>
+    </w:tblPr>
+    <w:tblGrid>
+      <w:gridCol w:w="344"/>
+      <w:gridCol w:w="9751"/>
+      <w:gridCol w:w="345"/>
+    </w:tblGrid>
+    <w:tr>
+      <w:trPr>
+        <w:trHeight w:val="930" w:hRule="atLeast"/>
+      </w:trPr>
+      <w:tc>
+        <w:tcPr>
+          <w:tcW w:w="344" w:type="dxa"/>
+          <w:tcBorders/>
+        </w:tcPr>
+        <w:p>
+          <w:pPr>
+            <w:pStyle w:val="Normal"/>
+            <w:pBdr/>
+            <w:tabs>
+              <w:tab w:val="clear" w:pos="720"/>
+              <w:tab w:val="center" w:pos="4680" w:leader="none"/>
+              <w:tab w:val="right" w:pos="9360" w:leader="none"/>
+            </w:tabs>
+            <w:ind w:start="-115"/>
+            <w:rPr>
+              <w:color w:val="000000"/>
+            </w:rPr>
+          </w:pPr>
+          <w:r>
+            <w:rPr>
+              <w:color w:val="000000"/>
+            </w:rPr>
+          </w:r>
+        </w:p>
+      </w:tc>
+      <w:tc>
+        <w:tcPr>
+          <w:tcW w:w="9751" w:type="dxa"/>
+          <w:tcBorders/>
+        </w:tcPr>
+        <w:p>
+          <w:pPr>
+            <w:pStyle w:val="Normal"/>
+            <w:widowControl w:val="false"/>
+            <w:jc w:val="center"/>
+            <w:rPr>
+              <w:rFonts w:ascii="Arial" w:hAnsi="Arial" w:eastAsia="Arial" w:cs="Arial"/>
+              <w:sz w:val="20"/>
+              <w:szCs w:val="20"/>
+            </w:rPr>
+          </w:pPr>
+          <w:r>
+            <w:rPr/>
+            <w:drawing>
+              <wp:inline distT="0" distB="0" distL="0" distR="0">
+                <wp:extent cx="866775" cy="1266825"/>
+                <wp:effectExtent l="0" t="0" r="0" b="0"/>
+                <wp:docPr id="2" name="image2.png"/>
+                <wp:cNvGraphicFramePr>
+                  <a:graphicFrameLocks xmlns:a="http://schemas.openxmlformats.org/drawingml/2006/main" noChangeAspect="1"/>
+                </wp:cNvGraphicFramePr>
+                <a:graphic xmlns:a="http://schemas.openxmlformats.org/drawingml/2006/main">
+                  <a:graphicData uri="http://schemas.openxmlformats.org/drawingml/2006/picture">
+                    <pic:pic xmlns:pic="http://schemas.openxmlformats.org/drawingml/2006/picture">
+                      <pic:nvPicPr>
+                        <pic:cNvPr id="2" name="image2.png"/>
+                        <pic:cNvPicPr>
+                          <a:picLocks noChangeAspect="1" noChangeArrowheads="1"/>
+                        </pic:cNvPicPr>
+                      </pic:nvPicPr>
+                      <pic:blipFill>
+                        <a:blip r:embed="rId1"/>
+                        <a:stretch>
+                          <a:fillRect/>
+                        </a:stretch>
+                      </pic:blipFill>
+                      <pic:spPr bwMode="auto">
+                        <a:xfrm>
+                          <a:off x="0" y="0"/>
+                          <a:ext cx="866775" cy="1266825"/>
+                        </a:xfrm>
+                        <a:prstGeom prst="rect">
+                          <a:avLst/>
+                        </a:prstGeom>
+                        <a:noFill/>
+                      </pic:spPr>
+                    </pic:pic>
+                  </a:graphicData>
+                </a:graphic>
+              </wp:inline>
+            </w:drawing>
+          </w:r>
+        </w:p>
+        <w:p>
+          <w:pPr>
+            <w:pStyle w:val="Normal"/>
+            <w:widowControl w:val="false"/>
+            <w:jc w:val="center"/>
+            <w:rPr>
+              <w:rFonts w:ascii="Arial" w:hAnsi="Arial" w:eastAsia="Arial" w:cs="Arial"/>
+              <w:color w:themeColor="text1" w:val="000000"/>
+              <w:sz w:val="21"/>
+              <w:szCs w:val="21"/>
+            </w:rPr>
+          </w:pPr>
+          <w:r>
+            <w:rPr>
+              <w:rFonts w:eastAsia="Arial" w:cs="Arial" w:ascii="Arial" w:hAnsi="Arial"/>
+              <w:b/>
+              <w:bCs/>
+              <w:color w:themeColor="text1" w:val="000000"/>
+              <w:sz w:val="21"/>
+              <w:szCs w:val="21"/>
+            </w:rPr>
+            <w:t>SECRETARIA DE ESTADO DA SEGURANÇA PÚBLICA</w:t>
+          </w:r>
+        </w:p>
+        <w:p>
+          <w:pPr>
+            <w:pStyle w:val="Normal"/>
+            <w:widowControl w:val="false"/>
+            <w:jc w:val="center"/>
+            <w:rPr>
+              <w:rFonts w:ascii="Arial" w:hAnsi="Arial" w:eastAsia="Arial" w:cs="Arial"/>
+              <w:color w:themeColor="text1" w:val="000000"/>
+              <w:sz w:val="21"/>
+              <w:szCs w:val="21"/>
+            </w:rPr>
+          </w:pPr>
+          <w:r>
+            <w:rPr>
+              <w:rFonts w:eastAsia="Arial" w:cs="Arial" w:ascii="Arial" w:hAnsi="Arial"/>
+              <w:b/>
+              <w:bCs/>
+              <w:color w:themeColor="text1" w:val="000000"/>
+              <w:sz w:val="21"/>
+              <w:szCs w:val="21"/>
+            </w:rPr>
+            <w:t>POLÍCIA CIVIL DO PARANÁ</w:t>
+          </w:r>
+        </w:p>
+        <w:p>
+          <w:pPr>
+            <w:pStyle w:val="Normal"/>
+            <w:widowControl w:val="false"/>
+            <w:jc w:val="center"/>
+            <w:rPr>
+              <w:rFonts w:ascii="Arial" w:hAnsi="Arial" w:eastAsia="Arial" w:cs="Arial"/>
+              <w:color w:themeColor="text1" w:val="000000"/>
+              <w:sz w:val="21"/>
+              <w:szCs w:val="21"/>
+              <w:lang w:val="en-US"/>
+            </w:rPr>
+          </w:pPr>
+          <w:r>
+            <w:rPr>
+              <w:rFonts w:eastAsia="Arial" w:cs="Arial" w:ascii="Arial" w:hAnsi="Arial"/>
+              <w:b/>
+              <w:bCs/>
+              <w:color w:themeColor="text1" w:val="000000"/>
+              <w:sz w:val="21"/>
+              <w:szCs w:val="21"/>
+              <w:lang w:val="en-US"/>
+            </w:rPr>
+            <w:t>{{divisao}}</w:t>
+          </w:r>
+        </w:p>
+        <w:p>
+          <w:pPr>
+            <w:pStyle w:val="Normal"/>
+            <w:widowControl w:val="false"/>
+            <w:jc w:val="center"/>
+            <w:rPr>
+              <w:rFonts w:ascii="Arial" w:hAnsi="Arial" w:eastAsia="Arial" w:cs="Arial"/>
+              <w:b/>
+              <w:bCs/>
+              <w:color w:val="000000"/>
+              <w:sz w:val="21"/>
+              <w:szCs w:val="21"/>
+              <w:lang w:val="en-US"/>
+            </w:rPr>
+          </w:pPr>
+          <w:r>
+            <w:rPr>
+              <w:rFonts w:eastAsia="Arial" w:cs="Arial" w:ascii="Arial" w:hAnsi="Arial"/>
+              <w:b/>
+              <w:bCs/>
+              <w:color w:themeColor="text1" w:val="000000"/>
+              <w:sz w:val="21"/>
+              <w:szCs w:val="21"/>
+              <w:lang w:val="en-US"/>
+            </w:rPr>
+            <w:t>{{unidade_cabecalho}}</w:t>
+          </w:r>
+        </w:p>
+      </w:tc>
+      <w:tc>
+        <w:tcPr>
+          <w:tcW w:w="345" w:type="dxa"/>
+          <w:tcBorders/>
+        </w:tcPr>
+        <w:p>
+          <w:pPr>
+            <w:pStyle w:val="Normal"/>
+            <w:rPr/>
+          </w:pPr>
+          <w:r>
+            <w:rPr/>
+          </w:r>
+        </w:p>
+      </w:tc>
+    </w:tr>
+  </w:tbl>
+  <w:p>
+    <w:pPr>
+      <w:pStyle w:val="Normal"/>
+      <w:widowControl w:val="false"/>
+      <w:pBdr/>
+      <w:spacing w:lineRule="auto" w:line="276"/>
+      <w:rPr/>
+    </w:pPr>
+    <w:r>
+      <w:rPr/>
+    </w:r>
   </w:p>
 </w:hdr>
 </file>
 
 <file path=word/styles.xml><?xml version="1.0" encoding="utf-8"?>
-<w:styles xmlns:mc="http://schemas.openxmlformats.org/markup-compatibility/2006" xmlns:r="http://schemas.openxmlformats.org/officeDocument/2006/relationships" xmlns:w="http://schemas.openxmlformats.org/wordprocessingml/2006/main" xmlns:w14="http://schemas.microsoft.com/office/word/2010/wordml" xmlns:w15="http://schemas.microsoft.com/office/word/2012/wordml" xmlns:w16cex="http://schemas.microsoft.com/office/word/2018/wordml/cex" xmlns:w16cid="http://schemas.microsoft.com/office/word/2016/wordml/cid" xmlns:w16="http://schemas.microsoft.com/office/word/2018/wordml" xmlns:w16du="http://schemas.microsoft.com/office/word/2023/wordml/word16du" xmlns:w16sdtdh="http://schemas.microsoft.com/office/word/2020/wordml/sdtdatahash" xmlns:w16sdtfl="http://schemas.microsoft.com/office/word/2024/wordml/sdtformatlock" xmlns:w16se="http://schemas.microsoft.com/office/word/2015/wordml/symex" mc:Ignorable="w14 w15 w16se w16cid w16 w16cex w16sdtdh w16sdtfl w16du">
+<w:styles xmlns:w="http://schemas.openxmlformats.org/wordprocessingml/2006/main" xmlns:w14="http://schemas.microsoft.com/office/word/2010/wordml" xmlns:mc="http://schemas.openxmlformats.org/markup-compatibility/2006" mc:Ignorable="w14">
   <w:docDefaults>
     <w:rPrDefault>
       <w:rPr>
@@ -2294,7 +2407,11 @@
         <w:lang w:val="pt-BR" w:eastAsia="ja-JP" w:bidi="ar-SA"/>
       </w:rPr>
     </w:rPrDefault>
-    <w:pPrDefault/>
+    <w:pPrDefault>
+      <w:pPr>
+        <w:suppressAutoHyphens w:val="true"/>
+      </w:pPr>
+    </w:pPrDefault>
   </w:docDefaults>
   <w:latentStyles w:defLockedState="0" w:defUIPriority="99" w:defSemiHidden="0" w:defUnhideWhenUsed="0" w:defQFormat="0" w:count="376">
     <w:lsdException w:name="Normal" w:uiPriority="0" w:qFormat="1"/>
@@ -2677,23 +2794,31 @@
   <w:style w:type="paragraph" w:styleId="Normal" w:default="1">
     <w:name w:val="Normal"/>
     <w:qFormat/>
+    <w:pPr>
+      <w:widowControl/>
+      <w:bidi w:val="0"/>
+      <w:spacing w:before="0" w:after="0"/>
+      <w:jc w:val="start"/>
+    </w:pPr>
+    <w:rPr>
+      <w:rFonts w:ascii="Liberation Serif" w:hAnsi="Liberation Serif" w:eastAsia="Liberation Serif" w:cs="Liberation Serif"/>
+      <w:color w:val="auto"/>
+      <w:kern w:val="0"/>
+      <w:sz w:val="24"/>
+      <w:szCs w:val="24"/>
+      <w:lang w:val="pt-BR" w:eastAsia="ja-JP" w:bidi="ar-SA"/>
+    </w:rPr>
   </w:style>
-  <w:style w:type="paragraph" w:styleId="Ttulo1">
+  <w:style w:type="paragraph" w:styleId="Heading1">
     <w:name w:val="heading 1"/>
     <w:basedOn w:val="Normal"/>
     <w:next w:val="Normal"/>
     <w:uiPriority w:val="9"/>
     <w:qFormat/>
     <w:pPr>
-      <w:keepNext/>
-      <w:widowControl w:val="0"/>
-      <w:pBdr>
-        <w:top w:val="nil"/>
-        <w:left w:val="nil"/>
-        <w:bottom w:val="nil"/>
-        <w:right w:val="nil"/>
-        <w:between w:val="nil"/>
-      </w:pBdr>
+      <w:keepNext w:val="true"/>
+      <w:widowControl w:val="false"/>
+      <w:pBdr/>
       <w:jc w:val="both"/>
       <w:outlineLvl w:val="0"/>
     </w:pPr>
@@ -2706,7 +2831,7 @@
       <w:szCs w:val="36"/>
     </w:rPr>
   </w:style>
-  <w:style w:type="paragraph" w:styleId="Ttulo2">
+  <w:style w:type="paragraph" w:styleId="Heading2">
     <w:name w:val="heading 2"/>
     <w:basedOn w:val="Normal"/>
     <w:next w:val="Normal"/>
@@ -2715,15 +2840,9 @@
     <w:unhideWhenUsed/>
     <w:qFormat/>
     <w:pPr>
-      <w:widowControl w:val="0"/>
-      <w:pBdr>
-        <w:top w:val="nil"/>
-        <w:left w:val="nil"/>
-        <w:bottom w:val="nil"/>
-        <w:right w:val="nil"/>
-        <w:between w:val="nil"/>
-      </w:pBdr>
-      <w:ind w:left="4464"/>
+      <w:widowControl w:val="false"/>
+      <w:pBdr/>
+      <w:ind w:start="4464"/>
       <w:outlineLvl w:val="1"/>
     </w:pPr>
     <w:rPr>
@@ -2733,7 +2852,7 @@
       <w:color w:val="000000"/>
     </w:rPr>
   </w:style>
-  <w:style w:type="paragraph" w:styleId="Ttulo3">
+  <w:style w:type="paragraph" w:styleId="Heading3">
     <w:name w:val="heading 3"/>
     <w:basedOn w:val="Normal"/>
     <w:next w:val="Normal"/>
@@ -2742,7 +2861,7 @@
     <w:unhideWhenUsed/>
     <w:qFormat/>
     <w:pPr>
-      <w:keepNext/>
+      <w:keepNext w:val="true"/>
       <w:keepLines/>
       <w:spacing w:before="280" w:after="80"/>
       <w:outlineLvl w:val="2"/>
@@ -2754,7 +2873,7 @@
       <w:szCs w:val="28"/>
     </w:rPr>
   </w:style>
-  <w:style w:type="paragraph" w:styleId="Ttulo4">
+  <w:style w:type="paragraph" w:styleId="Heading4">
     <w:name w:val="heading 4"/>
     <w:basedOn w:val="Normal"/>
     <w:next w:val="Normal"/>
@@ -2763,7 +2882,7 @@
     <w:unhideWhenUsed/>
     <w:qFormat/>
     <w:pPr>
-      <w:keepNext/>
+      <w:keepNext w:val="true"/>
       <w:keepLines/>
       <w:spacing w:before="240" w:after="40"/>
       <w:outlineLvl w:val="3"/>
@@ -2773,7 +2892,7 @@
       <w:bCs/>
     </w:rPr>
   </w:style>
-  <w:style w:type="paragraph" w:styleId="Ttulo5">
+  <w:style w:type="paragraph" w:styleId="Heading5">
     <w:name w:val="heading 5"/>
     <w:basedOn w:val="Normal"/>
     <w:next w:val="Normal"/>
@@ -2782,7 +2901,7 @@
     <w:unhideWhenUsed/>
     <w:qFormat/>
     <w:pPr>
-      <w:keepNext/>
+      <w:keepNext w:val="true"/>
       <w:keepLines/>
       <w:spacing w:before="220" w:after="40"/>
       <w:outlineLvl w:val="4"/>
@@ -2794,7 +2913,7 @@
       <w:szCs w:val="22"/>
     </w:rPr>
   </w:style>
-  <w:style w:type="paragraph" w:styleId="Ttulo6">
+  <w:style w:type="paragraph" w:styleId="Heading6">
     <w:name w:val="heading 6"/>
     <w:basedOn w:val="Normal"/>
     <w:next w:val="Normal"/>
@@ -2803,7 +2922,7 @@
     <w:unhideWhenUsed/>
     <w:qFormat/>
     <w:pPr>
-      <w:keepNext/>
+      <w:keepNext w:val="true"/>
       <w:keepLines/>
       <w:spacing w:before="200" w:after="40"/>
       <w:outlineLvl w:val="5"/>
@@ -2815,41 +2934,80 @@
       <w:szCs w:val="20"/>
     </w:rPr>
   </w:style>
-  <w:style w:type="character" w:styleId="Fontepargpadro" w:default="1">
+  <w:style w:type="character" w:styleId="DefaultParagraphFont" w:default="1">
     <w:name w:val="Default Paragraph Font"/>
     <w:uiPriority w:val="1"/>
     <w:semiHidden/>
     <w:unhideWhenUsed/>
-  </w:style>
-  <w:style w:type="table" w:styleId="Tabelanormal" w:default="1">
-    <w:name w:val="Normal Table"/>
-    <w:uiPriority w:val="99"/>
-    <w:semiHidden/>
-    <w:unhideWhenUsed/>
-    <w:tblPr>
-      <w:tblInd w:w="0" w:type="dxa"/>
-      <w:tblCellMar>
-        <w:top w:w="0" w:type="dxa"/>
-        <w:left w:w="108" w:type="dxa"/>
-        <w:bottom w:w="0" w:type="dxa"/>
-        <w:right w:w="108" w:type="dxa"/>
-      </w:tblCellMar>
-    </w:tblPr>
-  </w:style>
-  <w:style w:type="numbering" w:styleId="Semlista" w:default="1">
-    <w:name w:val="No List"/>
-    <w:uiPriority w:val="99"/>
-    <w:semiHidden/>
-    <w:unhideWhenUsed/>
+    <w:qFormat/>
+    <w:rPr/>
   </w:style>
   <w:style w:type="paragraph" w:styleId="Ttulo">
+    <w:name w:val="Título"/>
+    <w:basedOn w:val="Normal"/>
+    <w:next w:val="BodyText"/>
+    <w:qFormat/>
+    <w:pPr>
+      <w:keepNext w:val="true"/>
+      <w:spacing w:before="240" w:after="120"/>
+    </w:pPr>
+    <w:rPr>
+      <w:rFonts w:ascii="Liberation Sans" w:hAnsi="Liberation Sans" w:eastAsia="Microsoft YaHei" w:cs="Lucida Sans"/>
+      <w:sz w:val="28"/>
+      <w:szCs w:val="28"/>
+    </w:rPr>
+  </w:style>
+  <w:style w:type="paragraph" w:styleId="BodyText">
+    <w:name w:val="Body Text"/>
+    <w:basedOn w:val="Normal"/>
+    <w:pPr>
+      <w:spacing w:lineRule="auto" w:line="276" w:before="0" w:after="140"/>
+    </w:pPr>
+    <w:rPr/>
+  </w:style>
+  <w:style w:type="paragraph" w:styleId="List">
+    <w:name w:val="List"/>
+    <w:basedOn w:val="BodyText"/>
+    <w:pPr/>
+    <w:rPr>
+      <w:rFonts w:cs="Lucida Sans"/>
+    </w:rPr>
+  </w:style>
+  <w:style w:type="paragraph" w:styleId="Caption">
+    <w:name w:val="caption"/>
+    <w:basedOn w:val="Normal"/>
+    <w:qFormat/>
+    <w:pPr>
+      <w:suppressLineNumbers/>
+      <w:spacing w:before="120" w:after="120"/>
+    </w:pPr>
+    <w:rPr>
+      <w:rFonts w:cs="Lucida Sans"/>
+      <w:i/>
+      <w:iCs/>
+      <w:sz w:val="24"/>
+      <w:szCs w:val="24"/>
+    </w:rPr>
+  </w:style>
+  <w:style w:type="paragraph" w:styleId="ndice">
+    <w:name w:val="Índice"/>
+    <w:basedOn w:val="Normal"/>
+    <w:qFormat/>
+    <w:pPr>
+      <w:suppressLineNumbers/>
+    </w:pPr>
+    <w:rPr>
+      <w:rFonts w:cs="Lucida Sans"/>
+    </w:rPr>
+  </w:style>
+  <w:style w:type="paragraph" w:styleId="Title">
     <w:name w:val="Title"/>
     <w:basedOn w:val="Normal"/>
     <w:next w:val="Normal"/>
     <w:uiPriority w:val="10"/>
     <w:qFormat/>
     <w:pPr>
-      <w:keepNext/>
+      <w:keepNext w:val="true"/>
       <w:keepLines/>
       <w:spacing w:before="480" w:after="120"/>
     </w:pPr>
@@ -2860,22 +3018,16 @@
       <w:szCs w:val="72"/>
     </w:rPr>
   </w:style>
-  <w:style w:type="paragraph" w:styleId="Subttulo">
+  <w:style w:type="paragraph" w:styleId="Subtitle">
     <w:name w:val="Subtitle"/>
     <w:basedOn w:val="Normal"/>
     <w:next w:val="Normal"/>
     <w:uiPriority w:val="11"/>
     <w:qFormat/>
     <w:pPr>
-      <w:keepNext/>
-      <w:widowControl w:val="0"/>
-      <w:pBdr>
-        <w:top w:val="nil"/>
-        <w:left w:val="nil"/>
-        <w:bottom w:val="nil"/>
-        <w:right w:val="nil"/>
-        <w:between w:val="nil"/>
-      </w:pBdr>
+      <w:keepNext w:val="true"/>
+      <w:widowControl w:val="false"/>
+      <w:pBdr/>
       <w:spacing w:before="240" w:after="120"/>
       <w:jc w:val="center"/>
     </w:pPr>
@@ -2888,46 +3040,58 @@
       <w:szCs w:val="28"/>
     </w:rPr>
   </w:style>
-  <w:style w:type="table" w:styleId="a" w:customStyle="1">
-    <w:basedOn w:val="Tabelanormal"/>
+  <w:style w:type="paragraph" w:styleId="Cabealhoerodap">
+    <w:name w:val="Cabeçalho e rodapé"/>
+    <w:basedOn w:val="Normal"/>
+    <w:qFormat/>
+    <w:pPr/>
+    <w:rPr/>
+  </w:style>
+  <w:style w:type="paragraph" w:styleId="Header">
+    <w:name w:val="header"/>
+    <w:basedOn w:val="Cabealhoerodap"/>
+    <w:pPr/>
+    <w:rPr/>
+  </w:style>
+  <w:style w:type="paragraph" w:styleId="Footer">
+    <w:name w:val="footer"/>
+    <w:basedOn w:val="Cabealhoerodap"/>
+    <w:pPr/>
+    <w:rPr/>
+  </w:style>
+  <w:style w:type="numbering" w:styleId="Semlista" w:default="1">
+    <w:name w:val="Sem lista"/>
+    <w:uiPriority w:val="99"/>
+    <w:semiHidden/>
+    <w:unhideWhenUsed/>
+    <w:qFormat/>
+  </w:style>
+  <w:style w:type="table" w:default="1" w:styleId="Tabelanormal">
+    <w:name w:val="Normal Table"/>
+    <w:uiPriority w:val="99"/>
+    <w:semiHidden/>
+    <w:unhideWhenUsed/>
     <w:tblPr>
-      <w:tblStyleRowBandSize w:val="1"/>
-      <w:tblStyleColBandSize w:val="1"/>
-    </w:tblPr>
-  </w:style>
-  <w:style w:type="table" w:styleId="a0" w:customStyle="1">
-    <w:basedOn w:val="Tabelanormal"/>
-    <w:tblPr>
-      <w:tblStyleRowBandSize w:val="1"/>
-      <w:tblStyleColBandSize w:val="1"/>
-    </w:tblPr>
-  </w:style>
-  <w:style w:type="table" w:styleId="a1" w:customStyle="1">
-    <w:basedOn w:val="Tabelanormal"/>
-    <w:tblPr>
-      <w:tblStyleRowBandSize w:val="1"/>
-      <w:tblStyleColBandSize w:val="1"/>
-    </w:tblPr>
-  </w:style>
-  <w:style w:type="table" w:styleId="a2" w:customStyle="1">
-    <w:basedOn w:val="Tabelanormal"/>
-    <w:tblPr>
-      <w:tblStyleRowBandSize w:val="1"/>
-      <w:tblStyleColBandSize w:val="1"/>
+      <w:tblCellMar>
+        <w:top w:w="0" w:type="dxa"/>
+        <w:left w:w="108" w:type="dxa"/>
+        <w:bottom w:w="0" w:type="dxa"/>
+        <w:right w:w="108" w:type="dxa"/>
+      </w:tblCellMar>
     </w:tblPr>
   </w:style>
 </w:styles>
 </file>
 
 <file path=word/theme/theme1.xml><?xml version="1.0" encoding="utf-8"?>
-<a:theme xmlns:a="http://schemas.openxmlformats.org/drawingml/2006/main" name="Office Theme">
+<a:theme xmlns:a="http://schemas.openxmlformats.org/drawingml/2006/main" xmlns:r="http://schemas.openxmlformats.org/officeDocument/2006/relationships" name="Office Theme">
   <a:themeElements>
     <a:clrScheme name="Office">
       <a:dk1>
-        <a:sysClr val="windowText" lastClr="000000"/>
+        <a:srgbClr val="000000"/>
       </a:dk1>
       <a:lt1>
-        <a:sysClr val="window" lastClr="FFFFFF"/>
+        <a:srgbClr val="FFFFFF"/>
       </a:lt1>
       <a:dk2>
         <a:srgbClr val="1F497D"/>
@@ -2962,279 +3126,131 @@
     </a:clrScheme>
     <a:fontScheme name="Office">
       <a:majorFont>
-        <a:latin typeface="Calibri"/>
+        <a:latin typeface="Calibri" pitchFamily="0" charset="1"/>
         <a:ea typeface=""/>
         <a:cs typeface=""/>
-        <a:font script="Jpan" typeface="ＭＳ ゴシック"/>
-        <a:font script="Hang" typeface="맑은 고딕"/>
-        <a:font script="Hans" typeface="宋体"/>
-        <a:font script="Hant" typeface="新細明體"/>
-        <a:font script="Arab" typeface="Times New Roman"/>
-        <a:font script="Hebr" typeface="Times New Roman"/>
-        <a:font script="Thai" typeface="Angsana New"/>
-        <a:font script="Ethi" typeface="Nyala"/>
-        <a:font script="Beng" typeface="Vrinda"/>
-        <a:font script="Gujr" typeface="Shruti"/>
-        <a:font script="Khmr" typeface="MoolBoran"/>
-        <a:font script="Knda" typeface="Tunga"/>
-        <a:font script="Guru" typeface="Raavi"/>
-        <a:font script="Cans" typeface="Euphemia"/>
-        <a:font script="Cher" typeface="Plantagenet Cherokee"/>
-        <a:font script="Yiii" typeface="Microsoft Yi Baiti"/>
-        <a:font script="Tibt" typeface="Microsoft Himalaya"/>
-        <a:font script="Thaa" typeface="MV Boli"/>
-        <a:font script="Deva" typeface="Mangal"/>
-        <a:font script="Telu" typeface="Gautami"/>
-        <a:font script="Taml" typeface="Latha"/>
-        <a:font script="Syrc" typeface="Estrangelo Edessa"/>
-        <a:font script="Orya" typeface="Kalinga"/>
-        <a:font script="Mlym" typeface="Kartika"/>
-        <a:font script="Laoo" typeface="DokChampa"/>
-        <a:font script="Sinh" typeface="Iskoola Pota"/>
-        <a:font script="Mong" typeface="Mongolian Baiti"/>
-        <a:font script="Viet" typeface="Times New Roman"/>
-        <a:font script="Uigh" typeface="Microsoft Uighur"/>
-        <a:font script="Geor" typeface="Sylfaen"/>
       </a:majorFont>
       <a:minorFont>
-        <a:latin typeface="Cambria"/>
+        <a:latin typeface="Cambria" pitchFamily="0" charset="1"/>
         <a:ea typeface=""/>
         <a:cs typeface=""/>
-        <a:font script="Jpan" typeface="ＭＳ 明朝"/>
-        <a:font script="Hang" typeface="맑은 고딕"/>
-        <a:font script="Hans" typeface="宋体"/>
-        <a:font script="Hant" typeface="新細明體"/>
-        <a:font script="Arab" typeface="Arial"/>
-        <a:font script="Hebr" typeface="Arial"/>
-        <a:font script="Thai" typeface="Cordia New"/>
-        <a:font script="Ethi" typeface="Nyala"/>
-        <a:font script="Beng" typeface="Vrinda"/>
-        <a:font script="Gujr" typeface="Shruti"/>
-        <a:font script="Khmr" typeface="DaunPenh"/>
-        <a:font script="Knda" typeface="Tunga"/>
-        <a:font script="Guru" typeface="Raavi"/>
-        <a:font script="Cans" typeface="Euphemia"/>
-        <a:font script="Cher" typeface="Plantagenet Cherokee"/>
-        <a:font script="Yiii" typeface="Microsoft Yi Baiti"/>
-        <a:font script="Tibt" typeface="Microsoft Himalaya"/>
-        <a:font script="Thaa" typeface="MV Boli"/>
-        <a:font script="Deva" typeface="Mangal"/>
-        <a:font script="Telu" typeface="Gautami"/>
-        <a:font script="Taml" typeface="Latha"/>
-        <a:font script="Syrc" typeface="Estrangelo Edessa"/>
-        <a:font script="Orya" typeface="Kalinga"/>
-        <a:font script="Mlym" typeface="Kartika"/>
-        <a:font script="Laoo" typeface="DokChampa"/>
-        <a:font script="Sinh" typeface="Iskoola Pota"/>
-        <a:font script="Mong" typeface="Mongolian Baiti"/>
-        <a:font script="Viet" typeface="Arial"/>
-        <a:font script="Uigh" typeface="Microsoft Uighur"/>
-        <a:font script="Geor" typeface="Sylfaen"/>
       </a:minorFont>
     </a:fontScheme>
-    <a:fmtScheme name="Office">
+    <a:fmtScheme>
       <a:fillStyleLst>
         <a:solidFill>
           <a:schemeClr val="phClr"/>
         </a:solidFill>
-        <a:gradFill rotWithShape="1">
+        <a:gradFill>
           <a:gsLst>
             <a:gs pos="0">
               <a:schemeClr val="phClr">
                 <a:tint val="50000"/>
-                <a:satMod val="300000"/>
               </a:schemeClr>
             </a:gs>
             <a:gs pos="35000">
               <a:schemeClr val="phClr">
                 <a:tint val="37000"/>
-                <a:satMod val="300000"/>
               </a:schemeClr>
             </a:gs>
             <a:gs pos="100000">
               <a:schemeClr val="phClr">
                 <a:tint val="15000"/>
-                <a:satMod val="350000"/>
               </a:schemeClr>
             </a:gs>
           </a:gsLst>
           <a:lin ang="16200000" scaled="1"/>
+          <a:tileRect l="0" t="0" r="0" b="0"/>
         </a:gradFill>
-        <a:gradFill rotWithShape="1">
+        <a:gradFill>
           <a:gsLst>
             <a:gs pos="0">
               <a:schemeClr val="phClr">
                 <a:tint val="100000"/>
                 <a:shade val="100000"/>
-                <a:satMod val="130000"/>
               </a:schemeClr>
             </a:gs>
             <a:gs pos="100000">
               <a:schemeClr val="phClr">
                 <a:tint val="50000"/>
                 <a:shade val="100000"/>
-                <a:satMod val="350000"/>
               </a:schemeClr>
             </a:gs>
           </a:gsLst>
           <a:lin ang="16200000" scaled="0"/>
+          <a:tileRect l="0" t="0" r="0" b="0"/>
         </a:gradFill>
       </a:fillStyleLst>
       <a:lnStyleLst>
         <a:ln w="9525" cap="flat" cmpd="sng" algn="ctr">
-          <a:solidFill>
-            <a:schemeClr val="phClr">
-              <a:shade val="95000"/>
-              <a:satMod val="105000"/>
-            </a:schemeClr>
-          </a:solidFill>
           <a:prstDash val="solid"/>
         </a:ln>
         <a:ln w="25400" cap="flat" cmpd="sng" algn="ctr">
-          <a:solidFill>
-            <a:schemeClr val="phClr"/>
-          </a:solidFill>
           <a:prstDash val="solid"/>
         </a:ln>
         <a:ln w="38100" cap="flat" cmpd="sng" algn="ctr">
-          <a:solidFill>
-            <a:schemeClr val="phClr"/>
-          </a:solidFill>
           <a:prstDash val="solid"/>
         </a:ln>
       </a:lnStyleLst>
       <a:effectStyleLst>
         <a:effectStyle>
-          <a:effectLst>
-            <a:outerShdw blurRad="40000" dist="20000" dir="5400000" rotWithShape="0">
-              <a:srgbClr val="000000">
-                <a:alpha val="38000"/>
-              </a:srgbClr>
-            </a:outerShdw>
-          </a:effectLst>
+          <a:effectLst/>
         </a:effectStyle>
         <a:effectStyle>
-          <a:effectLst>
-            <a:outerShdw blurRad="40000" dist="23000" dir="5400000" rotWithShape="0">
-              <a:srgbClr val="000000">
-                <a:alpha val="35000"/>
-              </a:srgbClr>
-            </a:outerShdw>
-          </a:effectLst>
+          <a:effectLst/>
         </a:effectStyle>
         <a:effectStyle>
-          <a:effectLst>
-            <a:outerShdw blurRad="40000" dist="23000" dir="5400000" rotWithShape="0">
-              <a:srgbClr val="000000">
-                <a:alpha val="35000"/>
-              </a:srgbClr>
-            </a:outerShdw>
-          </a:effectLst>
-          <a:scene3d>
-            <a:camera prst="orthographicFront">
-              <a:rot lat="0" lon="0" rev="0"/>
-            </a:camera>
-            <a:lightRig rig="threePt" dir="t">
-              <a:rot lat="0" lon="0" rev="1200000"/>
-            </a:lightRig>
-          </a:scene3d>
-          <a:sp3d>
-            <a:bevelT w="63500" h="25400"/>
-          </a:sp3d>
+          <a:effectLst/>
         </a:effectStyle>
       </a:effectStyleLst>
       <a:bgFillStyleLst>
         <a:solidFill>
           <a:schemeClr val="phClr"/>
         </a:solidFill>
-        <a:gradFill rotWithShape="1">
+        <a:gradFill>
           <a:gsLst>
             <a:gs pos="0">
               <a:schemeClr val="phClr">
                 <a:tint val="40000"/>
-                <a:satMod val="350000"/>
               </a:schemeClr>
             </a:gs>
             <a:gs pos="40000">
               <a:schemeClr val="phClr">
                 <a:tint val="45000"/>
                 <a:shade val="99000"/>
-                <a:satMod val="350000"/>
               </a:schemeClr>
             </a:gs>
             <a:gs pos="100000">
               <a:schemeClr val="phClr">
                 <a:shade val="20000"/>
-                <a:satMod val="255000"/>
               </a:schemeClr>
             </a:gs>
           </a:gsLst>
           <a:path path="circle">
             <a:fillToRect l="50000" t="-80000" r="50000" b="180000"/>
           </a:path>
+          <a:tileRect l="0" t="0" r="0" b="0"/>
         </a:gradFill>
-        <a:gradFill rotWithShape="1">
+        <a:gradFill>
           <a:gsLst>
             <a:gs pos="0">
               <a:schemeClr val="phClr">
                 <a:tint val="80000"/>
-                <a:satMod val="300000"/>
               </a:schemeClr>
             </a:gs>
             <a:gs pos="100000">
               <a:schemeClr val="phClr">
                 <a:shade val="30000"/>
-                <a:satMod val="200000"/>
               </a:schemeClr>
             </a:gs>
           </a:gsLst>
           <a:path path="circle">
             <a:fillToRect l="50000" t="50000" r="50000" b="50000"/>
           </a:path>
+          <a:tileRect l="0" t="0" r="0" b="0"/>
         </a:gradFill>
       </a:bgFillStyleLst>
     </a:fmtScheme>
   </a:themeElements>
-  <a:objectDefaults>
-    <a:spDef>
-      <a:spPr/>
-      <a:bodyPr/>
-      <a:lstStyle/>
-      <a:style>
-        <a:lnRef idx="1">
-          <a:schemeClr val="accent1"/>
-        </a:lnRef>
-        <a:fillRef idx="3">
-          <a:schemeClr val="accent1"/>
-        </a:fillRef>
-        <a:effectRef idx="2">
-          <a:schemeClr val="accent1"/>
-        </a:effectRef>
-        <a:fontRef idx="minor">
-          <a:schemeClr val="lt1"/>
-        </a:fontRef>
-      </a:style>
-    </a:spDef>
-    <a:lnDef>
-      <a:spPr/>
-      <a:bodyPr/>
-      <a:lstStyle/>
-      <a:style>
-        <a:lnRef idx="2">
-          <a:schemeClr val="accent1"/>
-        </a:lnRef>
-        <a:fillRef idx="0">
-          <a:schemeClr val="accent1"/>
-        </a:fillRef>
-        <a:effectRef idx="1">
-          <a:schemeClr val="accent1"/>
-        </a:effectRef>
-        <a:fontRef idx="minor">
-          <a:schemeClr val="tx1"/>
-        </a:fontRef>
-      </a:style>
-    </a:lnDef>
-  </a:objectDefaults>
-  <a:extraClrSchemeLst/>
 </a:theme>
 </file>
--- a/documentos/resources/relatorio-tecnico.docx
+++ b/documentos/resources/relatorio-tecnico.docx
@@ -76,7 +76,7 @@
           <w:szCs w:val="20"/>
           <w:lang w:val="en-US"/>
         </w:rPr>
-        <w:t>{{oficio}} {{assunto_oficio}}</w:t>
+        <w:t>{{oficio}}</w:t>
       </w:r>
       <w:r>
         <w:rPr>

--- a/documentos/resources/relatorio-tecnico.docx
+++ b/documentos/resources/relatorio-tecnico.docx
@@ -6,7 +6,6 @@
       <w:pPr>
         <w:pStyle w:val="Normal"/>
         <w:widowControl w:val="false"/>
-        <w:pBdr/>
         <w:tabs>
           <w:tab w:val="clear" w:pos="720"/>
           <w:tab w:val="right" w:pos="10260" w:leader="none"/>
@@ -35,7 +34,6 @@
       <w:pPr>
         <w:pStyle w:val="Normal"/>
         <w:widowControl w:val="false"/>
-        <w:pBdr/>
         <w:tabs>
           <w:tab w:val="clear" w:pos="720"/>
           <w:tab w:val="right" w:pos="10260" w:leader="none"/>
@@ -100,7 +98,6 @@
       <w:pPr>
         <w:pStyle w:val="Normal"/>
         <w:widowControl w:val="false"/>
-        <w:pBdr/>
         <w:tabs>
           <w:tab w:val="clear" w:pos="720"/>
           <w:tab w:val="right" w:pos="10260" w:leader="none"/>
@@ -126,7 +123,6 @@
       <w:pPr>
         <w:pStyle w:val="Normal"/>
         <w:widowControl w:val="false"/>
-        <w:pBdr/>
         <w:jc w:val="center"/>
         <w:rPr>
           <w:rFonts w:ascii="Arial" w:hAnsi="Arial" w:eastAsia="Arial" w:cs="Arial"/>
@@ -154,7 +150,6 @@
       <w:pPr>
         <w:pStyle w:val="Normal"/>
         <w:widowControl w:val="false"/>
-        <w:pBdr/>
         <w:spacing w:lineRule="auto" w:line="480"/>
         <w:ind w:firstLine="15"/>
         <w:jc w:val="center"/>
@@ -220,7 +215,6 @@
             <w:pPr>
               <w:pStyle w:val="Normal"/>
               <w:widowControl w:val="false"/>
-              <w:pBdr/>
               <w:spacing w:lineRule="auto" w:line="276"/>
               <w:jc w:val="center"/>
               <w:rPr>
@@ -260,7 +254,6 @@
             <w:pPr>
               <w:pStyle w:val="Normal"/>
               <w:widowControl w:val="false"/>
-              <w:pBdr/>
               <w:rPr>
                 <w:rFonts w:ascii="Arial" w:hAnsi="Arial" w:eastAsia="Arial" w:cs="Arial"/>
                 <w:b/>
@@ -306,7 +299,6 @@
             <w:pPr>
               <w:pStyle w:val="Normal"/>
               <w:widowControl w:val="false"/>
-              <w:pBdr/>
               <w:jc w:val="center"/>
               <w:rPr>
                 <w:rFonts w:ascii="Arial" w:hAnsi="Arial" w:eastAsia="Arial" w:cs="Arial"/>
@@ -345,7 +337,6 @@
             <w:pPr>
               <w:pStyle w:val="Normal"/>
               <w:widowControl w:val="false"/>
-              <w:pBdr/>
               <w:rPr>
                 <w:rFonts w:ascii="Arial" w:hAnsi="Arial" w:eastAsia="Arial" w:cs="Arial"/>
                 <w:b/>
@@ -366,31 +357,7 @@
                 <w:szCs w:val="20"/>
                 <w:lang w:val="en-US"/>
               </w:rPr>
-              <w:t>{{</w:t>
-            </w:r>
-            <w:r>
-              <w:rPr>
-                <w:rFonts w:eastAsia="Arial" w:cs="Arial" w:ascii="Arial" w:hAnsi="Arial"/>
-                <w:b/>
-                <w:bCs/>
-                <w:color w:val="000000"/>
-                <w:sz w:val="20"/>
-                <w:szCs w:val="20"/>
-                <w:lang w:val="en-US"/>
-              </w:rPr>
-              <w:t>cpf</w:t>
-            </w:r>
-            <w:r>
-              <w:rPr>
-                <w:rFonts w:eastAsia="Arial" w:cs="Arial" w:ascii="Arial" w:hAnsi="Arial"/>
-                <w:b/>
-                <w:bCs/>
-                <w:color w:val="000000"/>
-                <w:sz w:val="20"/>
-                <w:szCs w:val="20"/>
-                <w:lang w:val="en-US"/>
-              </w:rPr>
-              <w:t>_servidor}}</w:t>
+              <w:t>{{cpf_servidor}}</w:t>
             </w:r>
           </w:p>
         </w:tc>
@@ -400,7 +367,6 @@
       <w:pPr>
         <w:pStyle w:val="Normal"/>
         <w:widowControl w:val="false"/>
-        <w:pBdr/>
         <w:ind w:firstLine="15"/>
         <w:jc w:val="center"/>
         <w:rPr>
@@ -427,7 +393,6 @@
       <w:pPr>
         <w:pStyle w:val="Normal"/>
         <w:widowControl w:val="false"/>
-        <w:pBdr/>
         <w:spacing w:lineRule="auto" w:line="480"/>
         <w:jc w:val="center"/>
         <w:rPr>
@@ -492,7 +457,6 @@
             <w:pPr>
               <w:pStyle w:val="Normal"/>
               <w:widowControl w:val="false"/>
-              <w:pBdr/>
               <w:spacing w:lineRule="auto" w:line="276"/>
               <w:jc w:val="center"/>
               <w:rPr>
@@ -530,7 +494,6 @@
             <w:pPr>
               <w:pStyle w:val="Normal"/>
               <w:widowControl w:val="false"/>
-              <w:pBdr/>
               <w:rPr>
                 <w:rFonts w:ascii="Times New Roman" w:hAnsi="Times New Roman" w:eastAsia="Times New Roman" w:cs="Times New Roman"/>
                 <w:color w:val="000000"/>
@@ -570,7 +533,6 @@
             <w:pPr>
               <w:pStyle w:val="Normal"/>
               <w:widowControl w:val="false"/>
-              <w:pBdr/>
               <w:spacing w:lineRule="auto" w:line="276"/>
               <w:jc w:val="center"/>
               <w:rPr>
@@ -608,7 +570,6 @@
             <w:pPr>
               <w:pStyle w:val="Normal"/>
               <w:widowControl w:val="false"/>
-              <w:pBdr/>
               <w:rPr>
                 <w:rFonts w:ascii="Times New Roman" w:hAnsi="Times New Roman" w:eastAsia="Times New Roman" w:cs="Times New Roman"/>
                 <w:color w:val="000000"/>
@@ -648,7 +609,6 @@
             <w:pPr>
               <w:pStyle w:val="Normal"/>
               <w:widowControl w:val="false"/>
-              <w:pBdr/>
               <w:spacing w:lineRule="auto" w:line="276"/>
               <w:jc w:val="center"/>
               <w:rPr>
@@ -686,7 +646,6 @@
             <w:pPr>
               <w:pStyle w:val="Normal"/>
               <w:widowControl w:val="false"/>
-              <w:pBdr/>
               <w:rPr>
                 <w:rFonts w:ascii="Times New Roman" w:hAnsi="Times New Roman" w:eastAsia="Times New Roman" w:cs="Times New Roman"/>
                 <w:color w:val="000000"/>
@@ -726,7 +685,6 @@
             <w:pPr>
               <w:pStyle w:val="Normal"/>
               <w:widowControl w:val="false"/>
-              <w:pBdr/>
               <w:spacing w:lineRule="auto" w:line="276"/>
               <w:jc w:val="center"/>
               <w:rPr>
@@ -764,7 +722,6 @@
             <w:pPr>
               <w:pStyle w:val="Normal"/>
               <w:widowControl w:val="false"/>
-              <w:pBdr/>
               <w:rPr>
                 <w:rFonts w:ascii="Times New Roman" w:hAnsi="Times New Roman" w:eastAsia="Times New Roman" w:cs="Times New Roman"/>
                 <w:color w:val="000000"/>
@@ -789,7 +746,6 @@
       <w:pPr>
         <w:pStyle w:val="Normal"/>
         <w:widowControl w:val="false"/>
-        <w:pBdr/>
         <w:jc w:val="center"/>
         <w:rPr>
           <w:rFonts w:ascii="Arial" w:hAnsi="Arial" w:eastAsia="Arial" w:cs="Arial"/>
@@ -851,7 +807,6 @@
             <w:pPr>
               <w:pStyle w:val="Normal"/>
               <w:widowControl w:val="false"/>
-              <w:pBdr/>
               <w:jc w:val="center"/>
               <w:rPr>
                 <w:rFonts w:ascii="Arial" w:hAnsi="Arial" w:eastAsia="Arial" w:cs="Arial"/>
@@ -896,7 +851,6 @@
             <w:pPr>
               <w:pStyle w:val="Normal"/>
               <w:widowControl w:val="false"/>
-              <w:pBdr/>
               <w:rPr>
                 <w:rFonts w:ascii="Times New Roman" w:hAnsi="Times New Roman" w:eastAsia="Times New Roman" w:cs="Times New Roman"/>
                 <w:color w:val="000000"/>
@@ -936,7 +890,6 @@
             <w:pPr>
               <w:pStyle w:val="Normal"/>
               <w:widowControl w:val="false"/>
-              <w:pBdr/>
               <w:jc w:val="center"/>
               <w:rPr>
                 <w:rFonts w:ascii="Arial" w:hAnsi="Arial" w:eastAsia="Arial" w:cs="Arial"/>
@@ -981,7 +934,6 @@
             <w:pPr>
               <w:pStyle w:val="Normal"/>
               <w:widowControl w:val="false"/>
-              <w:pBdr/>
               <w:rPr>
                 <w:rFonts w:ascii="Arial" w:hAnsi="Arial" w:eastAsia="Arial" w:cs="Arial"/>
                 <w:color w:val="000000"/>
@@ -1023,7 +975,6 @@
             <w:pPr>
               <w:pStyle w:val="Normal"/>
               <w:widowControl w:val="false"/>
-              <w:pBdr/>
               <w:spacing w:lineRule="auto" w:line="276"/>
               <w:jc w:val="center"/>
               <w:rPr>
@@ -1065,7 +1016,6 @@
             <w:pPr>
               <w:pStyle w:val="Normal"/>
               <w:widowControl w:val="false"/>
-              <w:pBdr/>
               <w:rPr>
                 <w:rFonts w:ascii="Arial" w:hAnsi="Arial" w:eastAsia="Arial" w:cs="Arial"/>
                 <w:color w:val="000000"/>
@@ -1107,7 +1057,6 @@
             <w:pPr>
               <w:pStyle w:val="Normal"/>
               <w:widowControl w:val="false"/>
-              <w:pBdr/>
               <w:jc w:val="center"/>
               <w:rPr>
                 <w:rFonts w:ascii="Times New Roman" w:hAnsi="Times New Roman" w:eastAsia="Times New Roman" w:cs="Times New Roman"/>
@@ -1148,7 +1097,6 @@
             <w:pPr>
               <w:pStyle w:val="Normal"/>
               <w:widowControl w:val="false"/>
-              <w:pBdr/>
               <w:rPr>
                 <w:rFonts w:ascii="Arial" w:hAnsi="Arial" w:eastAsia="Arial" w:cs="Arial"/>
                 <w:color w:val="000000"/>
@@ -1190,7 +1138,6 @@
             <w:pPr>
               <w:pStyle w:val="Normal"/>
               <w:widowControl w:val="false"/>
-              <w:pBdr/>
               <w:jc w:val="center"/>
               <w:rPr>
                 <w:rFonts w:ascii="Arial" w:hAnsi="Arial" w:eastAsia="Arial" w:cs="Arial"/>
@@ -1235,7 +1182,6 @@
             <w:pPr>
               <w:pStyle w:val="Normal"/>
               <w:widowControl w:val="false"/>
-              <w:pBdr/>
               <w:rPr>
                 <w:rFonts w:ascii="Arial" w:hAnsi="Arial" w:eastAsia="Arial" w:cs="Arial"/>
                 <w:color w:themeColor="text1" w:val="000000"/>
@@ -1262,7 +1208,6 @@
       <w:pPr>
         <w:pStyle w:val="Normal"/>
         <w:widowControl w:val="false"/>
-        <w:pBdr/>
         <w:jc w:val="center"/>
         <w:rPr>
           <w:rFonts w:ascii="Arial" w:hAnsi="Arial" w:eastAsia="Arial" w:cs="Arial"/>
@@ -1288,7 +1233,6 @@
       <w:pPr>
         <w:pStyle w:val="Normal"/>
         <w:widowControl w:val="false"/>
-        <w:pBdr/>
         <w:spacing w:lineRule="auto" w:line="360"/>
         <w:jc w:val="center"/>
         <w:rPr>
@@ -1318,7 +1262,6 @@
       <w:pPr>
         <w:pStyle w:val="Normal"/>
         <w:widowControl w:val="false"/>
-        <w:pBdr/>
         <w:spacing w:lineRule="auto" w:line="360"/>
         <w:rPr>
           <w:rFonts w:ascii="Arial" w:hAnsi="Arial" w:eastAsia="Arial" w:cs="Arial"/>
@@ -1344,7 +1287,6 @@
       <w:pPr>
         <w:pStyle w:val="Normal"/>
         <w:widowControl w:val="false"/>
-        <w:pBdr/>
         <w:spacing w:lineRule="auto" w:line="360"/>
         <w:jc w:val="center"/>
         <w:rPr>
@@ -1371,7 +1313,6 @@
       <w:pPr>
         <w:pStyle w:val="Normal"/>
         <w:widowControl w:val="false"/>
-        <w:pBdr/>
         <w:spacing w:lineRule="auto" w:line="360"/>
         <w:jc w:val="center"/>
         <w:rPr>
@@ -1395,7 +1336,6 @@
       <w:pPr>
         <w:pStyle w:val="Normal"/>
         <w:widowControl w:val="false"/>
-        <w:pBdr/>
         <w:spacing w:lineRule="auto" w:line="360"/>
         <w:jc w:val="center"/>
         <w:rPr>
@@ -1418,43 +1358,7 @@
           <w:szCs w:val="20"/>
           <w:lang w:val="en-US"/>
         </w:rPr>
-        <w:t>CPF</w:t>
-      </w:r>
-      <w:r>
-        <w:rPr>
-          <w:rFonts w:eastAsia="Arial" w:cs="Arial" w:ascii="Arial" w:hAnsi="Arial"/>
-          <w:b/>
-          <w:bCs/>
-          <w:color w:val="000000"/>
-          <w:sz w:val="20"/>
-          <w:szCs w:val="20"/>
-          <w:lang w:val="en-US"/>
-        </w:rPr>
-        <w:t xml:space="preserve"> {{</w:t>
-      </w:r>
-      <w:r>
-        <w:rPr>
-          <w:rFonts w:eastAsia="Arial" w:cs="Arial" w:ascii="Arial" w:hAnsi="Arial"/>
-          <w:b/>
-          <w:bCs/>
-          <w:color w:val="000000"/>
-          <w:sz w:val="20"/>
-          <w:szCs w:val="20"/>
-          <w:lang w:val="en-US"/>
-        </w:rPr>
-        <w:t>cpf</w:t>
-      </w:r>
-      <w:r>
-        <w:rPr>
-          <w:rFonts w:eastAsia="Arial" w:cs="Arial" w:ascii="Arial" w:hAnsi="Arial"/>
-          <w:b/>
-          <w:bCs/>
-          <w:color w:val="000000"/>
-          <w:sz w:val="20"/>
-          <w:szCs w:val="20"/>
-          <w:lang w:val="en-US"/>
-        </w:rPr>
-        <w:t>_servidor}}</w:t>
+        <w:t>CPF {{cpf_servidor}}</w:t>
       </w:r>
     </w:p>
     <w:sectPr>
@@ -1496,7 +1400,6 @@
     <w:pPr>
       <w:pStyle w:val="Normal"/>
       <w:widowControl w:val="false"/>
-      <w:pBdr/>
       <w:tabs>
         <w:tab w:val="clear" w:pos="720"/>
         <w:tab w:val="center" w:pos="4535" w:leader="none"/>
@@ -1698,7 +1601,6 @@
     <w:pPr>
       <w:pStyle w:val="Normal"/>
       <w:widowControl w:val="false"/>
-      <w:pBdr/>
       <w:tabs>
         <w:tab w:val="clear" w:pos="720"/>
         <w:tab w:val="center" w:pos="4535" w:leader="none"/>
@@ -1941,7 +1843,6 @@
         <w:p>
           <w:pPr>
             <w:pStyle w:val="Normal"/>
-            <w:pBdr/>
             <w:tabs>
               <w:tab w:val="clear" w:pos="720"/>
               <w:tab w:val="center" w:pos="4680" w:leader="none"/>
@@ -2072,32 +1973,6 @@
             <w:jc w:val="center"/>
             <w:rPr>
               <w:rFonts w:ascii="Arial" w:hAnsi="Arial" w:eastAsia="Arial" w:cs="Arial"/>
-              <w:color w:themeColor="text1" w:val="000000"/>
-              <w:sz w:val="21"/>
-              <w:szCs w:val="21"/>
-              <w:lang w:val="en-US"/>
-            </w:rPr>
-          </w:pPr>
-          <w:r>
-            <w:rPr>
-              <w:rFonts w:eastAsia="Arial" w:cs="Arial" w:ascii="Arial" w:hAnsi="Arial"/>
-              <w:b/>
-              <w:bCs/>
-              <w:color w:themeColor="text1" w:val="000000"/>
-              <w:sz w:val="21"/>
-              <w:szCs w:val="21"/>
-              <w:lang w:val="en-US"/>
-            </w:rPr>
-            <w:t>{{divisao}}</w:t>
-          </w:r>
-        </w:p>
-        <w:p>
-          <w:pPr>
-            <w:pStyle w:val="Normal"/>
-            <w:widowControl w:val="false"/>
-            <w:jc w:val="center"/>
-            <w:rPr>
-              <w:rFonts w:ascii="Arial" w:hAnsi="Arial" w:eastAsia="Arial" w:cs="Arial"/>
               <w:b/>
               <w:bCs/>
               <w:color w:val="000000"/>
@@ -2141,7 +2016,6 @@
     <w:pPr>
       <w:pStyle w:val="Normal"/>
       <w:widowControl w:val="false"/>
-      <w:pBdr/>
       <w:spacing w:lineRule="auto" w:line="276"/>
       <w:rPr/>
     </w:pPr>
@@ -2185,7 +2059,6 @@
         <w:p>
           <w:pPr>
             <w:pStyle w:val="Normal"/>
-            <w:pBdr/>
             <w:tabs>
               <w:tab w:val="clear" w:pos="720"/>
               <w:tab w:val="center" w:pos="4680" w:leader="none"/>
@@ -2316,32 +2189,6 @@
             <w:jc w:val="center"/>
             <w:rPr>
               <w:rFonts w:ascii="Arial" w:hAnsi="Arial" w:eastAsia="Arial" w:cs="Arial"/>
-              <w:color w:themeColor="text1" w:val="000000"/>
-              <w:sz w:val="21"/>
-              <w:szCs w:val="21"/>
-              <w:lang w:val="en-US"/>
-            </w:rPr>
-          </w:pPr>
-          <w:r>
-            <w:rPr>
-              <w:rFonts w:eastAsia="Arial" w:cs="Arial" w:ascii="Arial" w:hAnsi="Arial"/>
-              <w:b/>
-              <w:bCs/>
-              <w:color w:themeColor="text1" w:val="000000"/>
-              <w:sz w:val="21"/>
-              <w:szCs w:val="21"/>
-              <w:lang w:val="en-US"/>
-            </w:rPr>
-            <w:t>{{divisao}}</w:t>
-          </w:r>
-        </w:p>
-        <w:p>
-          <w:pPr>
-            <w:pStyle w:val="Normal"/>
-            <w:widowControl w:val="false"/>
-            <w:jc w:val="center"/>
-            <w:rPr>
-              <w:rFonts w:ascii="Arial" w:hAnsi="Arial" w:eastAsia="Arial" w:cs="Arial"/>
               <w:b/>
               <w:bCs/>
               <w:color w:val="000000"/>
@@ -2385,7 +2232,6 @@
     <w:pPr>
       <w:pStyle w:val="Normal"/>
       <w:widowControl w:val="false"/>
-      <w:pBdr/>
       <w:spacing w:lineRule="auto" w:line="276"/>
       <w:rPr/>
     </w:pPr>
@@ -2796,6 +2642,7 @@
     <w:qFormat/>
     <w:pPr>
       <w:widowControl/>
+      <w:suppressAutoHyphens w:val="true"/>
       <w:bidi w:val="0"/>
       <w:spacing w:before="0" w:after="0"/>
       <w:jc w:val="start"/>
@@ -2818,7 +2665,6 @@
     <w:pPr>
       <w:keepNext w:val="true"/>
       <w:widowControl w:val="false"/>
-      <w:pBdr/>
       <w:jc w:val="both"/>
       <w:outlineLvl w:val="0"/>
     </w:pPr>
@@ -2841,7 +2687,6 @@
     <w:qFormat/>
     <w:pPr>
       <w:widowControl w:val="false"/>
-      <w:pBdr/>
       <w:ind w:start="4464"/>
       <w:outlineLvl w:val="1"/>
     </w:pPr>
@@ -3000,6 +2845,32 @@
       <w:rFonts w:cs="Lucida Sans"/>
     </w:rPr>
   </w:style>
+  <w:style w:type="paragraph" w:styleId="Ttulouser">
+    <w:name w:val="Título (user)"/>
+    <w:basedOn w:val="Normal"/>
+    <w:next w:val="BodyText"/>
+    <w:qFormat/>
+    <w:pPr>
+      <w:keepNext w:val="true"/>
+      <w:spacing w:before="240" w:after="120"/>
+    </w:pPr>
+    <w:rPr>
+      <w:rFonts w:ascii="Liberation Sans" w:hAnsi="Liberation Sans" w:eastAsia="Microsoft YaHei" w:cs="Lucida Sans"/>
+      <w:sz w:val="28"/>
+      <w:szCs w:val="28"/>
+    </w:rPr>
+  </w:style>
+  <w:style w:type="paragraph" w:styleId="ndiceuser">
+    <w:name w:val="Índice (user)"/>
+    <w:basedOn w:val="Normal"/>
+    <w:qFormat/>
+    <w:pPr>
+      <w:suppressLineNumbers/>
+    </w:pPr>
+    <w:rPr>
+      <w:rFonts w:cs="Lucida Sans"/>
+    </w:rPr>
+  </w:style>
   <w:style w:type="paragraph" w:styleId="Title">
     <w:name w:val="Title"/>
     <w:basedOn w:val="Normal"/>
@@ -3027,7 +2898,6 @@
     <w:pPr>
       <w:keepNext w:val="true"/>
       <w:widowControl w:val="false"/>
-      <w:pBdr/>
       <w:spacing w:before="240" w:after="120"/>
       <w:jc w:val="center"/>
     </w:pPr>
@@ -3040,6 +2910,13 @@
       <w:szCs w:val="28"/>
     </w:rPr>
   </w:style>
+  <w:style w:type="paragraph" w:styleId="Cabealhoerodapuser">
+    <w:name w:val="Cabeçalho e rodapé (user)"/>
+    <w:basedOn w:val="Normal"/>
+    <w:qFormat/>
+    <w:pPr/>
+    <w:rPr/>
+  </w:style>
   <w:style w:type="paragraph" w:styleId="Cabealhoerodap">
     <w:name w:val="Cabeçalho e rodapé"/>
     <w:basedOn w:val="Normal"/>
@@ -3049,18 +2926,18 @@
   </w:style>
   <w:style w:type="paragraph" w:styleId="Header">
     <w:name w:val="header"/>
-    <w:basedOn w:val="Cabealhoerodap"/>
+    <w:basedOn w:val="Cabealhoerodapuser"/>
     <w:pPr/>
     <w:rPr/>
   </w:style>
   <w:style w:type="paragraph" w:styleId="Footer">
     <w:name w:val="footer"/>
-    <w:basedOn w:val="Cabealhoerodap"/>
+    <w:basedOn w:val="Cabealhoerodapuser"/>
     <w:pPr/>
     <w:rPr/>
   </w:style>
-  <w:style w:type="numbering" w:styleId="Semlista" w:default="1">
-    <w:name w:val="Sem lista"/>
+  <w:style w:type="numbering" w:styleId="Semlistauser" w:default="1">
+    <w:name w:val="Sem lista (user)"/>
     <w:uiPriority w:val="99"/>
     <w:semiHidden/>
     <w:unhideWhenUsed/>
